--- a/Haisen_CV.docx
+++ b/Haisen_CV.docx
@@ -1,17 +1,14 @@
 
 <file path=word/document.xml><?xml version="1.0" encoding="utf-8"?>
-<w:document xmlns:wpc="http://schemas.microsoft.com/office/word/2010/wordprocessingCanvas" xmlns:cx="http://schemas.microsoft.com/office/drawing/2014/chartex" xmlns:cx1="http://schemas.microsoft.com/office/drawing/2015/9/8/chartex" xmlns:cx2="http://schemas.microsoft.com/office/drawing/2015/10/21/chartex" xmlns:cx3="http://schemas.microsoft.com/office/drawing/2016/5/9/chartex" xmlns:cx4="http://schemas.microsoft.com/office/drawing/2016/5/10/chartex" xmlns:cx5="http://schemas.microsoft.com/office/drawing/2016/5/11/chartex" xmlns:cx6="http://schemas.microsoft.com/office/drawing/2016/5/12/chartex" xmlns:cx7="http://schemas.microsoft.com/office/drawing/2016/5/13/chartex" xmlns:cx8="http://schemas.microsoft.com/office/drawing/2016/5/14/chartex" xmlns:mc="http://schemas.openxmlformats.org/markup-compatibility/2006" xmlns:aink="http://schemas.microsoft.com/office/drawing/2016/ink" xmlns:am3d="http://schemas.microsoft.com/office/drawing/2017/model3d" xmlns:o="urn:schemas-microsoft-com:office:office" xmlns:oel="http://schemas.microsoft.com/office/2019/extlst" xmlns:r="http://schemas.openxmlformats.org/officeDocument/2006/relationships" xmlns:m="http://schemas.openxmlformats.org/officeDocument/2006/math" xmlns:v="urn:schemas-microsoft-com:vml" xmlns:wp14="http://schemas.microsoft.com/office/word/2010/wordprocessingDrawing" xmlns:wp="http://schemas.openxmlformats.org/drawingml/2006/wordprocessingDrawing" xmlns:w10="urn:schemas-microsoft-com:office:word" xmlns:w="http://schemas.openxmlformats.org/wordprocessingml/2006/main" xmlns:w14="http://schemas.microsoft.com/office/word/2010/wordml" xmlns:w15="http://schemas.microsoft.com/office/word/2012/wordml" xmlns:w16cex="http://schemas.microsoft.com/office/word/2018/wordml/cex" xmlns:w16cid="http://schemas.microsoft.com/office/word/2016/wordml/cid" xmlns:w16="http://schemas.microsoft.com/office/word/2018/wordml" xmlns:w16sdtdh="http://schemas.microsoft.com/office/word/2020/wordml/sdtdatahash" xmlns:w16se="http://schemas.microsoft.com/office/word/2015/wordml/symex" xmlns:wpg="http://schemas.microsoft.com/office/word/2010/wordprocessingGroup" xmlns:wpi="http://schemas.microsoft.com/office/word/2010/wordprocessingInk" xmlns:wne="http://schemas.microsoft.com/office/word/2006/wordml" xmlns:wps="http://schemas.microsoft.com/office/word/2010/wordprocessingShape" mc:Ignorable="w14 w15 w16se w16cid w16 w16cex w16sdtdh wp14">
+<w:document xmlns:wpc="http://schemas.microsoft.com/office/word/2010/wordprocessingCanvas" xmlns:cx="http://schemas.microsoft.com/office/drawing/2014/chartex" xmlns:cx1="http://schemas.microsoft.com/office/drawing/2015/9/8/chartex" xmlns:cx2="http://schemas.microsoft.com/office/drawing/2015/10/21/chartex" xmlns:cx3="http://schemas.microsoft.com/office/drawing/2016/5/9/chartex" xmlns:cx4="http://schemas.microsoft.com/office/drawing/2016/5/10/chartex" xmlns:cx5="http://schemas.microsoft.com/office/drawing/2016/5/11/chartex" xmlns:cx6="http://schemas.microsoft.com/office/drawing/2016/5/12/chartex" xmlns:cx7="http://schemas.microsoft.com/office/drawing/2016/5/13/chartex" xmlns:cx8="http://schemas.microsoft.com/office/drawing/2016/5/14/chartex" xmlns:mc="http://schemas.openxmlformats.org/markup-compatibility/2006" xmlns:aink="http://schemas.microsoft.com/office/drawing/2016/ink" xmlns:am3d="http://schemas.microsoft.com/office/drawing/2017/model3d" xmlns:o="urn:schemas-microsoft-com:office:office" xmlns:oel="http://schemas.microsoft.com/office/2019/extlst" xmlns:r="http://schemas.openxmlformats.org/officeDocument/2006/relationships" xmlns:m="http://schemas.openxmlformats.org/officeDocument/2006/math" xmlns:v="urn:schemas-microsoft-com:vml" xmlns:wp14="http://schemas.microsoft.com/office/word/2010/wordprocessingDrawing" xmlns:wp="http://schemas.openxmlformats.org/drawingml/2006/wordprocessingDrawing" xmlns:w10="urn:schemas-microsoft-com:office:word" xmlns:w="http://schemas.openxmlformats.org/wordprocessingml/2006/main" xmlns:w14="http://schemas.microsoft.com/office/word/2010/wordml" xmlns:w15="http://schemas.microsoft.com/office/word/2012/wordml" xmlns:w16cei="http://schemas.microsoft.com/office/word/2026/wordml/cei" xmlns:w16cex="http://schemas.microsoft.com/office/word/2018/wordml/cex" xmlns:w16cid="http://schemas.microsoft.com/office/word/2016/wordml/cid" xmlns:w16="http://schemas.microsoft.com/office/word/2018/wordml" xmlns:w16du="http://schemas.microsoft.com/office/word/2023/wordml/word16du" xmlns:w16sdtdh="http://schemas.microsoft.com/office/word/2020/wordml/sdtdatahash" xmlns:w16sdtfl="http://schemas.microsoft.com/office/word/2024/wordml/sdtformatlock" xmlns:w16se="http://schemas.microsoft.com/office/word/2015/wordml/symex" xmlns:wpg="http://schemas.microsoft.com/office/word/2010/wordprocessingGroup" xmlns:wpi="http://schemas.microsoft.com/office/word/2010/wordprocessingInk" xmlns:wne="http://schemas.microsoft.com/office/word/2006/wordml" xmlns:wps="http://schemas.microsoft.com/office/word/2010/wordprocessingShape" mc:Ignorable="w14 w15 w16se w16cid w16 w16cex w16sdtdh w16sdtfl w16du wp14">
   <w:body>
     <w:p>
       <w:pPr>
-        <w:pStyle w:val="Title"/>
-        <w:widowControl/>
-        <w:spacing w:before="0" w:after="60" w:line="240" w:lineRule="auto"/>
+        <w:pStyle w:val="aa"/>
+        <w:spacing w:after="60"/>
         <w:jc w:val="left"/>
         <w:rPr>
           <w:rFonts w:eastAsia="华文中宋"/>
-          <w:b/>
-          <w:bCs/>
           <w:sz w:val="32"/>
           <w:szCs w:val="32"/>
         </w:rPr>
@@ -19,8 +16,6 @@
       <w:r>
         <w:rPr>
           <w:rFonts w:eastAsia="华文中宋"/>
-          <w:b/>
-          <w:bCs/>
           <w:noProof/>
           <w:sz w:val="32"/>
           <w:szCs w:val="32"/>
@@ -162,8 +157,6 @@
       </w:r>
       <w:r>
         <w:rPr>
-          <w:rFonts w:ascii="Times New Roman" w:hAnsi="Times New Roman"/>
-          <w:b/>
           <w:color w:val="173F60"/>
           <w:sz w:val="36"/>
         </w:rPr>
@@ -172,17 +165,14 @@
     </w:p>
     <w:p>
       <w:pPr>
-        <w:widowControl/>
-        <w:spacing w:before="0" w:after="40" w:line="240" w:lineRule="auto"/>
+        <w:spacing w:after="40"/>
         <w:rPr>
           <w:rFonts w:ascii="宋体" w:hAnsi="新宋体"/>
-          <w:sz w:val="18"/>
           <w:szCs w:val="18"/>
         </w:rPr>
       </w:pPr>
       <w:r>
         <w:rPr>
-          <w:rFonts w:ascii="Times New Roman" w:hAnsi="Times New Roman"/>
           <w:b/>
           <w:color w:val="566470"/>
           <w:sz w:val="20"/>
@@ -192,49 +182,35 @@
     </w:p>
     <w:p>
       <w:pPr>
-        <w:widowControl/>
-        <w:spacing w:before="0" w:after="20" w:line="240" w:lineRule="auto"/>
+        <w:spacing w:after="20"/>
         <w:rPr>
           <w:color w:val="0000FF"/>
-          <w:sz w:val="18"/>
           <w:szCs w:val="18"/>
           <w:u w:val="single"/>
         </w:rPr>
       </w:pPr>
       <w:r>
         <w:rPr>
-          <w:rFonts w:ascii="Times New Roman" w:hAnsi="Times New Roman"/>
-          <w:b/>
-          <w:color w:val="161F27"/>
-          <w:sz w:val="18"/>
+          <w:b/>
         </w:rPr>
         <w:t xml:space="preserve">Email: </w:t>
       </w:r>
-      <w:hyperlink r:id="rId88">
+      <w:hyperlink r:id="rId8">
         <w:r>
           <w:rPr>
-            <w:rFonts w:ascii="Times New Roman" w:hAnsi="Times New Roman"/>
             <w:color w:val="245C8F"/>
-            <w:sz w:val="18"/>
             <w:u w:val="single"/>
           </w:rPr>
           <w:t>haisenzhao@sdu.edu.cn</w:t>
         </w:r>
       </w:hyperlink>
       <w:r>
-        <w:rPr>
-          <w:rFonts w:ascii="Times New Roman" w:hAnsi="Times New Roman"/>
-          <w:color w:val="161F27"/>
-          <w:sz w:val="18"/>
-        </w:rPr>
         <w:t xml:space="preserve">  </w:t>
       </w:r>
-      <w:hyperlink r:id="rId8">
+      <w:hyperlink r:id="rId9">
         <w:r>
           <w:rPr>
-            <w:rFonts w:ascii="Times New Roman" w:hAnsi="Times New Roman"/>
             <w:color w:val="245C8F"/>
-            <w:sz w:val="18"/>
             <w:u w:val="single"/>
           </w:rPr>
           <w:t>haisenzhao@gmail.com</w:t>
@@ -243,55 +219,38 @@
     </w:p>
     <w:p>
       <w:pPr>
-        <w:widowControl/>
-        <w:spacing w:before="0" w:after="20" w:line="240" w:lineRule="auto"/>
-        <w:rPr>
-          <w:sz w:val="18"/>
+        <w:spacing w:after="20"/>
+        <w:rPr>
           <w:szCs w:val="18"/>
         </w:rPr>
       </w:pPr>
       <w:r>
         <w:rPr>
-          <w:rFonts w:ascii="Times New Roman" w:hAnsi="Times New Roman"/>
-          <w:b/>
-          <w:color w:val="161F27"/>
-          <w:sz w:val="18"/>
+          <w:b/>
         </w:rPr>
         <w:t xml:space="preserve">Address: </w:t>
       </w:r>
       <w:r>
-        <w:rPr>
-          <w:rFonts w:ascii="Times New Roman" w:hAnsi="Times New Roman"/>
-          <w:color w:val="161F27"/>
-          <w:sz w:val="18"/>
-        </w:rPr>
         <w:t>72 Binhai Ave., Jimo, Qingdao, China 266237</w:t>
       </w:r>
     </w:p>
     <w:p>
       <w:pPr>
-        <w:widowControl/>
-        <w:spacing w:before="0" w:after="20" w:line="240" w:lineRule="auto"/>
-        <w:rPr>
-          <w:sz w:val="18"/>
+        <w:spacing w:after="20"/>
+        <w:rPr>
           <w:szCs w:val="18"/>
         </w:rPr>
       </w:pPr>
       <w:r>
         <w:rPr>
-          <w:rFonts w:ascii="Times New Roman" w:hAnsi="Times New Roman"/>
-          <w:b/>
-          <w:color w:val="161F27"/>
-          <w:sz w:val="18"/>
+          <w:b/>
         </w:rPr>
         <w:t xml:space="preserve">Links: </w:t>
       </w:r>
-      <w:hyperlink r:id="rId47">
+      <w:hyperlink r:id="rId10">
         <w:r>
           <w:rPr>
-            <w:rFonts w:ascii="Times New Roman" w:hAnsi="Times New Roman"/>
             <w:color w:val="245C8F"/>
-            <w:sz w:val="18"/>
             <w:u w:val="single"/>
           </w:rPr>
           <w:t>Homepage</w:t>
@@ -299,18 +258,14 @@
       </w:hyperlink>
       <w:r>
         <w:rPr>
-          <w:rFonts w:ascii="Times New Roman" w:hAnsi="Times New Roman"/>
           <w:color w:val="566470"/>
-          <w:sz w:val="18"/>
         </w:rPr>
         <w:t xml:space="preserve">  |  </w:t>
       </w:r>
-      <w:hyperlink r:id="rId89">
+      <w:hyperlink r:id="rId11">
         <w:r>
           <w:rPr>
-            <w:rFonts w:ascii="Times New Roman" w:hAnsi="Times New Roman"/>
             <w:color w:val="245C8F"/>
-            <w:sz w:val="18"/>
             <w:u w:val="single"/>
           </w:rPr>
           <w:t>Google Scholar</w:t>
@@ -318,18 +273,14 @@
       </w:hyperlink>
       <w:r>
         <w:rPr>
-          <w:rFonts w:ascii="Times New Roman" w:hAnsi="Times New Roman"/>
           <w:color w:val="566470"/>
-          <w:sz w:val="18"/>
         </w:rPr>
         <w:t xml:space="preserve">  |  </w:t>
       </w:r>
-      <w:hyperlink r:id="rId90">
+      <w:hyperlink r:id="rId12">
         <w:r>
           <w:rPr>
-            <w:rFonts w:ascii="Times New Roman" w:hAnsi="Times New Roman"/>
             <w:color w:val="245C8F"/>
-            <w:sz w:val="18"/>
             <w:u w:val="single"/>
           </w:rPr>
           <w:t>GitHub</w:t>
@@ -338,28 +289,18 @@
     </w:p>
     <w:p>
       <w:pPr>
-        <w:widowControl/>
-        <w:spacing w:before="0" w:after="60" w:line="240" w:lineRule="auto"/>
-        <w:rPr>
-          <w:sz w:val="18"/>
+        <w:spacing w:after="60"/>
+        <w:rPr>
           <w:szCs w:val="18"/>
         </w:rPr>
       </w:pPr>
       <w:r>
         <w:rPr>
-          <w:rFonts w:ascii="Times New Roman" w:hAnsi="Times New Roman"/>
-          <w:b/>
-          <w:color w:val="161F27"/>
-          <w:sz w:val="18"/>
+          <w:b/>
         </w:rPr>
         <w:t xml:space="preserve">Research Interests: </w:t>
       </w:r>
       <w:r>
-        <w:rPr>
-          <w:rFonts w:ascii="Times New Roman" w:hAnsi="Times New Roman"/>
-          <w:color w:val="161F27"/>
-          <w:sz w:val="18"/>
-        </w:rPr>
         <w:t>Geometric Computing; AI-Driven Design and Manufacturing; Computational Fabrication</w:t>
       </w:r>
     </w:p>
@@ -447,16 +388,15 @@
     </w:p>
     <w:p>
       <w:pPr>
-        <w:pStyle w:val="Heading1"/>
-        <w:keepNext/>
-        <w:pageBreakBefore w:val="0"/>
-        <w:widowControl/>
-        <w:spacing w:before="200" w:after="80" w:line="240" w:lineRule="auto"/>
+        <w:pStyle w:val="1"/>
+        <w:spacing w:before="200" w:after="80"/>
+        <w:rPr>
+          <w:rFonts w:hint="eastAsia"/>
+        </w:rPr>
       </w:pPr>
       <w:r>
         <w:rPr>
           <w:rFonts w:ascii="Times New Roman" w:hAnsi="Times New Roman"/>
-          <w:b/>
           <w:color w:val="173F60"/>
           <w:sz w:val="25"/>
         </w:rPr>
@@ -465,229 +405,151 @@
     </w:p>
     <w:p>
       <w:pPr>
-        <w:widowControl/>
         <w:tabs>
-          <w:tab w:pos="1699" w:val="left"/>
+          <w:tab w:val="left" w:pos="1699"/>
         </w:tabs>
-        <w:spacing w:before="0" w:after="30" w:line="240" w:lineRule="auto"/>
+        <w:spacing w:after="30"/>
         <w:ind w:left="1699" w:hanging="1699"/>
       </w:pPr>
       <w:r>
         <w:rPr>
-          <w:rFonts w:ascii="Times New Roman" w:hAnsi="Times New Roman"/>
-          <w:b/>
-          <w:color w:val="161F27"/>
-          <w:sz w:val="18"/>
+          <w:b/>
         </w:rPr>
         <w:t>Oct. 2022-Present</w:t>
       </w:r>
       <w:r>
         <w:tab/>
-      </w:r>
-      <w:r>
-        <w:rPr>
-          <w:rFonts w:ascii="Times New Roman" w:hAnsi="Times New Roman"/>
-          <w:color w:val="161F27"/>
-          <w:sz w:val="18"/>
-        </w:rPr>
         <w:t>Professor, School of Computer Science and Technology, Shandong University</w:t>
       </w:r>
     </w:p>
     <w:p>
       <w:pPr>
-        <w:widowControl/>
         <w:tabs>
-          <w:tab w:pos="1699" w:val="left"/>
+          <w:tab w:val="left" w:pos="1699"/>
         </w:tabs>
-        <w:spacing w:before="0" w:after="30" w:line="240" w:lineRule="auto"/>
+        <w:spacing w:after="30"/>
         <w:ind w:left="1699" w:hanging="1699"/>
       </w:pPr>
       <w:r>
         <w:rPr>
-          <w:rFonts w:ascii="Times New Roman" w:hAnsi="Times New Roman"/>
-          <w:b/>
-          <w:color w:val="161F27"/>
-          <w:sz w:val="18"/>
+          <w:b/>
         </w:rPr>
         <w:t>Sep. 2021-Sep. 2022</w:t>
       </w:r>
       <w:r>
         <w:tab/>
-      </w:r>
-      <w:r>
-        <w:rPr>
-          <w:rFonts w:ascii="Times New Roman" w:hAnsi="Times New Roman"/>
-          <w:color w:val="161F27"/>
-          <w:sz w:val="18"/>
-        </w:rPr>
         <w:t>Postdoctoral Researcher, Institute of Science and Technology Austria; host: Prof. Bernd Bickel</w:t>
       </w:r>
     </w:p>
     <w:p>
       <w:pPr>
-        <w:widowControl/>
         <w:tabs>
-          <w:tab w:pos="1699" w:val="left"/>
+          <w:tab w:val="left" w:pos="1699"/>
         </w:tabs>
-        <w:spacing w:before="0" w:after="30" w:line="240" w:lineRule="auto"/>
+        <w:spacing w:after="30"/>
         <w:ind w:left="1699" w:hanging="1699"/>
       </w:pPr>
       <w:r>
         <w:rPr>
-          <w:rFonts w:ascii="Times New Roman" w:hAnsi="Times New Roman"/>
-          <w:b/>
-          <w:color w:val="161F27"/>
-          <w:sz w:val="18"/>
+          <w:b/>
         </w:rPr>
         <w:t>Mar. 2019-Aug. 2021</w:t>
       </w:r>
       <w:r>
         <w:tab/>
-      </w:r>
-      <w:r>
-        <w:rPr>
-          <w:rFonts w:ascii="Times New Roman" w:hAnsi="Times New Roman"/>
-          <w:color w:val="161F27"/>
-          <w:sz w:val="18"/>
-        </w:rPr>
         <w:t>Postdoctoral Researcher, Paul G. Allen School of Computer Science &amp; Engineering, University of Washington; host: Prof. Adriana Schulz</w:t>
       </w:r>
     </w:p>
     <w:p>
       <w:pPr>
-        <w:widowControl/>
         <w:tabs>
-          <w:tab w:pos="1699" w:val="left"/>
+          <w:tab w:val="left" w:pos="1699"/>
         </w:tabs>
-        <w:spacing w:before="0" w:after="30" w:line="240" w:lineRule="auto"/>
+        <w:spacing w:after="30"/>
         <w:ind w:left="1699" w:hanging="1699"/>
       </w:pPr>
       <w:r>
         <w:rPr>
-          <w:rFonts w:ascii="Times New Roman" w:hAnsi="Times New Roman"/>
-          <w:b/>
-          <w:color w:val="161F27"/>
-          <w:sz w:val="18"/>
+          <w:b/>
         </w:rPr>
         <w:t>Jan.-Feb. 2019</w:t>
       </w:r>
       <w:r>
         <w:tab/>
-      </w:r>
-      <w:r>
-        <w:rPr>
-          <w:rFonts w:ascii="Times New Roman" w:hAnsi="Times New Roman"/>
-          <w:color w:val="161F27"/>
-          <w:sz w:val="18"/>
-        </w:rPr>
         <w:t>Research Intern, Center on Frontiers of Computing Studies, Peking University; advisor: Prof. Baoquan Chen</w:t>
       </w:r>
     </w:p>
     <w:p>
       <w:pPr>
-        <w:widowControl/>
         <w:tabs>
-          <w:tab w:pos="1699" w:val="left"/>
+          <w:tab w:val="left" w:pos="1699"/>
         </w:tabs>
-        <w:spacing w:before="0" w:after="30" w:line="240" w:lineRule="auto"/>
+        <w:spacing w:after="30"/>
         <w:ind w:left="1699" w:hanging="1699"/>
       </w:pPr>
       <w:r>
         <w:rPr>
-          <w:rFonts w:ascii="Times New Roman" w:hAnsi="Times New Roman"/>
-          <w:b/>
-          <w:color w:val="161F27"/>
-          <w:sz w:val="18"/>
+          <w:b/>
         </w:rPr>
         <w:t>2014-2018</w:t>
       </w:r>
       <w:r>
         <w:tab/>
-      </w:r>
-      <w:r>
-        <w:rPr>
-          <w:rFonts w:ascii="Times New Roman" w:hAnsi="Times New Roman"/>
-          <w:color w:val="161F27"/>
-          <w:sz w:val="18"/>
-        </w:rPr>
         <w:t>Ph.D. in Computer Science and Technology, Shandong University; advisor: Prof. Baoquan Chen</w:t>
       </w:r>
     </w:p>
     <w:p>
       <w:pPr>
-        <w:widowControl/>
         <w:tabs>
-          <w:tab w:pos="1699" w:val="left"/>
+          <w:tab w:val="left" w:pos="1699"/>
         </w:tabs>
-        <w:spacing w:before="0" w:after="30" w:line="240" w:lineRule="auto"/>
+        <w:spacing w:after="30"/>
         <w:ind w:left="1699" w:hanging="1699"/>
       </w:pPr>
       <w:r>
         <w:rPr>
-          <w:rFonts w:ascii="Times New Roman" w:hAnsi="Times New Roman"/>
-          <w:b/>
-          <w:color w:val="161F27"/>
-          <w:sz w:val="18"/>
+          <w:b/>
         </w:rPr>
         <w:t>2011-2014</w:t>
       </w:r>
       <w:r>
         <w:tab/>
-      </w:r>
-      <w:r>
-        <w:rPr>
-          <w:rFonts w:ascii="Times New Roman" w:hAnsi="Times New Roman"/>
-          <w:color w:val="161F27"/>
-          <w:sz w:val="18"/>
-        </w:rPr>
         <w:t>M.S. in Computer Software and Theory, Shandong University</w:t>
       </w:r>
     </w:p>
     <w:p>
       <w:pPr>
-        <w:widowControl/>
         <w:tabs>
-          <w:tab w:pos="1699" w:val="left"/>
+          <w:tab w:val="left" w:pos="1699"/>
         </w:tabs>
-        <w:spacing w:before="0" w:after="30" w:line="240" w:lineRule="auto"/>
+        <w:spacing w:after="30"/>
         <w:ind w:left="1699" w:hanging="1699"/>
       </w:pPr>
       <w:r>
         <w:rPr>
-          <w:rFonts w:ascii="Times New Roman" w:hAnsi="Times New Roman"/>
-          <w:b/>
-          <w:color w:val="161F27"/>
-          <w:sz w:val="18"/>
+          <w:b/>
         </w:rPr>
         <w:t>2007-2011</w:t>
       </w:r>
       <w:r>
         <w:tab/>
-      </w:r>
-      <w:r>
-        <w:rPr>
-          <w:rFonts w:ascii="Times New Roman" w:hAnsi="Times New Roman"/>
-          <w:color w:val="161F27"/>
-          <w:sz w:val="18"/>
-        </w:rPr>
         <w:t>B.Eng. in Digital Media Technology, Shandong University</w:t>
       </w:r>
     </w:p>
     <w:p>
       <w:pPr>
-        <w:pStyle w:val="Heading1"/>
-        <w:keepNext/>
-        <w:pageBreakBefore w:val="0"/>
-        <w:widowControl/>
+        <w:pStyle w:val="1"/>
         <w:pBdr>
           <w:top w:val="single" w:sz="12" w:space="4" w:color="173F60"/>
         </w:pBdr>
-        <w:spacing w:before="200" w:after="80" w:line="240" w:lineRule="auto"/>
+        <w:spacing w:before="200" w:after="80"/>
+        <w:rPr>
+          <w:rFonts w:hint="eastAsia"/>
+        </w:rPr>
       </w:pPr>
       <w:r>
         <w:rPr>
           <w:rFonts w:ascii="Times New Roman" w:hAnsi="Times New Roman"/>
-          <w:b/>
           <w:color w:val="173F60"/>
           <w:sz w:val="25"/>
         </w:rPr>
@@ -696,169 +558,113 @@
     </w:p>
     <w:p>
       <w:pPr>
-        <w:widowControl/>
         <w:tabs>
-          <w:tab w:pos="1699" w:val="left"/>
+          <w:tab w:val="left" w:pos="1699"/>
         </w:tabs>
-        <w:spacing w:before="0" w:after="30" w:line="240" w:lineRule="auto"/>
+        <w:spacing w:after="30"/>
         <w:ind w:left="1699" w:hanging="1699"/>
       </w:pPr>
       <w:r>
         <w:rPr>
-          <w:rFonts w:ascii="Times New Roman" w:hAnsi="Times New Roman"/>
-          <w:b/>
-          <w:color w:val="161F27"/>
-          <w:sz w:val="18"/>
+          <w:b/>
         </w:rPr>
         <w:t>2025-2028</w:t>
       </w:r>
       <w:r>
         <w:tab/>
-      </w:r>
-      <w:r>
-        <w:rPr>
-          <w:rFonts w:ascii="Times New Roman" w:hAnsi="Times New Roman"/>
-          <w:color w:val="161F27"/>
-          <w:sz w:val="18"/>
-        </w:rPr>
         <w:t>National Natural Science Foundation of China, No. 62472257 (Principal Investigator)</w:t>
       </w:r>
     </w:p>
     <w:p>
       <w:pPr>
-        <w:widowControl/>
         <w:tabs>
-          <w:tab w:pos="1699" w:val="left"/>
+          <w:tab w:val="left" w:pos="1699"/>
         </w:tabs>
-        <w:spacing w:before="0" w:after="30" w:line="240" w:lineRule="auto"/>
+        <w:spacing w:after="30"/>
         <w:ind w:left="1699" w:hanging="1699"/>
       </w:pPr>
       <w:r>
         <w:rPr>
-          <w:rFonts w:ascii="Times New Roman" w:hAnsi="Times New Roman"/>
-          <w:b/>
-          <w:color w:val="161F27"/>
-          <w:sz w:val="18"/>
+          <w:b/>
         </w:rPr>
         <w:t>2024-2027</w:t>
       </w:r>
       <w:r>
         <w:tab/>
-      </w:r>
-      <w:r>
-        <w:rPr>
-          <w:rFonts w:ascii="Times New Roman" w:hAnsi="Times New Roman"/>
-          <w:color w:val="161F27"/>
-          <w:sz w:val="18"/>
-        </w:rPr>
         <w:t>National Key R&amp;D Program of China, No. 2024YFB3309502 (Principal Investigator)</w:t>
       </w:r>
     </w:p>
     <w:p>
       <w:pPr>
-        <w:widowControl/>
         <w:tabs>
-          <w:tab w:pos="1699" w:val="left"/>
+          <w:tab w:val="left" w:pos="1699"/>
         </w:tabs>
-        <w:spacing w:before="0" w:after="30" w:line="240" w:lineRule="auto"/>
+        <w:spacing w:after="30"/>
         <w:ind w:left="1699" w:hanging="1699"/>
       </w:pPr>
       <w:r>
         <w:rPr>
-          <w:rFonts w:ascii="Times New Roman" w:hAnsi="Times New Roman"/>
-          <w:b/>
-          <w:color w:val="161F27"/>
-          <w:sz w:val="18"/>
+          <w:b/>
         </w:rPr>
         <w:t>2024-2027</w:t>
       </w:r>
       <w:r>
         <w:tab/>
-      </w:r>
-      <w:r>
-        <w:rPr>
-          <w:rFonts w:ascii="Times New Roman" w:hAnsi="Times New Roman"/>
-          <w:color w:val="161F27"/>
-          <w:sz w:val="18"/>
-        </w:rPr>
         <w:t>National Natural Science Foundation of China, No. U23A20312 (Participant)</w:t>
       </w:r>
     </w:p>
     <w:p>
       <w:pPr>
-        <w:widowControl/>
         <w:tabs>
-          <w:tab w:pos="1699" w:val="left"/>
+          <w:tab w:val="left" w:pos="1699"/>
         </w:tabs>
-        <w:spacing w:before="0" w:after="30" w:line="240" w:lineRule="auto"/>
+        <w:spacing w:after="30"/>
         <w:ind w:left="1699" w:hanging="1699"/>
       </w:pPr>
       <w:r>
         <w:rPr>
-          <w:rFonts w:ascii="Times New Roman" w:hAnsi="Times New Roman"/>
-          <w:b/>
-          <w:color w:val="161F27"/>
-          <w:sz w:val="18"/>
+          <w:b/>
         </w:rPr>
         <w:t>2023-2025</w:t>
       </w:r>
       <w:r>
         <w:tab/>
-      </w:r>
-      <w:r>
-        <w:rPr>
-          <w:rFonts w:ascii="Times New Roman" w:hAnsi="Times New Roman"/>
-          <w:color w:val="161F27"/>
-          <w:sz w:val="18"/>
-        </w:rPr>
         <w:t>Science Fund Program for Excellent Young Scientists (Overseas) (Principal Investigator)</w:t>
       </w:r>
     </w:p>
     <w:p>
       <w:pPr>
-        <w:widowControl/>
         <w:tabs>
-          <w:tab w:pos="1699" w:val="left"/>
+          <w:tab w:val="left" w:pos="1699"/>
         </w:tabs>
-        <w:spacing w:before="0" w:after="30" w:line="240" w:lineRule="auto"/>
+        <w:spacing w:after="30"/>
         <w:ind w:left="1699" w:hanging="1699"/>
       </w:pPr>
       <w:r>
         <w:rPr>
-          <w:rFonts w:ascii="Times New Roman" w:hAnsi="Times New Roman"/>
-          <w:b/>
-          <w:color w:val="161F27"/>
-          <w:sz w:val="18"/>
+          <w:b/>
         </w:rPr>
         <w:t>2023-2025</w:t>
       </w:r>
       <w:r>
         <w:tab/>
-      </w:r>
-      <w:r>
-        <w:rPr>
-          <w:rFonts w:ascii="Times New Roman" w:hAnsi="Times New Roman"/>
-          <w:color w:val="161F27"/>
-          <w:sz w:val="18"/>
-        </w:rPr>
         <w:t>National Key R&amp;D Program of China, No. 2022ZD0160805 (Participant)</w:t>
       </w:r>
     </w:p>
     <w:p>
       <w:pPr>
-        <w:pStyle w:val="Heading1"/>
-        <w:keepNext/>
-        <w:pageBreakBefore w:val="0"/>
-        <w:widowControl/>
+        <w:pStyle w:val="1"/>
         <w:pBdr>
           <w:top w:val="single" w:sz="12" w:space="4" w:color="173F60"/>
         </w:pBdr>
-        <w:spacing w:before="200" w:after="80" w:line="240" w:lineRule="auto"/>
+        <w:spacing w:before="200" w:after="80"/>
+        <w:rPr>
+          <w:rFonts w:hint="eastAsia"/>
+        </w:rPr>
       </w:pPr>
       <w:r>
         <w:rPr>
           <w:rFonts w:ascii="Times New Roman" w:hAnsi="Times New Roman"/>
-          <w:b/>
           <w:color w:val="173F60"/>
           <w:sz w:val="25"/>
         </w:rPr>
@@ -867,12 +673,10 @@
     </w:p>
     <w:p>
       <w:pPr>
-        <w:widowControl/>
-        <w:spacing w:before="0" w:after="80" w:line="240" w:lineRule="auto"/>
-      </w:pPr>
-      <w:r>
-        <w:rPr>
-          <w:rFonts w:ascii="Times New Roman" w:hAnsi="Times New Roman"/>
+        <w:spacing w:after="80"/>
+      </w:pPr>
+      <w:r>
+        <w:rPr>
           <w:i/>
           <w:color w:val="566470"/>
           <w:sz w:val="16"/>
@@ -882,11 +686,9 @@
     </w:p>
     <w:p>
       <w:pPr>
-        <w:pStyle w:val="Heading2"/>
-        <w:keepNext/>
-        <w:widowControl/>
-        <w:spacing w:before="80" w:after="20" w:line="240" w:lineRule="auto"/>
-        <w:ind w:left="0" w:firstLine="0"/>
+        <w:pStyle w:val="2"/>
+        <w:spacing w:before="80" w:after="20"/>
+        <w:ind w:firstLineChars="0" w:firstLine="0"/>
       </w:pPr>
       <w:r>
         <w:rPr>
@@ -901,468 +703,282 @@
     <w:p>
       <w:pPr>
         <w:keepLines/>
-        <w:widowControl/>
-        <w:spacing w:before="0" w:after="44" w:line="240" w:lineRule="auto"/>
-        <w:ind w:left="245"/>
-      </w:pPr>
-      <w:r>
-        <w:rPr>
-          <w:rFonts w:ascii="Times New Roman" w:hAnsi="Times New Roman"/>
-          <w:b w:val="0"/>
-          <w:color w:val="161F27"/>
+        <w:spacing w:after="44"/>
+        <w:ind w:left="245"/>
+      </w:pPr>
+      <w:r>
+        <w:rPr>
           <w:sz w:val="17"/>
         </w:rPr>
         <w:t xml:space="preserve">Shudan Guo, Fanchao Zhong, Liyuan Wang, </w:t>
       </w:r>
       <w:r>
         <w:rPr>
-          <w:rFonts w:ascii="Times New Roman" w:hAnsi="Times New Roman"/>
-          <w:b/>
-          <w:color w:val="161F27"/>
+          <w:b/>
           <w:sz w:val="17"/>
         </w:rPr>
         <w:t>Haisen Zhao*</w:t>
       </w:r>
       <w:r>
         <w:rPr>
-          <w:rFonts w:ascii="Times New Roman" w:hAnsi="Times New Roman"/>
-          <w:color w:val="161F27"/>
           <w:sz w:val="17"/>
         </w:rPr>
         <w:t xml:space="preserve">. </w:t>
       </w:r>
       <w:r>
         <w:rPr>
-          <w:rFonts w:ascii="Times New Roman" w:hAnsi="Times New Roman"/>
           <w:i/>
-          <w:color w:val="161F27"/>
           <w:sz w:val="17"/>
         </w:rPr>
         <w:t>Neural Field-Based Sequence Planning for Additive-Subtractive Hybrid Manufacturing</w:t>
       </w:r>
       <w:r>
         <w:rPr>
-          <w:rFonts w:ascii="Times New Roman" w:hAnsi="Times New Roman"/>
-          <w:color w:val="161F27"/>
+          <w:sz w:val="17"/>
+        </w:rPr>
+        <w:t>. Eurographics Symposium on Geometry Processing (SGP), Poster Track, 2026.</w:t>
+      </w:r>
+    </w:p>
+    <w:p>
+      <w:pPr>
+        <w:keepLines/>
+        <w:spacing w:after="44"/>
+        <w:ind w:left="245"/>
+      </w:pPr>
+      <w:r>
+        <w:rPr>
+          <w:sz w:val="17"/>
+        </w:rPr>
+        <w:t xml:space="preserve">Wenpeng Xu, Dongxia Wang, Jinglong Zhang, Jiahe Hu, Hao Xu, Liuchao Jin, Haitao Ye, </w:t>
+      </w:r>
+      <w:r>
+        <w:rPr>
+          <w:b/>
+          <w:sz w:val="17"/>
+        </w:rPr>
+        <w:t>Haisen Zhao</w:t>
+      </w:r>
+      <w:r>
+        <w:rPr>
+          <w:sz w:val="17"/>
+        </w:rPr>
+        <w:t xml:space="preserve">, Wei-Hsin Liao. </w:t>
+      </w:r>
+      <w:r>
+        <w:rPr>
+          <w:i/>
+          <w:sz w:val="17"/>
+        </w:rPr>
+        <w:t>Enhanced Energy Absorption in Re-Entrant Honeycombs via Elliptical Double-Arrow Hybrid Design</w:t>
+      </w:r>
+      <w:r>
+        <w:rPr>
+          <w:sz w:val="17"/>
+        </w:rPr>
+        <w:t>. Thin-Walled Structures, 2026.</w:t>
+      </w:r>
+    </w:p>
+    <w:p>
+      <w:pPr>
+        <w:keepLines/>
+        <w:spacing w:after="44"/>
+        <w:ind w:left="245"/>
+      </w:pPr>
+      <w:r>
+        <w:rPr>
+          <w:sz w:val="17"/>
+        </w:rPr>
+        <w:t xml:space="preserve">Pengfei Wang, Qinghao Guo, </w:t>
+      </w:r>
+      <w:r>
+        <w:rPr>
+          <w:b/>
+          <w:sz w:val="17"/>
+        </w:rPr>
+        <w:t>Haisen Zhao</w:t>
+      </w:r>
+      <w:r>
+        <w:rPr>
+          <w:sz w:val="17"/>
+        </w:rPr>
+        <w:t xml:space="preserve">, Shiqing Xin, Shuangmin Chen, Changhe Tu, Wenping Wang. </w:t>
+      </w:r>
+      <w:r>
+        <w:rPr>
+          <w:i/>
+          <w:sz w:val="17"/>
+        </w:rPr>
+        <w:t>Manifold k-NN: Accelerated k-NN Queries for Manifold Point Clouds</w:t>
+      </w:r>
+      <w:r>
+        <w:rPr>
+          <w:sz w:val="17"/>
+        </w:rPr>
+        <w:t>. ACM SIGGRAPH, Journal Track, 2026.</w:t>
+      </w:r>
+    </w:p>
+    <w:p>
+      <w:pPr>
+        <w:keepLines/>
+        <w:spacing w:after="44"/>
+        <w:ind w:left="245"/>
+      </w:pPr>
+      <w:r>
+        <w:rPr>
+          <w:sz w:val="17"/>
+        </w:rPr>
+        <w:t xml:space="preserve">Fanchao Zhong, Yao Zhang, Guanze Xin, Peng-Shuai Wang, Lin Lu, Changhe Tu, </w:t>
+      </w:r>
+      <w:r>
+        <w:rPr>
+          <w:b/>
+          <w:sz w:val="17"/>
+        </w:rPr>
+        <w:t>Haisen Zhao*</w:t>
+      </w:r>
+      <w:r>
+        <w:rPr>
           <w:sz w:val="17"/>
         </w:rPr>
         <w:t xml:space="preserve">. </w:t>
       </w:r>
       <w:r>
         <w:rPr>
-          <w:rFonts w:ascii="Times New Roman" w:hAnsi="Times New Roman"/>
-          <w:color w:val="161F27"/>
-          <w:sz w:val="17"/>
-        </w:rPr>
-        <w:t>Eurographics Symposium on Geometry Processing (SGP), Poster Track, 2026.</w:t>
-      </w:r>
-    </w:p>
-    <w:p>
-      <w:pPr>
-        <w:keepLines/>
-        <w:widowControl/>
-        <w:spacing w:before="0" w:after="44" w:line="240" w:lineRule="auto"/>
-        <w:ind w:left="245"/>
-      </w:pPr>
-      <w:r>
-        <w:rPr>
-          <w:rFonts w:ascii="Times New Roman" w:hAnsi="Times New Roman"/>
-          <w:b w:val="0"/>
-          <w:color w:val="161F27"/>
-          <w:sz w:val="17"/>
-        </w:rPr>
-        <w:t xml:space="preserve">Wenpeng Xu, Dongxia Wang, Jinglong Zhang, Jiahe Hu, Hao Xu, Liuchao Jin, Haitao Ye, </w:t>
-      </w:r>
-      <w:r>
-        <w:rPr>
-          <w:rFonts w:ascii="Times New Roman" w:hAnsi="Times New Roman"/>
-          <w:b/>
-          <w:color w:val="161F27"/>
+          <w:i/>
+          <w:sz w:val="17"/>
+        </w:rPr>
+        <w:t>DeepMill++: Neural Guidance Meets Rasterization for Efficient Accessibility Analysis</w:t>
+      </w:r>
+      <w:r>
+        <w:rPr>
+          <w:sz w:val="17"/>
+        </w:rPr>
+        <w:t>. ACM SIGGRAPH, Conference Track, 2026.</w:t>
+      </w:r>
+    </w:p>
+    <w:p>
+      <w:pPr>
+        <w:keepLines/>
+        <w:spacing w:after="44"/>
+        <w:ind w:left="245"/>
+      </w:pPr>
+      <w:r>
+        <w:rPr>
+          <w:sz w:val="17"/>
+        </w:rPr>
+        <w:lastRenderedPageBreak/>
+        <w:t xml:space="preserve">Fei Yu, Yu Liu, Luyang Tang, Mingchao Sun, Zengye Ge, Rui Bu, Yuchao Jin, </w:t>
+      </w:r>
+      <w:r>
+        <w:rPr>
+          <w:b/>
           <w:sz w:val="17"/>
         </w:rPr>
         <w:t>Haisen Zhao</w:t>
       </w:r>
       <w:r>
         <w:rPr>
-          <w:rFonts w:ascii="Times New Roman" w:hAnsi="Times New Roman"/>
-          <w:b w:val="0"/>
-          <w:color w:val="161F27"/>
-          <w:sz w:val="17"/>
-        </w:rPr>
-        <w:t>, Wei-Hsin Liao</w:t>
-      </w:r>
-      <w:r>
-        <w:rPr>
-          <w:rFonts w:ascii="Times New Roman" w:hAnsi="Times New Roman"/>
-          <w:color w:val="161F27"/>
-          <w:sz w:val="17"/>
-        </w:rPr>
-        <w:t xml:space="preserve">. </w:t>
-      </w:r>
-      <w:r>
-        <w:rPr>
-          <w:rFonts w:ascii="Times New Roman" w:hAnsi="Times New Roman"/>
+          <w:sz w:val="17"/>
+        </w:rPr>
+        <w:t xml:space="preserve">, He Sun, Yangyan Li, Mu Xu, Wenzheng Chen, Baoquan Chen. </w:t>
+      </w:r>
+      <w:r>
+        <w:rPr>
           <w:i/>
-          <w:color w:val="161F27"/>
-          <w:sz w:val="17"/>
-        </w:rPr>
-        <w:t>Enhanced Energy Absorption in Re-Entrant Honeycombs via Elliptical Double-Arrow Hybrid Design</w:t>
-      </w:r>
-      <w:r>
-        <w:rPr>
-          <w:rFonts w:ascii="Times New Roman" w:hAnsi="Times New Roman"/>
-          <w:color w:val="161F27"/>
-          <w:sz w:val="17"/>
-        </w:rPr>
-        <w:t xml:space="preserve">. </w:t>
-      </w:r>
-      <w:r>
-        <w:rPr>
-          <w:rFonts w:ascii="Times New Roman" w:hAnsi="Times New Roman"/>
-          <w:color w:val="161F27"/>
-          <w:sz w:val="17"/>
-        </w:rPr>
-        <w:t>Thin-Walled Structures, 2026.</w:t>
-      </w:r>
-    </w:p>
-    <w:p>
-      <w:pPr>
-        <w:keepLines/>
-        <w:widowControl/>
-        <w:spacing w:before="0" w:after="44" w:line="240" w:lineRule="auto"/>
-        <w:ind w:left="245"/>
-      </w:pPr>
-      <w:r>
-        <w:rPr>
-          <w:rFonts w:ascii="Times New Roman" w:hAnsi="Times New Roman"/>
-          <w:b w:val="0"/>
-          <w:color w:val="161F27"/>
-          <w:sz w:val="17"/>
-        </w:rPr>
-        <w:t xml:space="preserve">Pengfei Wang, Qinghao Guo, </w:t>
-      </w:r>
-      <w:r>
-        <w:rPr>
-          <w:rFonts w:ascii="Times New Roman" w:hAnsi="Times New Roman"/>
-          <w:b/>
-          <w:color w:val="161F27"/>
+          <w:sz w:val="17"/>
+        </w:rPr>
+        <w:t>From Orbit to Ground: Generative City Photogrammetry from Extreme Off-Nadir Satellite Images</w:t>
+      </w:r>
+      <w:r>
+        <w:rPr>
+          <w:sz w:val="17"/>
+        </w:rPr>
+        <w:t>. CVPR Findings, 2026.</w:t>
+      </w:r>
+    </w:p>
+    <w:p>
+      <w:pPr>
+        <w:keepLines/>
+        <w:spacing w:after="44"/>
+        <w:ind w:left="245"/>
+      </w:pPr>
+      <w:r>
+        <w:rPr>
+          <w:sz w:val="17"/>
+        </w:rPr>
+        <w:t xml:space="preserve">Yuyun Wei, </w:t>
+      </w:r>
+      <w:r>
+        <w:rPr>
+          <w:b/>
           <w:sz w:val="17"/>
         </w:rPr>
         <w:t>Haisen Zhao</w:t>
       </w:r>
       <w:r>
         <w:rPr>
-          <w:rFonts w:ascii="Times New Roman" w:hAnsi="Times New Roman"/>
-          <w:b w:val="0"/>
-          <w:color w:val="161F27"/>
-          <w:sz w:val="17"/>
-        </w:rPr>
-        <w:t>, Shiqing Xin, Shuangmin Chen, Changhe Tu, Wenping Wang</w:t>
-      </w:r>
-      <w:r>
-        <w:rPr>
-          <w:rFonts w:ascii="Times New Roman" w:hAnsi="Times New Roman"/>
-          <w:color w:val="161F27"/>
-          <w:sz w:val="17"/>
-        </w:rPr>
-        <w:t xml:space="preserve">. </w:t>
-      </w:r>
-      <w:r>
-        <w:rPr>
-          <w:rFonts w:ascii="Times New Roman" w:hAnsi="Times New Roman"/>
+          <w:sz w:val="17"/>
+        </w:rPr>
+        <w:t xml:space="preserve">, Jia Cui, Meng Qi. </w:t>
+      </w:r>
+      <w:r>
+        <w:rPr>
           <w:i/>
-          <w:color w:val="161F27"/>
-          <w:sz w:val="17"/>
-        </w:rPr>
-        <w:t>Manifold k-NN: Accelerated k-NN Queries for Manifold Point Clouds</w:t>
-      </w:r>
-      <w:r>
-        <w:rPr>
-          <w:rFonts w:ascii="Times New Roman" w:hAnsi="Times New Roman"/>
-          <w:color w:val="161F27"/>
-          <w:sz w:val="17"/>
-        </w:rPr>
-        <w:t xml:space="preserve">. </w:t>
-      </w:r>
-      <w:r>
-        <w:rPr>
-          <w:rFonts w:ascii="Times New Roman" w:hAnsi="Times New Roman"/>
-          <w:color w:val="161F27"/>
-          <w:sz w:val="17"/>
-        </w:rPr>
-        <w:t>ACM SIGGRAPH, Journal Track, 2026.</w:t>
-      </w:r>
-    </w:p>
-    <w:p>
-      <w:pPr>
-        <w:keepLines/>
-        <w:widowControl/>
-        <w:spacing w:before="0" w:after="44" w:line="240" w:lineRule="auto"/>
-        <w:ind w:left="245"/>
-      </w:pPr>
-      <w:r>
-        <w:rPr>
-          <w:rFonts w:ascii="Times New Roman" w:hAnsi="Times New Roman"/>
-          <w:b w:val="0"/>
-          <w:color w:val="161F27"/>
-          <w:sz w:val="17"/>
-        </w:rPr>
-        <w:t xml:space="preserve">Fanchao Zhong, Yao Zhang, Guanze Xin, Peng-Shuai Wang, Lin Lu, Changhe Tu, </w:t>
-      </w:r>
-      <w:r>
-        <w:rPr>
-          <w:rFonts w:ascii="Times New Roman" w:hAnsi="Times New Roman"/>
-          <w:b/>
-          <w:color w:val="161F27"/>
+          <w:sz w:val="17"/>
+        </w:rPr>
+        <w:t>Rich and Cross-Fused Feature Embedding for Few-Shot Point Cloud Semantic Segmentation</w:t>
+      </w:r>
+      <w:r>
+        <w:rPr>
+          <w:sz w:val="17"/>
+        </w:rPr>
+        <w:t>. Engineering Applications of Artificial Intelligence, 2026.</w:t>
+      </w:r>
+    </w:p>
+    <w:p>
+      <w:pPr>
+        <w:keepLines/>
+        <w:spacing w:after="44"/>
+        <w:ind w:left="245"/>
+      </w:pPr>
+      <w:r>
+        <w:rPr>
+          <w:sz w:val="17"/>
+        </w:rPr>
+        <w:t xml:space="preserve">Fei Yu, Shudan Guo, Shiqing Xin, Beibei Wang, </w:t>
+      </w:r>
+      <w:r>
+        <w:rPr>
+          <w:b/>
           <w:sz w:val="17"/>
         </w:rPr>
         <w:t>Haisen Zhao*</w:t>
       </w:r>
       <w:r>
         <w:rPr>
-          <w:rFonts w:ascii="Times New Roman" w:hAnsi="Times New Roman"/>
-          <w:color w:val="161F27"/>
-          <w:sz w:val="17"/>
-        </w:rPr>
-        <w:t xml:space="preserve">. </w:t>
-      </w:r>
-      <w:r>
-        <w:rPr>
-          <w:rFonts w:ascii="Times New Roman" w:hAnsi="Times New Roman"/>
+          <w:sz w:val="17"/>
+        </w:rPr>
+        <w:t xml:space="preserve">, Wenzheng Chen. </w:t>
+      </w:r>
+      <w:r>
+        <w:rPr>
           <w:i/>
-          <w:color w:val="161F27"/>
-          <w:sz w:val="17"/>
-        </w:rPr>
-        <w:t>DeepMill++: Neural Guidance Meets Rasterization for Efficient Accessibility Analysis</w:t>
-      </w:r>
-      <w:r>
-        <w:rPr>
-          <w:rFonts w:ascii="Times New Roman" w:hAnsi="Times New Roman"/>
-          <w:color w:val="161F27"/>
-          <w:sz w:val="17"/>
-        </w:rPr>
-        <w:t xml:space="preserve">. </w:t>
-      </w:r>
-      <w:r>
-        <w:rPr>
-          <w:rFonts w:ascii="Times New Roman" w:hAnsi="Times New Roman"/>
-          <w:color w:val="161F27"/>
-          <w:sz w:val="17"/>
-        </w:rPr>
-        <w:t>ACM SIGGRAPH, Conference Track, 2026.</w:t>
-      </w:r>
-    </w:p>
-    <w:p>
-      <w:pPr>
-        <w:keepLines/>
-        <w:widowControl/>
-        <w:spacing w:before="0" w:after="44" w:line="240" w:lineRule="auto"/>
-        <w:ind w:left="245"/>
-      </w:pPr>
-      <w:r>
-        <w:rPr>
-          <w:rFonts w:ascii="Times New Roman" w:hAnsi="Times New Roman"/>
-          <w:b w:val="0"/>
-          <w:color w:val="161F27"/>
-          <w:sz w:val="17"/>
-        </w:rPr>
-        <w:t xml:space="preserve">Fei Yu, Yu Liu, Luyang Tang, Mingchao Sun, Zengye Ge, Rui Bu, Yuchao Jin, </w:t>
-      </w:r>
-      <w:r>
-        <w:rPr>
-          <w:rFonts w:ascii="Times New Roman" w:hAnsi="Times New Roman"/>
-          <w:b/>
-          <w:color w:val="161F27"/>
-          <w:sz w:val="17"/>
-        </w:rPr>
-        <w:t>Haisen Zhao</w:t>
-      </w:r>
-      <w:r>
-        <w:rPr>
-          <w:rFonts w:ascii="Times New Roman" w:hAnsi="Times New Roman"/>
-          <w:b w:val="0"/>
-          <w:color w:val="161F27"/>
-          <w:sz w:val="17"/>
-        </w:rPr>
-        <w:t>, He Sun, Yangyan Li, Mu Xu, Wenzheng Chen, Baoquan Chen</w:t>
-      </w:r>
-      <w:r>
-        <w:rPr>
-          <w:rFonts w:ascii="Times New Roman" w:hAnsi="Times New Roman"/>
-          <w:color w:val="161F27"/>
-          <w:sz w:val="17"/>
-        </w:rPr>
-        <w:t xml:space="preserve">. </w:t>
-      </w:r>
-      <w:r>
-        <w:rPr>
-          <w:rFonts w:ascii="Times New Roman" w:hAnsi="Times New Roman"/>
-          <w:i/>
-          <w:color w:val="161F27"/>
-          <w:sz w:val="17"/>
-        </w:rPr>
-        <w:t>From Orbit to Ground: Generative City Photogrammetry from Extreme Off-Nadir Satellite Images</w:t>
-      </w:r>
-      <w:r>
-        <w:rPr>
-          <w:rFonts w:ascii="Times New Roman" w:hAnsi="Times New Roman"/>
-          <w:color w:val="161F27"/>
-          <w:sz w:val="17"/>
-        </w:rPr>
-        <w:t xml:space="preserve">. </w:t>
-      </w:r>
-      <w:r>
-        <w:rPr>
-          <w:rFonts w:ascii="Times New Roman" w:hAnsi="Times New Roman"/>
-          <w:color w:val="161F27"/>
-          <w:sz w:val="17"/>
-        </w:rPr>
-        <w:t>CVPR Findings, 2026.</w:t>
-      </w:r>
-    </w:p>
-    <w:p>
-      <w:pPr>
-        <w:keepLines/>
-        <w:widowControl/>
-        <w:spacing w:before="0" w:after="44" w:line="240" w:lineRule="auto"/>
-        <w:ind w:left="245"/>
-      </w:pPr>
-      <w:r>
-        <w:rPr>
-          <w:rFonts w:ascii="Times New Roman" w:hAnsi="Times New Roman"/>
-          <w:b w:val="0"/>
-          <w:color w:val="161F27"/>
-          <w:sz w:val="17"/>
-        </w:rPr>
-        <w:t xml:space="preserve">Yuyun Wei, </w:t>
-      </w:r>
-      <w:r>
-        <w:rPr>
-          <w:rFonts w:ascii="Times New Roman" w:hAnsi="Times New Roman"/>
-          <w:b/>
-          <w:color w:val="161F27"/>
-          <w:sz w:val="17"/>
-        </w:rPr>
-        <w:t>Haisen Zhao</w:t>
-      </w:r>
-      <w:r>
-        <w:rPr>
-          <w:rFonts w:ascii="Times New Roman" w:hAnsi="Times New Roman"/>
-          <w:b w:val="0"/>
-          <w:color w:val="161F27"/>
-          <w:sz w:val="17"/>
-        </w:rPr>
-        <w:t>, Jia Cui, Meng Qi</w:t>
-      </w:r>
-      <w:r>
-        <w:rPr>
-          <w:rFonts w:ascii="Times New Roman" w:hAnsi="Times New Roman"/>
-          <w:color w:val="161F27"/>
-          <w:sz w:val="17"/>
-        </w:rPr>
-        <w:t xml:space="preserve">. </w:t>
-      </w:r>
-      <w:r>
-        <w:rPr>
-          <w:rFonts w:ascii="Times New Roman" w:hAnsi="Times New Roman"/>
-          <w:i/>
-          <w:color w:val="161F27"/>
-          <w:sz w:val="17"/>
-        </w:rPr>
-        <w:t>Rich and Cross-Fused Feature Embedding for Few-Shot Point Cloud Semantic Segmentation</w:t>
-      </w:r>
-      <w:r>
-        <w:rPr>
-          <w:rFonts w:ascii="Times New Roman" w:hAnsi="Times New Roman"/>
-          <w:color w:val="161F27"/>
-          <w:sz w:val="17"/>
-        </w:rPr>
-        <w:t xml:space="preserve">. </w:t>
-      </w:r>
-      <w:r>
-        <w:rPr>
-          <w:rFonts w:ascii="Times New Roman" w:hAnsi="Times New Roman"/>
-          <w:color w:val="161F27"/>
-          <w:sz w:val="17"/>
-        </w:rPr>
-        <w:t>Engineering Applications of Artificial Intelligence, 2026.</w:t>
-      </w:r>
-    </w:p>
-    <w:p>
-      <w:pPr>
-        <w:keepLines/>
-        <w:widowControl/>
-        <w:spacing w:before="0" w:after="44" w:line="240" w:lineRule="auto"/>
-        <w:ind w:left="245"/>
-      </w:pPr>
-      <w:r>
-        <w:rPr>
-          <w:rFonts w:ascii="Times New Roman" w:hAnsi="Times New Roman"/>
-          <w:b w:val="0"/>
-          <w:color w:val="161F27"/>
-          <w:sz w:val="17"/>
-        </w:rPr>
-        <w:t xml:space="preserve">Fei Yu, Shudan Guo, Shiqing Xin, Beibei Wang, </w:t>
-      </w:r>
-      <w:r>
-        <w:rPr>
-          <w:rFonts w:ascii="Times New Roman" w:hAnsi="Times New Roman"/>
-          <w:b/>
-          <w:color w:val="161F27"/>
-          <w:sz w:val="17"/>
-        </w:rPr>
-        <w:t>Haisen Zhao*</w:t>
-      </w:r>
-      <w:r>
-        <w:rPr>
-          <w:rFonts w:ascii="Times New Roman" w:hAnsi="Times New Roman"/>
-          <w:b w:val="0"/>
-          <w:color w:val="161F27"/>
-          <w:sz w:val="17"/>
-        </w:rPr>
-        <w:t>, Wenzheng Chen</w:t>
-      </w:r>
-      <w:r>
-        <w:rPr>
-          <w:rFonts w:ascii="Times New Roman" w:hAnsi="Times New Roman"/>
-          <w:color w:val="161F27"/>
-          <w:sz w:val="17"/>
-        </w:rPr>
-        <w:t xml:space="preserve">. </w:t>
-      </w:r>
-      <w:r>
-        <w:rPr>
-          <w:rFonts w:ascii="Times New Roman" w:hAnsi="Times New Roman"/>
-          <w:i/>
-          <w:color w:val="161F27"/>
           <w:sz w:val="17"/>
         </w:rPr>
         <w:t>Recovering 3D Shapes from Ultra-Fast Motion-Blurred Images</w:t>
       </w:r>
       <w:r>
         <w:rPr>
-          <w:rFonts w:ascii="Times New Roman" w:hAnsi="Times New Roman"/>
-          <w:color w:val="161F27"/>
-          <w:sz w:val="17"/>
-        </w:rPr>
-        <w:t xml:space="preserve">. </w:t>
-      </w:r>
-      <w:r>
-        <w:rPr>
-          <w:rFonts w:ascii="Times New Roman" w:hAnsi="Times New Roman"/>
-          <w:color w:val="161F27"/>
-          <w:sz w:val="17"/>
-        </w:rPr>
-        <w:t>International Conference on 3D Vision (3DV), 2026.</w:t>
-      </w:r>
-    </w:p>
-    <w:p>
-      <w:pPr>
-        <w:pStyle w:val="Heading2"/>
-        <w:keepNext/>
-        <w:widowControl/>
-        <w:spacing w:before="80" w:after="20" w:line="240" w:lineRule="auto"/>
-        <w:ind w:left="0" w:firstLine="0"/>
+          <w:sz w:val="17"/>
+        </w:rPr>
+        <w:t>. International Conference on 3D Vision (3DV), 2026.</w:t>
+      </w:r>
+    </w:p>
+    <w:p>
+      <w:pPr>
+        <w:pStyle w:val="2"/>
+        <w:spacing w:before="80" w:after="20"/>
+        <w:ind w:firstLineChars="0" w:firstLine="0"/>
       </w:pPr>
       <w:r>
         <w:rPr>
@@ -1377,500 +993,320 @@
     <w:p>
       <w:pPr>
         <w:keepLines/>
-        <w:widowControl/>
-        <w:spacing w:before="0" w:after="44" w:line="240" w:lineRule="auto"/>
-        <w:ind w:left="245"/>
-      </w:pPr>
-      <w:r>
-        <w:rPr>
-          <w:rFonts w:ascii="Times New Roman" w:hAnsi="Times New Roman"/>
-          <w:b w:val="0"/>
-          <w:color w:val="161F27"/>
+        <w:spacing w:after="44"/>
+        <w:ind w:left="245"/>
+      </w:pPr>
+      <w:r>
+        <w:rPr>
           <w:sz w:val="17"/>
         </w:rPr>
         <w:t xml:space="preserve">Liyuan Wang, Fanchao Zhong, Manyi Li, </w:t>
       </w:r>
       <w:r>
         <w:rPr>
-          <w:rFonts w:ascii="Times New Roman" w:hAnsi="Times New Roman"/>
-          <w:b/>
-          <w:color w:val="161F27"/>
+          <w:b/>
           <w:sz w:val="17"/>
         </w:rPr>
         <w:t>Haisen Zhao*</w:t>
       </w:r>
       <w:r>
         <w:rPr>
-          <w:rFonts w:ascii="Times New Roman" w:hAnsi="Times New Roman"/>
-          <w:color w:val="161F27"/>
           <w:sz w:val="17"/>
         </w:rPr>
         <w:t xml:space="preserve">. </w:t>
       </w:r>
       <w:r>
         <w:rPr>
-          <w:rFonts w:ascii="Times New Roman" w:hAnsi="Times New Roman"/>
           <w:i/>
-          <w:color w:val="161F27"/>
           <w:sz w:val="17"/>
         </w:rPr>
         <w:t>DHMP: A Large 3D Model Dataset for Hybrid Manufacturing Process Planning</w:t>
       </w:r>
       <w:r>
         <w:rPr>
-          <w:rFonts w:ascii="Times New Roman" w:hAnsi="Times New Roman"/>
-          <w:color w:val="161F27"/>
+          <w:sz w:val="17"/>
+        </w:rPr>
+        <w:t>. Journal of Computer-Aided Design &amp; Computer Graphics, 2025 (in Chinese).</w:t>
+      </w:r>
+    </w:p>
+    <w:p>
+      <w:pPr>
+        <w:keepLines/>
+        <w:spacing w:after="44"/>
+        <w:ind w:left="245"/>
+      </w:pPr>
+      <w:r>
+        <w:rPr>
+          <w:sz w:val="17"/>
+        </w:rPr>
+        <w:t xml:space="preserve">Fanchao Zhong, Zhenmin Zhang, Liyuan Wang, Xin Yan, Jikai Liu, Lin Lu, </w:t>
+      </w:r>
+      <w:r>
+        <w:rPr>
+          <w:b/>
+          <w:sz w:val="17"/>
+        </w:rPr>
+        <w:t>Haisen Zhao*</w:t>
+      </w:r>
+      <w:r>
+        <w:rPr>
           <w:sz w:val="17"/>
         </w:rPr>
         <w:t xml:space="preserve">. </w:t>
       </w:r>
       <w:r>
         <w:rPr>
-          <w:rFonts w:ascii="Times New Roman" w:hAnsi="Times New Roman"/>
-          <w:color w:val="161F27"/>
-          <w:sz w:val="17"/>
-        </w:rPr>
-        <w:t>Journal of Computer-Aided Design &amp; Computer Graphics, 2025 (in Chinese).</w:t>
-      </w:r>
-    </w:p>
-    <w:p>
-      <w:pPr>
-        <w:keepLines/>
-        <w:widowControl/>
-        <w:spacing w:before="0" w:after="44" w:line="240" w:lineRule="auto"/>
-        <w:ind w:left="245"/>
-      </w:pPr>
-      <w:r>
-        <w:rPr>
-          <w:rFonts w:ascii="Times New Roman" w:hAnsi="Times New Roman"/>
-          <w:b w:val="0"/>
-          <w:color w:val="161F27"/>
-          <w:sz w:val="17"/>
-        </w:rPr>
-        <w:t xml:space="preserve">Fanchao Zhong, Zhenmin Zhang, Liyuan Wang, Xin Yan, Jikai Liu, Lin Lu, </w:t>
-      </w:r>
-      <w:r>
-        <w:rPr>
-          <w:rFonts w:ascii="Times New Roman" w:hAnsi="Times New Roman"/>
-          <w:b/>
-          <w:color w:val="161F27"/>
+          <w:i/>
+          <w:sz w:val="17"/>
+        </w:rPr>
+        <w:t>Waste-to-Value: Reutilized Material Maximization for Additive and Subtractive Hybrid Remanufacturing</w:t>
+      </w:r>
+      <w:r>
+        <w:rPr>
+          <w:sz w:val="17"/>
+        </w:rPr>
+        <w:t>. ACM SIGGRAPH Asia, Journal Track, 2025.</w:t>
+      </w:r>
+    </w:p>
+    <w:p>
+      <w:pPr>
+        <w:keepLines/>
+        <w:spacing w:after="44"/>
+        <w:ind w:left="245"/>
+      </w:pPr>
+      <w:r>
+        <w:rPr>
+          <w:sz w:val="17"/>
+        </w:rPr>
+        <w:t xml:space="preserve">Zhenmin Zhang, Shuai Feng, Hao Xu, Lujiaoyang Fu, Lin Lu, Jianwei Guo, </w:t>
+      </w:r>
+      <w:r>
+        <w:rPr>
+          <w:b/>
           <w:sz w:val="17"/>
         </w:rPr>
         <w:t>Haisen Zhao*</w:t>
       </w:r>
       <w:r>
         <w:rPr>
-          <w:rFonts w:ascii="Times New Roman" w:hAnsi="Times New Roman"/>
-          <w:color w:val="161F27"/>
           <w:sz w:val="17"/>
         </w:rPr>
         <w:t xml:space="preserve">. </w:t>
       </w:r>
       <w:r>
         <w:rPr>
-          <w:rFonts w:ascii="Times New Roman" w:hAnsi="Times New Roman"/>
           <w:i/>
-          <w:color w:val="161F27"/>
-          <w:sz w:val="17"/>
-        </w:rPr>
-        <w:t>Waste-to-Value: Reutilized Material Maximization for Additive and Subtractive Hybrid Remanufacturing</w:t>
-      </w:r>
-      <w:r>
-        <w:rPr>
-          <w:rFonts w:ascii="Times New Roman" w:hAnsi="Times New Roman"/>
-          <w:color w:val="161F27"/>
+          <w:sz w:val="17"/>
+        </w:rPr>
+        <w:t>Chapper: Carvable Hull-and-Pack for Subtractive Manufacturing</w:t>
+      </w:r>
+      <w:r>
+        <w:rPr>
+          <w:sz w:val="17"/>
+        </w:rPr>
+        <w:t>. ACM SIGGRAPH Asia, Journal Track, 2025.</w:t>
+      </w:r>
+    </w:p>
+    <w:p>
+      <w:pPr>
+        <w:keepLines/>
+        <w:spacing w:after="44"/>
+        <w:ind w:left="245"/>
+      </w:pPr>
+      <w:r>
+        <w:rPr>
+          <w:sz w:val="17"/>
+        </w:rPr>
+        <w:t xml:space="preserve">Chengdong Wei, Shuai Feng, Hao Xu, Qidong Zhang, Songyang Zhang, Zongzhen Li, Changhe Tu, </w:t>
+      </w:r>
+      <w:r>
+        <w:rPr>
+          <w:b/>
+          <w:sz w:val="17"/>
+        </w:rPr>
+        <w:t>Haisen Zhao*</w:t>
+      </w:r>
+      <w:r>
+        <w:rPr>
           <w:sz w:val="17"/>
         </w:rPr>
         <w:t xml:space="preserve">. </w:t>
       </w:r>
       <w:r>
         <w:rPr>
-          <w:rFonts w:ascii="Times New Roman" w:hAnsi="Times New Roman"/>
-          <w:color w:val="161F27"/>
-          <w:sz w:val="17"/>
-        </w:rPr>
-        <w:t>ACM SIGGRAPH Asia, Journal Track, 2025.</w:t>
-      </w:r>
-    </w:p>
-    <w:p>
-      <w:pPr>
-        <w:keepLines/>
-        <w:widowControl/>
-        <w:spacing w:before="0" w:after="44" w:line="240" w:lineRule="auto"/>
-        <w:ind w:left="245"/>
-      </w:pPr>
-      <w:r>
-        <w:rPr>
-          <w:rFonts w:ascii="Times New Roman" w:hAnsi="Times New Roman"/>
-          <w:b w:val="0"/>
-          <w:color w:val="161F27"/>
-          <w:sz w:val="17"/>
-        </w:rPr>
-        <w:t xml:space="preserve">Zhenmin Zhang, Shuai Feng, Hao Xu, Lujiaoyang Fu, Lin Lu, Jianwei Guo, </w:t>
-      </w:r>
-      <w:r>
-        <w:rPr>
-          <w:rFonts w:ascii="Times New Roman" w:hAnsi="Times New Roman"/>
-          <w:b/>
-          <w:color w:val="161F27"/>
+          <w:i/>
+          <w:sz w:val="17"/>
+        </w:rPr>
+        <w:t>Carvable Packing of Revolved 3D Objects for Subtractive Manufacturing</w:t>
+      </w:r>
+      <w:r>
+        <w:rPr>
+          <w:sz w:val="17"/>
+        </w:rPr>
+        <w:t>. Graphical Models, Special Issue on Add-and-Sub Manufacturing, 2025.</w:t>
+      </w:r>
+    </w:p>
+    <w:p>
+      <w:pPr>
+        <w:keepLines/>
+        <w:spacing w:after="44"/>
+        <w:ind w:left="245"/>
+      </w:pPr>
+      <w:r>
+        <w:rPr>
+          <w:sz w:val="17"/>
+        </w:rPr>
+        <w:t xml:space="preserve">Fanchao Zhong, Yang Wang, Peng-Shuai Wang, Lin Lu, </w:t>
+      </w:r>
+      <w:r>
+        <w:rPr>
+          <w:b/>
           <w:sz w:val="17"/>
         </w:rPr>
         <w:t>Haisen Zhao*</w:t>
       </w:r>
       <w:r>
         <w:rPr>
-          <w:rFonts w:ascii="Times New Roman" w:hAnsi="Times New Roman"/>
-          <w:color w:val="161F27"/>
           <w:sz w:val="17"/>
         </w:rPr>
         <w:t xml:space="preserve">. </w:t>
       </w:r>
       <w:r>
         <w:rPr>
-          <w:rFonts w:ascii="Times New Roman" w:hAnsi="Times New Roman"/>
           <w:i/>
-          <w:color w:val="161F27"/>
-          <w:sz w:val="17"/>
-        </w:rPr>
-        <w:t>Chapper: Carvable Hull-and-Pack for Subtractive Manufacturing</w:t>
-      </w:r>
-      <w:r>
-        <w:rPr>
-          <w:rFonts w:ascii="Times New Roman" w:hAnsi="Times New Roman"/>
-          <w:color w:val="161F27"/>
+          <w:sz w:val="17"/>
+        </w:rPr>
+        <w:t>DeepMill: Neural Accessibility Learning for Subtractive Manufacturing</w:t>
+      </w:r>
+      <w:r>
+        <w:rPr>
+          <w:sz w:val="17"/>
+        </w:rPr>
+        <w:t>. ACM SIGGRAPH, Conference Track, 2025.</w:t>
+      </w:r>
+    </w:p>
+    <w:p>
+      <w:pPr>
+        <w:keepLines/>
+        <w:spacing w:after="44"/>
+        <w:ind w:left="245"/>
+      </w:pPr>
+      <w:r>
+        <w:rPr>
+          <w:sz w:val="17"/>
+        </w:rPr>
+        <w:t xml:space="preserve">Tianyang Xue, Longdu Liu, Lin Lu*, Paul Henderson, Pengbin Tang, Haochen Li, Jikai Liu, </w:t>
+      </w:r>
+      <w:r>
+        <w:rPr>
+          <w:b/>
+          <w:sz w:val="17"/>
+        </w:rPr>
+        <w:t>Haisen Zhao</w:t>
+      </w:r>
+      <w:r>
+        <w:rPr>
+          <w:sz w:val="17"/>
+        </w:rPr>
+        <w:t xml:space="preserve">, Hao Peng, Bernd Bickel. </w:t>
+      </w:r>
+      <w:r>
+        <w:rPr>
+          <w:i/>
+          <w:sz w:val="17"/>
+        </w:rPr>
+        <w:t>MIND: Microstructure INverse Design with Generative Hybrid Neural Representation</w:t>
+      </w:r>
+      <w:r>
+        <w:rPr>
+          <w:sz w:val="17"/>
+        </w:rPr>
+        <w:t>. ACM SIGGRAPH, Conference Track, 2025.</w:t>
+      </w:r>
+    </w:p>
+    <w:p>
+      <w:pPr>
+        <w:keepLines/>
+        <w:spacing w:after="44"/>
+        <w:ind w:left="245"/>
+      </w:pPr>
+      <w:r>
+        <w:rPr>
+          <w:sz w:val="17"/>
+        </w:rPr>
+        <w:t xml:space="preserve">Zheng Zhang, Yifei Li, Kang Wu, </w:t>
+      </w:r>
+      <w:r>
+        <w:rPr>
+          <w:b/>
+          <w:sz w:val="17"/>
+        </w:rPr>
+        <w:t>Haisen Zhao</w:t>
+      </w:r>
+      <w:r>
+        <w:rPr>
+          <w:sz w:val="17"/>
+        </w:rPr>
+        <w:t xml:space="preserve">, Xu Liu, Xiang Wang, Ligang Liu, Xiao-Ming Fu. </w:t>
+      </w:r>
+      <w:r>
+        <w:rPr>
+          <w:i/>
+          <w:sz w:val="17"/>
+        </w:rPr>
+        <w:t>Carving Shapes with Ruled Surfaces for Rough Machining</w:t>
+      </w:r>
+      <w:r>
+        <w:rPr>
+          <w:sz w:val="17"/>
+        </w:rPr>
+        <w:t>. Computers &amp; Graphics, 2025.</w:t>
+      </w:r>
+    </w:p>
+    <w:p>
+      <w:pPr>
+        <w:keepLines/>
+        <w:spacing w:after="44"/>
+        <w:ind w:left="245"/>
+      </w:pPr>
+      <w:r>
+        <w:rPr>
+          <w:sz w:val="17"/>
+        </w:rPr>
+        <w:t xml:space="preserve">Runze Xue, Fei Yu, Baohang Zhou, Jialu Wang, Fan Zhong, Qiong Zeng, </w:t>
+      </w:r>
+      <w:r>
+        <w:rPr>
+          <w:b/>
+          <w:sz w:val="17"/>
+        </w:rPr>
+        <w:t>Haisen Zhao</w:t>
+      </w:r>
+      <w:r>
+        <w:rPr>
           <w:sz w:val="17"/>
         </w:rPr>
         <w:t xml:space="preserve">. </w:t>
       </w:r>
       <w:r>
         <w:rPr>
-          <w:rFonts w:ascii="Times New Roman" w:hAnsi="Times New Roman"/>
-          <w:color w:val="161F27"/>
-          <w:sz w:val="17"/>
-        </w:rPr>
-        <w:t>ACM SIGGRAPH Asia, Journal Track, 2025.</w:t>
-      </w:r>
-    </w:p>
-    <w:p>
-      <w:pPr>
-        <w:keepLines/>
-        <w:widowControl/>
-        <w:spacing w:before="0" w:after="44" w:line="240" w:lineRule="auto"/>
-        <w:ind w:left="245"/>
-      </w:pPr>
-      <w:r>
-        <w:rPr>
-          <w:rFonts w:ascii="Times New Roman" w:hAnsi="Times New Roman"/>
-          <w:b w:val="0"/>
-          <w:color w:val="161F27"/>
-          <w:sz w:val="17"/>
-        </w:rPr>
-        <w:t xml:space="preserve">Chengdong Wei, Shuai Feng, Hao Xu, Qidong Zhang, Songyang Zhang, Zongzhen Li, Changhe Tu, </w:t>
-      </w:r>
-      <w:r>
-        <w:rPr>
-          <w:rFonts w:ascii="Times New Roman" w:hAnsi="Times New Roman"/>
-          <w:b/>
-          <w:color w:val="161F27"/>
-          <w:sz w:val="17"/>
-        </w:rPr>
-        <w:t>Haisen Zhao*</w:t>
-      </w:r>
-      <w:r>
-        <w:rPr>
-          <w:rFonts w:ascii="Times New Roman" w:hAnsi="Times New Roman"/>
-          <w:color w:val="161F27"/>
-          <w:sz w:val="17"/>
-        </w:rPr>
-        <w:t xml:space="preserve">. </w:t>
-      </w:r>
-      <w:r>
-        <w:rPr>
-          <w:rFonts w:ascii="Times New Roman" w:hAnsi="Times New Roman"/>
           <w:i/>
-          <w:color w:val="161F27"/>
-          <w:sz w:val="17"/>
-        </w:rPr>
-        <w:t>Carvable Packing of Revolved 3D Objects for Subtractive Manufacturing</w:t>
-      </w:r>
-      <w:r>
-        <w:rPr>
-          <w:rFonts w:ascii="Times New Roman" w:hAnsi="Times New Roman"/>
-          <w:color w:val="161F27"/>
-          <w:sz w:val="17"/>
-        </w:rPr>
-        <w:t xml:space="preserve">. </w:t>
-      </w:r>
-      <w:r>
-        <w:rPr>
-          <w:rFonts w:ascii="Times New Roman" w:hAnsi="Times New Roman"/>
-          <w:color w:val="161F27"/>
-          <w:sz w:val="17"/>
-        </w:rPr>
-        <w:t>Graphical Models, Special Issue on Add-and-Sub Manufacturing, 2025.</w:t>
-      </w:r>
-    </w:p>
-    <w:p>
-      <w:pPr>
-        <w:keepLines/>
-        <w:widowControl/>
-        <w:spacing w:before="0" w:after="44" w:line="240" w:lineRule="auto"/>
-        <w:ind w:left="245"/>
-      </w:pPr>
-      <w:r>
-        <w:rPr>
-          <w:rFonts w:ascii="Times New Roman" w:hAnsi="Times New Roman"/>
-          <w:b w:val="0"/>
-          <w:color w:val="161F27"/>
-          <w:sz w:val="17"/>
-        </w:rPr>
-        <w:t xml:space="preserve">Fanchao Zhong, Yang Wang, Peng-Shuai Wang, Lin Lu, </w:t>
-      </w:r>
-      <w:r>
-        <w:rPr>
-          <w:rFonts w:ascii="Times New Roman" w:hAnsi="Times New Roman"/>
-          <w:b/>
-          <w:color w:val="161F27"/>
-          <w:sz w:val="17"/>
-        </w:rPr>
-        <w:t>Haisen Zhao*</w:t>
-      </w:r>
-      <w:r>
-        <w:rPr>
-          <w:rFonts w:ascii="Times New Roman" w:hAnsi="Times New Roman"/>
-          <w:color w:val="161F27"/>
-          <w:sz w:val="17"/>
-        </w:rPr>
-        <w:t xml:space="preserve">. </w:t>
-      </w:r>
-      <w:r>
-        <w:rPr>
-          <w:rFonts w:ascii="Times New Roman" w:hAnsi="Times New Roman"/>
-          <w:i/>
-          <w:color w:val="161F27"/>
-          <w:sz w:val="17"/>
-        </w:rPr>
-        <w:t>DeepMill: Neural Accessibility Learning for Subtractive Manufacturing</w:t>
-      </w:r>
-      <w:r>
-        <w:rPr>
-          <w:rFonts w:ascii="Times New Roman" w:hAnsi="Times New Roman"/>
-          <w:color w:val="161F27"/>
-          <w:sz w:val="17"/>
-        </w:rPr>
-        <w:t xml:space="preserve">. </w:t>
-      </w:r>
-      <w:r>
-        <w:rPr>
-          <w:rFonts w:ascii="Times New Roman" w:hAnsi="Times New Roman"/>
-          <w:color w:val="161F27"/>
-          <w:sz w:val="17"/>
-        </w:rPr>
-        <w:t>ACM SIGGRAPH, Conference Track, 2025.</w:t>
-      </w:r>
-    </w:p>
-    <w:p>
-      <w:pPr>
-        <w:keepLines/>
-        <w:widowControl/>
-        <w:spacing w:before="0" w:after="44" w:line="240" w:lineRule="auto"/>
-        <w:ind w:left="245"/>
-      </w:pPr>
-      <w:r>
-        <w:rPr>
-          <w:rFonts w:ascii="Times New Roman" w:hAnsi="Times New Roman"/>
-          <w:b w:val="0"/>
-          <w:color w:val="161F27"/>
-          <w:sz w:val="17"/>
-        </w:rPr>
-        <w:t xml:space="preserve">Tianyang Xue, Longdu Liu, Lin Lu*, Paul Henderson, Pengbin Tang, Haochen Li, Jikai Liu, </w:t>
-      </w:r>
-      <w:r>
-        <w:rPr>
-          <w:rFonts w:ascii="Times New Roman" w:hAnsi="Times New Roman"/>
-          <w:b/>
-          <w:color w:val="161F27"/>
-          <w:sz w:val="17"/>
-        </w:rPr>
-        <w:t>Haisen Zhao</w:t>
-      </w:r>
-      <w:r>
-        <w:rPr>
-          <w:rFonts w:ascii="Times New Roman" w:hAnsi="Times New Roman"/>
-          <w:b w:val="0"/>
-          <w:color w:val="161F27"/>
-          <w:sz w:val="17"/>
-        </w:rPr>
-        <w:t>, Hao Peng, Bernd Bickel</w:t>
-      </w:r>
-      <w:r>
-        <w:rPr>
-          <w:rFonts w:ascii="Times New Roman" w:hAnsi="Times New Roman"/>
-          <w:color w:val="161F27"/>
-          <w:sz w:val="17"/>
-        </w:rPr>
-        <w:t xml:space="preserve">. </w:t>
-      </w:r>
-      <w:r>
-        <w:rPr>
-          <w:rFonts w:ascii="Times New Roman" w:hAnsi="Times New Roman"/>
-          <w:i/>
-          <w:color w:val="161F27"/>
-          <w:sz w:val="17"/>
-        </w:rPr>
-        <w:t>MIND: Microstructure INverse Design with Generative Hybrid Neural Representation</w:t>
-      </w:r>
-      <w:r>
-        <w:rPr>
-          <w:rFonts w:ascii="Times New Roman" w:hAnsi="Times New Roman"/>
-          <w:color w:val="161F27"/>
-          <w:sz w:val="17"/>
-        </w:rPr>
-        <w:t xml:space="preserve">. </w:t>
-      </w:r>
-      <w:r>
-        <w:rPr>
-          <w:rFonts w:ascii="Times New Roman" w:hAnsi="Times New Roman"/>
-          <w:color w:val="161F27"/>
-          <w:sz w:val="17"/>
-        </w:rPr>
-        <w:t>ACM SIGGRAPH, Conference Track, 2025.</w:t>
-      </w:r>
-    </w:p>
-    <w:p>
-      <w:pPr>
-        <w:keepLines/>
-        <w:widowControl/>
-        <w:spacing w:before="0" w:after="44" w:line="240" w:lineRule="auto"/>
-        <w:ind w:left="245"/>
-      </w:pPr>
-      <w:r>
-        <w:rPr>
-          <w:rFonts w:ascii="Times New Roman" w:hAnsi="Times New Roman"/>
-          <w:b w:val="0"/>
-          <w:color w:val="161F27"/>
-          <w:sz w:val="17"/>
-        </w:rPr>
-        <w:t xml:space="preserve">Zheng Zhang, Yifei Li, Kang Wu, </w:t>
-      </w:r>
-      <w:r>
-        <w:rPr>
-          <w:rFonts w:ascii="Times New Roman" w:hAnsi="Times New Roman"/>
-          <w:b/>
-          <w:color w:val="161F27"/>
-          <w:sz w:val="17"/>
-        </w:rPr>
-        <w:t>Haisen Zhao</w:t>
-      </w:r>
-      <w:r>
-        <w:rPr>
-          <w:rFonts w:ascii="Times New Roman" w:hAnsi="Times New Roman"/>
-          <w:b w:val="0"/>
-          <w:color w:val="161F27"/>
-          <w:sz w:val="17"/>
-        </w:rPr>
-        <w:t>, Xu Liu, Xiang Wang, Ligang Liu, Xiao-Ming Fu</w:t>
-      </w:r>
-      <w:r>
-        <w:rPr>
-          <w:rFonts w:ascii="Times New Roman" w:hAnsi="Times New Roman"/>
-          <w:color w:val="161F27"/>
-          <w:sz w:val="17"/>
-        </w:rPr>
-        <w:t xml:space="preserve">. </w:t>
-      </w:r>
-      <w:r>
-        <w:rPr>
-          <w:rFonts w:ascii="Times New Roman" w:hAnsi="Times New Roman"/>
-          <w:i/>
-          <w:color w:val="161F27"/>
-          <w:sz w:val="17"/>
-        </w:rPr>
-        <w:t>Carving Shapes with Ruled Surfaces for Rough Machining</w:t>
-      </w:r>
-      <w:r>
-        <w:rPr>
-          <w:rFonts w:ascii="Times New Roman" w:hAnsi="Times New Roman"/>
-          <w:color w:val="161F27"/>
-          <w:sz w:val="17"/>
-        </w:rPr>
-        <w:t xml:space="preserve">. </w:t>
-      </w:r>
-      <w:r>
-        <w:rPr>
-          <w:rFonts w:ascii="Times New Roman" w:hAnsi="Times New Roman"/>
-          <w:color w:val="161F27"/>
-          <w:sz w:val="17"/>
-        </w:rPr>
-        <w:t>Computers &amp; Graphics, 2025.</w:t>
-      </w:r>
-    </w:p>
-    <w:p>
-      <w:pPr>
-        <w:keepLines/>
-        <w:widowControl/>
-        <w:spacing w:before="0" w:after="44" w:line="240" w:lineRule="auto"/>
-        <w:ind w:left="245"/>
-      </w:pPr>
-      <w:r>
-        <w:rPr>
-          <w:rFonts w:ascii="Times New Roman" w:hAnsi="Times New Roman"/>
-          <w:b w:val="0"/>
-          <w:color w:val="161F27"/>
-          <w:sz w:val="17"/>
-        </w:rPr>
-        <w:t xml:space="preserve">Runze Xue, Fei Yu, Baohang Zhou, Jialu Wang, Fan Zhong, Qiong Zeng, </w:t>
-      </w:r>
-      <w:r>
-        <w:rPr>
-          <w:rFonts w:ascii="Times New Roman" w:hAnsi="Times New Roman"/>
-          <w:b/>
-          <w:color w:val="161F27"/>
-          <w:sz w:val="17"/>
-        </w:rPr>
-        <w:t>Haisen Zhao</w:t>
-      </w:r>
-      <w:r>
-        <w:rPr>
-          <w:rFonts w:ascii="Times New Roman" w:hAnsi="Times New Roman"/>
-          <w:color w:val="161F27"/>
-          <w:sz w:val="17"/>
-        </w:rPr>
-        <w:t xml:space="preserve">. </w:t>
-      </w:r>
-      <w:r>
-        <w:rPr>
-          <w:rFonts w:ascii="Times New Roman" w:hAnsi="Times New Roman"/>
-          <w:i/>
-          <w:color w:val="161F27"/>
           <w:sz w:val="17"/>
         </w:rPr>
         <w:t>WireSculptor: Interactive Guided Bending Workflow for Novice-Friendly Wire Sculpture Fabrication</w:t>
       </w:r>
       <w:r>
         <w:rPr>
-          <w:rFonts w:ascii="Times New Roman" w:hAnsi="Times New Roman"/>
-          <w:color w:val="161F27"/>
-          <w:sz w:val="17"/>
-        </w:rPr>
-        <w:t xml:space="preserve">. </w:t>
-      </w:r>
-      <w:r>
-        <w:rPr>
-          <w:rFonts w:ascii="Times New Roman" w:hAnsi="Times New Roman"/>
-          <w:color w:val="161F27"/>
-          <w:sz w:val="17"/>
-        </w:rPr>
-        <w:t>International Conference on Extended Reality (ICXR), 2025.</w:t>
-      </w:r>
-    </w:p>
-    <w:p>
-      <w:pPr>
-        <w:pStyle w:val="Heading2"/>
-        <w:keepNext/>
-        <w:widowControl/>
-        <w:spacing w:before="80" w:after="20" w:line="240" w:lineRule="auto"/>
-        <w:ind w:left="0" w:firstLine="0"/>
+          <w:sz w:val="17"/>
+        </w:rPr>
+        <w:t>. International Conference on Extended Reality (ICXR), 2025.</w:t>
+      </w:r>
+    </w:p>
+    <w:p>
+      <w:pPr>
+        <w:pStyle w:val="2"/>
+        <w:spacing w:before="80" w:after="20"/>
+        <w:ind w:firstLine="541"/>
       </w:pPr>
       <w:r>
         <w:rPr>
@@ -1885,128 +1321,86 @@
     <w:p>
       <w:pPr>
         <w:keepLines/>
-        <w:widowControl/>
-        <w:spacing w:before="0" w:after="44" w:line="240" w:lineRule="auto"/>
-        <w:ind w:left="245"/>
-      </w:pPr>
-      <w:r>
-        <w:rPr>
-          <w:rFonts w:ascii="Times New Roman" w:hAnsi="Times New Roman"/>
-          <w:b w:val="0"/>
-          <w:color w:val="161F27"/>
+        <w:spacing w:after="44"/>
+        <w:ind w:left="245"/>
+      </w:pPr>
+      <w:r>
+        <w:rPr>
           <w:sz w:val="17"/>
         </w:rPr>
         <w:t xml:space="preserve">Qibing Wu, Zhihao Zhang, Xin Yan, Fanchao Zhong, Yueze Zhu, Xurong Lu, Runze Xue, Rui Li, Changhe Tu, </w:t>
       </w:r>
       <w:r>
         <w:rPr>
-          <w:rFonts w:ascii="Times New Roman" w:hAnsi="Times New Roman"/>
-          <w:b/>
-          <w:color w:val="161F27"/>
+          <w:b/>
           <w:sz w:val="17"/>
         </w:rPr>
         <w:t>Haisen Zhao*</w:t>
       </w:r>
       <w:r>
         <w:rPr>
-          <w:rFonts w:ascii="Times New Roman" w:hAnsi="Times New Roman"/>
-          <w:color w:val="161F27"/>
           <w:sz w:val="17"/>
         </w:rPr>
         <w:t xml:space="preserve">. </w:t>
       </w:r>
       <w:r>
         <w:rPr>
-          <w:rFonts w:ascii="Times New Roman" w:hAnsi="Times New Roman"/>
           <w:i/>
-          <w:color w:val="161F27"/>
           <w:sz w:val="17"/>
         </w:rPr>
         <w:t>Tune-It: Optimizing Wire Reconfiguration for Sculpture Manufacturing</w:t>
       </w:r>
       <w:r>
         <w:rPr>
-          <w:rFonts w:ascii="Times New Roman" w:hAnsi="Times New Roman"/>
-          <w:color w:val="161F27"/>
+          <w:sz w:val="17"/>
+        </w:rPr>
+        <w:t>. ACM SIGGRAPH Asia, Conference Track, 2024.</w:t>
+      </w:r>
+    </w:p>
+    <w:p>
+      <w:pPr>
+        <w:keepLines/>
+        <w:spacing w:after="44"/>
+        <w:ind w:left="245"/>
+      </w:pPr>
+      <w:r>
+        <w:rPr>
+          <w:sz w:val="17"/>
+        </w:rPr>
+        <w:t xml:space="preserve">Zhenmin Zhang, Zihan Shi, Fanchao Zhong, Kun Zhang, Wenjing Zhang, Jianwei Guo, Changhe Tu, </w:t>
+      </w:r>
+      <w:r>
+        <w:rPr>
+          <w:b/>
+          <w:sz w:val="17"/>
+        </w:rPr>
+        <w:t>Haisen Zhao*</w:t>
+      </w:r>
+      <w:r>
+        <w:rPr>
           <w:sz w:val="17"/>
         </w:rPr>
         <w:t xml:space="preserve">. </w:t>
       </w:r>
       <w:r>
         <w:rPr>
-          <w:rFonts w:ascii="Times New Roman" w:hAnsi="Times New Roman"/>
-          <w:color w:val="161F27"/>
-          <w:sz w:val="17"/>
-        </w:rPr>
-        <w:t>ACM SIGGRAPH Asia, Conference Track, 2024.</w:t>
-      </w:r>
-    </w:p>
-    <w:p>
-      <w:pPr>
-        <w:keepLines/>
-        <w:widowControl/>
-        <w:spacing w:before="0" w:after="44" w:line="240" w:lineRule="auto"/>
-        <w:ind w:left="245"/>
-      </w:pPr>
-      <w:r>
-        <w:rPr>
-          <w:rFonts w:ascii="Times New Roman" w:hAnsi="Times New Roman"/>
-          <w:b w:val="0"/>
-          <w:color w:val="161F27"/>
-          <w:sz w:val="17"/>
-        </w:rPr>
-        <w:t xml:space="preserve">Zhenmin Zhang, Zihan Shi, Fanchao Zhong, Kun Zhang, Wenjing Zhang, Jianwei Guo, Changhe Tu, </w:t>
-      </w:r>
-      <w:r>
-        <w:rPr>
-          <w:rFonts w:ascii="Times New Roman" w:hAnsi="Times New Roman"/>
-          <w:b/>
-          <w:color w:val="161F27"/>
-          <w:sz w:val="17"/>
-        </w:rPr>
-        <w:t>Haisen Zhao*</w:t>
-      </w:r>
-      <w:r>
-        <w:rPr>
-          <w:rFonts w:ascii="Times New Roman" w:hAnsi="Times New Roman"/>
-          <w:color w:val="161F27"/>
-          <w:sz w:val="17"/>
-        </w:rPr>
-        <w:t xml:space="preserve">. </w:t>
-      </w:r>
-      <w:r>
-        <w:rPr>
-          <w:rFonts w:ascii="Times New Roman" w:hAnsi="Times New Roman"/>
           <w:i/>
-          <w:color w:val="161F27"/>
           <w:sz w:val="17"/>
         </w:rPr>
         <w:t>Continuous Toolpath Optimization for Simultaneous Four-Axis Subtractive Manufacturing</w:t>
       </w:r>
       <w:r>
         <w:rPr>
-          <w:rFonts w:ascii="Times New Roman" w:hAnsi="Times New Roman"/>
-          <w:color w:val="161F27"/>
-          <w:sz w:val="17"/>
-        </w:rPr>
-        <w:t xml:space="preserve">. </w:t>
-      </w:r>
-      <w:r>
-        <w:rPr>
-          <w:rFonts w:ascii="Times New Roman" w:hAnsi="Times New Roman"/>
-          <w:color w:val="161F27"/>
-          <w:sz w:val="17"/>
-        </w:rPr>
-        <w:t>Computer Graphics Forum, 2024.</w:t>
-      </w:r>
-    </w:p>
-    <w:p>
-      <w:pPr>
-        <w:pStyle w:val="Heading2"/>
-        <w:keepNext/>
-        <w:widowControl/>
-        <w:spacing w:before="80" w:after="20" w:line="240" w:lineRule="auto"/>
-        <w:ind w:left="0" w:firstLine="0"/>
+          <w:sz w:val="17"/>
+        </w:rPr>
+        <w:t>. Computer Graphics Forum, 2024.</w:t>
+      </w:r>
+    </w:p>
+    <w:p>
+      <w:pPr>
+        <w:pStyle w:val="2"/>
+        <w:spacing w:before="80" w:after="20"/>
+        <w:ind w:firstLine="541"/>
       </w:pPr>
       <w:r>
         <w:rPr>
@@ -2021,146 +1415,86 @@
     <w:p>
       <w:pPr>
         <w:keepLines/>
-        <w:widowControl/>
-        <w:spacing w:before="0" w:after="44" w:line="240" w:lineRule="auto"/>
-        <w:ind w:left="245"/>
-      </w:pPr>
-      <w:r>
-        <w:rPr>
-          <w:rFonts w:ascii="Times New Roman" w:hAnsi="Times New Roman"/>
-          <w:b w:val="0"/>
-          <w:color w:val="161F27"/>
+        <w:spacing w:after="44"/>
+        <w:ind w:left="245"/>
+      </w:pPr>
+      <w:r>
+        <w:rPr>
           <w:sz w:val="17"/>
         </w:rPr>
         <w:t xml:space="preserve">Fanchao Zhong, </w:t>
       </w:r>
       <w:r>
         <w:rPr>
-          <w:rFonts w:ascii="Times New Roman" w:hAnsi="Times New Roman"/>
-          <w:b/>
-          <w:color w:val="161F27"/>
+          <w:b/>
           <w:sz w:val="17"/>
         </w:rPr>
         <w:t>Haisen Zhao*</w:t>
       </w:r>
       <w:r>
         <w:rPr>
-          <w:rFonts w:ascii="Times New Roman" w:hAnsi="Times New Roman"/>
-          <w:b w:val="0"/>
-          <w:color w:val="161F27"/>
-          <w:sz w:val="17"/>
-        </w:rPr>
-        <w:t>, Haochen Li, Xin Yan, Jikai Liu, Baoquan Chen, Lin Lu*</w:t>
-      </w:r>
-      <w:r>
-        <w:rPr>
-          <w:rFonts w:ascii="Times New Roman" w:hAnsi="Times New Roman"/>
-          <w:color w:val="161F27"/>
-          <w:sz w:val="17"/>
-        </w:rPr>
-        <w:t xml:space="preserve">. </w:t>
-      </w:r>
-      <w:r>
-        <w:rPr>
-          <w:rFonts w:ascii="Times New Roman" w:hAnsi="Times New Roman"/>
+          <w:sz w:val="17"/>
+        </w:rPr>
+        <w:t xml:space="preserve">, Haochen Li, Xin Yan, Jikai Liu, Baoquan Chen, Lin Lu*. </w:t>
+      </w:r>
+      <w:r>
+        <w:rPr>
           <w:i/>
-          <w:color w:val="161F27"/>
           <w:sz w:val="17"/>
         </w:rPr>
         <w:t>VASCO: Volume and Surface Co-Decomposition for Hybrid Manufacturing</w:t>
       </w:r>
       <w:r>
         <w:rPr>
-          <w:rFonts w:ascii="Times New Roman" w:hAnsi="Times New Roman"/>
-          <w:color w:val="161F27"/>
-          <w:sz w:val="17"/>
-        </w:rPr>
-        <w:t xml:space="preserve">. </w:t>
-      </w:r>
-      <w:r>
-        <w:rPr>
-          <w:rFonts w:ascii="Times New Roman" w:hAnsi="Times New Roman"/>
-          <w:color w:val="161F27"/>
-          <w:sz w:val="17"/>
-        </w:rPr>
-        <w:t>ACM Transactions on Graphics (SIGGRAPH Asia Journal Track), 2023.</w:t>
-      </w:r>
-    </w:p>
-    <w:p>
-      <w:pPr>
-        <w:keepLines/>
-        <w:widowControl/>
-        <w:spacing w:before="0" w:after="44" w:line="240" w:lineRule="auto"/>
-        <w:ind w:left="245"/>
-      </w:pPr>
-      <w:r>
-        <w:rPr>
-          <w:rFonts w:ascii="Times New Roman" w:hAnsi="Times New Roman"/>
-          <w:b w:val="0"/>
-          <w:color w:val="161F27"/>
+          <w:sz w:val="17"/>
+        </w:rPr>
+        <w:t>. ACM Transactions on Graphics (SIGGRAPH Asia Journal Track), 2023.</w:t>
+      </w:r>
+    </w:p>
+    <w:p>
+      <w:pPr>
+        <w:keepLines/>
+        <w:spacing w:after="44"/>
+        <w:ind w:left="245"/>
+      </w:pPr>
+      <w:r>
+        <w:rPr>
           <w:sz w:val="17"/>
         </w:rPr>
         <w:t xml:space="preserve">Fanchao Zhong, Yonglai Xu, </w:t>
       </w:r>
       <w:r>
         <w:rPr>
-          <w:rFonts w:ascii="Times New Roman" w:hAnsi="Times New Roman"/>
-          <w:b/>
-          <w:color w:val="161F27"/>
+          <w:b/>
           <w:sz w:val="17"/>
         </w:rPr>
         <w:t>Haisen Zhao*</w:t>
       </w:r>
       <w:r>
         <w:rPr>
-          <w:rFonts w:ascii="Times New Roman" w:hAnsi="Times New Roman"/>
-          <w:b w:val="0"/>
-          <w:color w:val="161F27"/>
-          <w:sz w:val="17"/>
-        </w:rPr>
-        <w:t>, Lin Lu*</w:t>
-      </w:r>
-      <w:r>
-        <w:rPr>
-          <w:rFonts w:ascii="Times New Roman" w:hAnsi="Times New Roman"/>
-          <w:color w:val="161F27"/>
-          <w:sz w:val="17"/>
-        </w:rPr>
-        <w:t xml:space="preserve">. </w:t>
-      </w:r>
-      <w:r>
-        <w:rPr>
-          <w:rFonts w:ascii="Times New Roman" w:hAnsi="Times New Roman"/>
+          <w:sz w:val="17"/>
+        </w:rPr>
+        <w:t xml:space="preserve">, Lin Lu*. </w:t>
+      </w:r>
+      <w:r>
+        <w:rPr>
           <w:i/>
-          <w:color w:val="161F27"/>
           <w:sz w:val="17"/>
         </w:rPr>
         <w:t>As-Continuous-As-Possible Extrusion-Based Fabrication of Surface Models</w:t>
       </w:r>
       <w:r>
         <w:rPr>
-          <w:rFonts w:ascii="Times New Roman" w:hAnsi="Times New Roman"/>
-          <w:color w:val="161F27"/>
-          <w:sz w:val="17"/>
-        </w:rPr>
-        <w:t xml:space="preserve">. </w:t>
-      </w:r>
-      <w:r>
-        <w:rPr>
-          <w:rFonts w:ascii="Times New Roman" w:hAnsi="Times New Roman"/>
-          <w:color w:val="161F27"/>
-          <w:sz w:val="17"/>
-        </w:rPr>
-        <w:t>ACM Transactions on Graphics (presented at SIGGRAPH), 2023.</w:t>
-      </w:r>
-    </w:p>
-    <w:p>
-      <w:pPr>
-        <w:pStyle w:val="Heading2"/>
-        <w:keepNext/>
-        <w:widowControl/>
-        <w:spacing w:before="80" w:after="20" w:line="240" w:lineRule="auto"/>
-        <w:ind w:left="0" w:firstLine="0"/>
+          <w:sz w:val="17"/>
+        </w:rPr>
+        <w:t>. ACM Transactions on Graphics (presented at SIGGRAPH), 2023.</w:t>
+      </w:r>
+    </w:p>
+    <w:p>
+      <w:pPr>
+        <w:pStyle w:val="2"/>
+        <w:spacing w:before="80" w:after="20"/>
+        <w:ind w:firstLine="541"/>
       </w:pPr>
       <w:r>
         <w:rPr>
@@ -2169,143 +1503,87 @@
           <w:color w:val="173F60"/>
           <w:sz w:val="18"/>
         </w:rPr>
+        <w:lastRenderedPageBreak/>
         <w:t>2022</w:t>
       </w:r>
     </w:p>
     <w:p>
       <w:pPr>
         <w:keepLines/>
-        <w:widowControl/>
-        <w:spacing w:before="0" w:after="44" w:line="240" w:lineRule="auto"/>
-        <w:ind w:left="245"/>
-      </w:pPr>
-      <w:r>
-        <w:rPr>
-          <w:rFonts w:ascii="Times New Roman" w:hAnsi="Times New Roman"/>
-          <w:b/>
-          <w:color w:val="161F27"/>
+        <w:spacing w:after="44"/>
+        <w:ind w:left="245"/>
+      </w:pPr>
+      <w:r>
+        <w:rPr>
+          <w:b/>
           <w:sz w:val="17"/>
         </w:rPr>
         <w:t>Haisen Zhao</w:t>
       </w:r>
       <w:r>
         <w:rPr>
-          <w:rFonts w:ascii="Times New Roman" w:hAnsi="Times New Roman"/>
-          <w:b w:val="0"/>
-          <w:color w:val="161F27"/>
-          <w:sz w:val="17"/>
-        </w:rPr>
-        <w:t>, Max Willsey, Amy Zhu, Chandrakana Nandi, Zachary Tatlock, Justin Solomon, Adriana Schulz</w:t>
-      </w:r>
-      <w:r>
-        <w:rPr>
-          <w:rFonts w:ascii="Times New Roman" w:hAnsi="Times New Roman"/>
-          <w:color w:val="161F27"/>
-          <w:sz w:val="17"/>
-        </w:rPr>
-        <w:t xml:space="preserve">. </w:t>
-      </w:r>
-      <w:r>
-        <w:rPr>
-          <w:rFonts w:ascii="Times New Roman" w:hAnsi="Times New Roman"/>
+          <w:sz w:val="17"/>
+        </w:rPr>
+        <w:t xml:space="preserve">, Max Willsey, Amy Zhu, Chandrakana Nandi, Zachary Tatlock, Justin Solomon, Adriana Schulz. </w:t>
+      </w:r>
+      <w:r>
+        <w:rPr>
           <w:i/>
-          <w:color w:val="161F27"/>
           <w:sz w:val="17"/>
         </w:rPr>
         <w:t>Co-Optimization of Design and Fabrication Plans for Carpentry</w:t>
       </w:r>
       <w:r>
         <w:rPr>
-          <w:rFonts w:ascii="Times New Roman" w:hAnsi="Times New Roman"/>
-          <w:color w:val="161F27"/>
-          <w:sz w:val="17"/>
-        </w:rPr>
-        <w:t xml:space="preserve">. </w:t>
-      </w:r>
-      <w:r>
-        <w:rPr>
-          <w:rFonts w:ascii="Times New Roman" w:hAnsi="Times New Roman"/>
-          <w:color w:val="161F27"/>
-          <w:sz w:val="17"/>
-        </w:rPr>
-        <w:t>ACM Transactions on Graphics (presented at SIGGRAPH), 2022.</w:t>
-      </w:r>
-    </w:p>
-    <w:p>
-      <w:pPr>
-        <w:keepLines/>
-        <w:widowControl/>
-        <w:spacing w:before="0" w:after="44" w:line="240" w:lineRule="auto"/>
-        <w:ind w:left="245"/>
-      </w:pPr>
-      <w:r>
-        <w:rPr>
-          <w:rFonts w:ascii="Times New Roman" w:hAnsi="Times New Roman"/>
-          <w:b w:val="0"/>
-          <w:color w:val="161F27"/>
+          <w:sz w:val="17"/>
+        </w:rPr>
+        <w:t>. ACM Transactions on Graphics (presented at SIGGRAPH), 2022.</w:t>
+      </w:r>
+    </w:p>
+    <w:p>
+      <w:pPr>
+        <w:keepLines/>
+        <w:spacing w:after="44"/>
+        <w:ind w:left="245"/>
+      </w:pPr>
+      <w:r>
+        <w:rPr>
           <w:sz w:val="17"/>
         </w:rPr>
         <w:t xml:space="preserve">Ben Jones, Yuxuan Mei, </w:t>
       </w:r>
       <w:r>
         <w:rPr>
-          <w:rFonts w:ascii="Times New Roman" w:hAnsi="Times New Roman"/>
-          <w:b/>
-          <w:color w:val="161F27"/>
+          <w:b/>
           <w:sz w:val="17"/>
         </w:rPr>
         <w:t>Haisen Zhao</w:t>
       </w:r>
       <w:r>
         <w:rPr>
-          <w:rFonts w:ascii="Times New Roman" w:hAnsi="Times New Roman"/>
-          <w:b w:val="0"/>
-          <w:color w:val="161F27"/>
-          <w:sz w:val="17"/>
-        </w:rPr>
-        <w:t>, Taylor Gotfrid, Jennifer Mankoff, Adriana Schulz</w:t>
-      </w:r>
-      <w:r>
-        <w:rPr>
-          <w:rFonts w:ascii="Times New Roman" w:hAnsi="Times New Roman"/>
-          <w:color w:val="161F27"/>
-          <w:sz w:val="17"/>
-        </w:rPr>
-        <w:t xml:space="preserve">. </w:t>
-      </w:r>
-      <w:r>
-        <w:rPr>
-          <w:rFonts w:ascii="Times New Roman" w:hAnsi="Times New Roman"/>
+          <w:sz w:val="17"/>
+        </w:rPr>
+        <w:t xml:space="preserve">, Taylor Gotfrid, Jennifer Mankoff, Adriana Schulz. </w:t>
+      </w:r>
+      <w:r>
+        <w:rPr>
           <w:i/>
-          <w:color w:val="161F27"/>
           <w:sz w:val="17"/>
         </w:rPr>
         <w:t>Computational Design of Knit Templates</w:t>
       </w:r>
       <w:r>
         <w:rPr>
-          <w:rFonts w:ascii="Times New Roman" w:hAnsi="Times New Roman"/>
-          <w:color w:val="161F27"/>
-          <w:sz w:val="17"/>
-        </w:rPr>
-        <w:t xml:space="preserve">. </w:t>
-      </w:r>
-      <w:r>
-        <w:rPr>
-          <w:rFonts w:ascii="Times New Roman" w:hAnsi="Times New Roman"/>
-          <w:color w:val="161F27"/>
-          <w:sz w:val="17"/>
-        </w:rPr>
-        <w:t>ACM Transactions on Graphics (presented at SIGGRAPH), 2022.</w:t>
-      </w:r>
-    </w:p>
-    <w:p>
-      <w:pPr>
-        <w:pStyle w:val="Heading2"/>
-        <w:keepNext/>
-        <w:widowControl/>
-        <w:spacing w:before="80" w:after="20" w:line="240" w:lineRule="auto"/>
-        <w:ind w:left="0" w:firstLine="0"/>
+          <w:sz w:val="17"/>
+        </w:rPr>
+        <w:t>. ACM Transactions on Graphics (presented at SIGGRAPH), 2022.</w:t>
+      </w:r>
+    </w:p>
+    <w:p>
+      <w:pPr>
+        <w:pStyle w:val="2"/>
+        <w:spacing w:before="80" w:after="20"/>
+        <w:ind w:firstLine="541"/>
       </w:pPr>
       <w:r>
         <w:rPr>
@@ -2320,273 +1598,158 @@
     <w:p>
       <w:pPr>
         <w:keepLines/>
-        <w:widowControl/>
-        <w:spacing w:before="0" w:after="44" w:line="240" w:lineRule="auto"/>
-        <w:ind w:left="245"/>
-      </w:pPr>
-      <w:r>
-        <w:rPr>
-          <w:rFonts w:ascii="Times New Roman" w:hAnsi="Times New Roman"/>
-          <w:b w:val="0"/>
-          <w:color w:val="161F27"/>
+        <w:spacing w:after="44"/>
+        <w:ind w:left="245"/>
+      </w:pPr>
+      <w:r>
+        <w:rPr>
           <w:sz w:val="17"/>
         </w:rPr>
         <w:t xml:space="preserve">Molly Carton, Chandrakana Nandi, Adam Anderson, </w:t>
       </w:r>
       <w:r>
         <w:rPr>
-          <w:rFonts w:ascii="Times New Roman" w:hAnsi="Times New Roman"/>
-          <w:b/>
-          <w:color w:val="161F27"/>
+          <w:b/>
           <w:sz w:val="17"/>
         </w:rPr>
         <w:t>Haisen Zhao</w:t>
       </w:r>
       <w:r>
         <w:rPr>
-          <w:rFonts w:ascii="Times New Roman" w:hAnsi="Times New Roman"/>
-          <w:b w:val="0"/>
-          <w:color w:val="161F27"/>
-          <w:sz w:val="17"/>
-        </w:rPr>
-        <w:t>, Eva Darulova, Dan Grossman, Jeffrey I. Lipton, Adriana Schulz, Zachary Tatlock</w:t>
-      </w:r>
-      <w:r>
-        <w:rPr>
-          <w:rFonts w:ascii="Times New Roman" w:hAnsi="Times New Roman"/>
-          <w:color w:val="161F27"/>
-          <w:sz w:val="17"/>
-        </w:rPr>
-        <w:t xml:space="preserve">. </w:t>
-      </w:r>
-      <w:r>
-        <w:rPr>
-          <w:rFonts w:ascii="Times New Roman" w:hAnsi="Times New Roman"/>
+          <w:sz w:val="17"/>
+        </w:rPr>
+        <w:t xml:space="preserve">, Eva Darulova, Dan Grossman, Jeffrey I. Lipton, Adriana Schulz, Zachary Tatlock. </w:t>
+      </w:r>
+      <w:r>
+        <w:rPr>
           <w:i/>
-          <w:color w:val="161F27"/>
           <w:sz w:val="17"/>
         </w:rPr>
         <w:t>A Roadmap Towards Parallel Printing for Desktop 3D Printers</w:t>
       </w:r>
       <w:r>
         <w:rPr>
-          <w:rFonts w:ascii="Times New Roman" w:hAnsi="Times New Roman"/>
-          <w:color w:val="161F27"/>
-          <w:sz w:val="17"/>
-        </w:rPr>
-        <w:t xml:space="preserve">. </w:t>
-      </w:r>
-      <w:r>
-        <w:rPr>
-          <w:rFonts w:ascii="Times New Roman" w:hAnsi="Times New Roman"/>
-          <w:color w:val="161F27"/>
-          <w:sz w:val="17"/>
-        </w:rPr>
-        <w:t>Solid Freeform Fabrication Symposium (SFF), 2021.</w:t>
-      </w:r>
-    </w:p>
-    <w:p>
-      <w:pPr>
-        <w:keepLines/>
-        <w:widowControl/>
-        <w:spacing w:before="0" w:after="44" w:line="240" w:lineRule="auto"/>
-        <w:ind w:left="245"/>
-      </w:pPr>
-      <w:r>
-        <w:rPr>
-          <w:rFonts w:ascii="Times New Roman" w:hAnsi="Times New Roman"/>
-          <w:b/>
-          <w:color w:val="161F27"/>
+          <w:sz w:val="17"/>
+        </w:rPr>
+        <w:t>. Solid Freeform Fabrication Symposium (SFF), 2021.</w:t>
+      </w:r>
+    </w:p>
+    <w:p>
+      <w:pPr>
+        <w:keepLines/>
+        <w:spacing w:after="44"/>
+        <w:ind w:left="245"/>
+      </w:pPr>
+      <w:r>
+        <w:rPr>
+          <w:b/>
           <w:sz w:val="17"/>
         </w:rPr>
         <w:t>Haisen Zhao</w:t>
       </w:r>
       <w:r>
         <w:rPr>
-          <w:rFonts w:ascii="Times New Roman" w:hAnsi="Times New Roman"/>
-          <w:b w:val="0"/>
-          <w:color w:val="161F27"/>
-          <w:sz w:val="17"/>
-        </w:rPr>
-        <w:t>, Yash Talwekar, Wenqing Lan, Chetan Sharma, Daniela Rus, Adriana Schulz, Jeffrey I. Lipton</w:t>
-      </w:r>
-      <w:r>
-        <w:rPr>
-          <w:rFonts w:ascii="Times New Roman" w:hAnsi="Times New Roman"/>
-          <w:color w:val="161F27"/>
-          <w:sz w:val="17"/>
-        </w:rPr>
-        <w:t xml:space="preserve">. </w:t>
-      </w:r>
-      <w:r>
-        <w:rPr>
-          <w:rFonts w:ascii="Times New Roman" w:hAnsi="Times New Roman"/>
+          <w:sz w:val="17"/>
+        </w:rPr>
+        <w:t xml:space="preserve">, Yash Talwekar, Wenqing Lan, Chetan Sharma, Daniela Rus, Adriana Schulz, Jeffrey I. Lipton. </w:t>
+      </w:r>
+      <w:r>
+        <w:rPr>
           <w:i/>
-          <w:color w:val="161F27"/>
           <w:sz w:val="17"/>
         </w:rPr>
         <w:t>Robotic Jigsaw: A Non-Holonomic Cutting Robot and Path Planning Algorithm</w:t>
       </w:r>
       <w:r>
         <w:rPr>
-          <w:rFonts w:ascii="Times New Roman" w:hAnsi="Times New Roman"/>
-          <w:color w:val="161F27"/>
-          <w:sz w:val="17"/>
-        </w:rPr>
-        <w:t xml:space="preserve">. </w:t>
-      </w:r>
-      <w:r>
-        <w:rPr>
-          <w:rFonts w:ascii="Times New Roman" w:hAnsi="Times New Roman"/>
-          <w:color w:val="161F27"/>
-          <w:sz w:val="17"/>
-        </w:rPr>
-        <w:t>IEEE/RSJ International Conference on Intelligent Robots and Systems (IROS), 2021.</w:t>
-      </w:r>
-    </w:p>
-    <w:p>
-      <w:pPr>
-        <w:keepLines/>
-        <w:widowControl/>
-        <w:spacing w:before="0" w:after="44" w:line="240" w:lineRule="auto"/>
-        <w:ind w:left="245"/>
-      </w:pPr>
-      <w:r>
-        <w:rPr>
-          <w:rFonts w:ascii="Times New Roman" w:hAnsi="Times New Roman"/>
-          <w:b w:val="0"/>
-          <w:color w:val="161F27"/>
+          <w:sz w:val="17"/>
+        </w:rPr>
+        <w:t>. IEEE/RSJ International Conference on Intelligent Robots and Systems (IROS), 2021.</w:t>
+      </w:r>
+    </w:p>
+    <w:p>
+      <w:pPr>
+        <w:keepLines/>
+        <w:spacing w:after="44"/>
+        <w:ind w:left="245"/>
+      </w:pPr>
+      <w:r>
+        <w:rPr>
           <w:sz w:val="17"/>
         </w:rPr>
         <w:t xml:space="preserve">James Noeckel, </w:t>
       </w:r>
       <w:r>
         <w:rPr>
-          <w:rFonts w:ascii="Times New Roman" w:hAnsi="Times New Roman"/>
-          <w:b/>
-          <w:color w:val="161F27"/>
+          <w:b/>
           <w:sz w:val="17"/>
         </w:rPr>
         <w:t>Haisen Zhao</w:t>
       </w:r>
       <w:r>
         <w:rPr>
-          <w:rFonts w:ascii="Times New Roman" w:hAnsi="Times New Roman"/>
-          <w:b w:val="0"/>
-          <w:color w:val="161F27"/>
-          <w:sz w:val="17"/>
-        </w:rPr>
-        <w:t>, Brian Curless, Adriana Schulz</w:t>
-      </w:r>
-      <w:r>
-        <w:rPr>
-          <w:rFonts w:ascii="Times New Roman" w:hAnsi="Times New Roman"/>
-          <w:color w:val="161F27"/>
-          <w:sz w:val="17"/>
-        </w:rPr>
-        <w:t xml:space="preserve">. </w:t>
-      </w:r>
-      <w:r>
-        <w:rPr>
-          <w:rFonts w:ascii="Times New Roman" w:hAnsi="Times New Roman"/>
+          <w:sz w:val="17"/>
+        </w:rPr>
+        <w:t xml:space="preserve">, Brian Curless, Adriana Schulz. </w:t>
+      </w:r>
+      <w:r>
+        <w:rPr>
           <w:i/>
-          <w:color w:val="161F27"/>
           <w:sz w:val="17"/>
         </w:rPr>
         <w:t>Fabrication-Aware Reverse Engineering for Carpentry</w:t>
       </w:r>
       <w:r>
         <w:rPr>
-          <w:rFonts w:ascii="Times New Roman" w:hAnsi="Times New Roman"/>
-          <w:color w:val="161F27"/>
-          <w:sz w:val="17"/>
-        </w:rPr>
-        <w:t xml:space="preserve">. </w:t>
-      </w:r>
-      <w:r>
-        <w:rPr>
-          <w:rFonts w:ascii="Times New Roman" w:hAnsi="Times New Roman"/>
-          <w:color w:val="161F27"/>
-          <w:sz w:val="17"/>
-        </w:rPr>
-        <w:t>Computer Graphics Forum (Symposium on Geometry Processing), 2021.</w:t>
-      </w:r>
-    </w:p>
-    <w:p>
-      <w:pPr>
-        <w:keepLines/>
-        <w:widowControl/>
-        <w:spacing w:before="0" w:after="44" w:line="240" w:lineRule="auto"/>
-        <w:ind w:left="245"/>
-      </w:pPr>
-      <w:r>
-        <w:rPr>
-          <w:rFonts w:ascii="Times New Roman" w:hAnsi="Times New Roman"/>
-          <w:b w:val="0"/>
-          <w:color w:val="161F27"/>
+          <w:sz w:val="17"/>
+        </w:rPr>
+        <w:t>. Computer Graphics Forum (Symposium on Geometry Processing), 2021.</w:t>
+      </w:r>
+    </w:p>
+    <w:p>
+      <w:pPr>
+        <w:keepLines/>
+        <w:spacing w:after="44"/>
+        <w:ind w:left="245"/>
+      </w:pPr>
+      <w:r>
+        <w:rPr>
           <w:sz w:val="17"/>
         </w:rPr>
         <w:t xml:space="preserve">Yu Xing, Yu Zhou, Xin Yan, </w:t>
       </w:r>
       <w:r>
         <w:rPr>
-          <w:rFonts w:ascii="Times New Roman" w:hAnsi="Times New Roman"/>
-          <w:b/>
-          <w:color w:val="161F27"/>
+          <w:b/>
           <w:sz w:val="17"/>
         </w:rPr>
         <w:t>Haisen Zhao</w:t>
       </w:r>
       <w:r>
         <w:rPr>
-          <w:rFonts w:ascii="Times New Roman" w:hAnsi="Times New Roman"/>
-          <w:b w:val="0"/>
-          <w:color w:val="161F27"/>
-          <w:sz w:val="17"/>
-        </w:rPr>
-        <w:t>, Wenqiang Liu, Jingbo Jiang, Lin Lu</w:t>
-      </w:r>
-      <w:r>
-        <w:rPr>
-          <w:rFonts w:ascii="Times New Roman" w:hAnsi="Times New Roman"/>
-          <w:color w:val="161F27"/>
-          <w:sz w:val="17"/>
-        </w:rPr>
-        <w:t xml:space="preserve">. </w:t>
-      </w:r>
-      <w:r>
-        <w:rPr>
-          <w:rFonts w:ascii="Times New Roman" w:hAnsi="Times New Roman"/>
+          <w:sz w:val="17"/>
+        </w:rPr>
+        <w:t xml:space="preserve">, Wenqiang Liu, Jingbo Jiang, Lin Lu. </w:t>
+      </w:r>
+      <w:r>
+        <w:rPr>
           <w:i/>
-          <w:color w:val="161F27"/>
           <w:sz w:val="17"/>
         </w:rPr>
         <w:t>Shell Thickening for Extrusion-Based Ceramics Printing</w:t>
       </w:r>
       <w:r>
         <w:rPr>
-          <w:rFonts w:ascii="Times New Roman" w:hAnsi="Times New Roman"/>
-          <w:color w:val="161F27"/>
-          <w:sz w:val="17"/>
-        </w:rPr>
-        <w:t xml:space="preserve">. </w:t>
-      </w:r>
-      <w:r>
-        <w:rPr>
-          <w:rFonts w:ascii="Times New Roman" w:hAnsi="Times New Roman"/>
-          <w:color w:val="161F27"/>
-          <w:sz w:val="17"/>
-        </w:rPr>
-        <w:t>Computers &amp; Graphics (CAD &amp; Graphics), 2021.</w:t>
-      </w:r>
-    </w:p>
-    <w:p>
-      <w:pPr>
-        <w:pStyle w:val="Heading2"/>
-        <w:keepNext/>
-        <w:widowControl/>
-        <w:spacing w:before="80" w:after="20" w:line="240" w:lineRule="auto"/>
-        <w:ind w:left="0" w:firstLine="0"/>
+          <w:sz w:val="17"/>
+        </w:rPr>
+        <w:t>. Computers &amp; Graphics (CAD &amp; Graphics), 2021.</w:t>
+      </w:r>
+    </w:p>
+    <w:p>
+      <w:pPr>
+        <w:pStyle w:val="2"/>
+        <w:spacing w:before="80" w:after="20"/>
+        <w:ind w:firstLine="541"/>
       </w:pPr>
       <w:r>
         <w:rPr>
@@ -2601,78 +1764,47 @@
     <w:p>
       <w:pPr>
         <w:keepLines/>
-        <w:widowControl/>
-        <w:spacing w:before="0" w:after="44" w:line="240" w:lineRule="auto"/>
-        <w:ind w:left="245"/>
-      </w:pPr>
-      <w:r>
-        <w:rPr>
-          <w:rFonts w:ascii="Times New Roman" w:hAnsi="Times New Roman"/>
-          <w:b w:val="0"/>
-          <w:color w:val="161F27"/>
+        <w:spacing w:after="44"/>
+        <w:ind w:left="245"/>
+      </w:pPr>
+      <w:r>
+        <w:rPr>
           <w:sz w:val="17"/>
         </w:rPr>
         <w:t xml:space="preserve">Ali Mahdavi-Amiri, Fenggen Yu, </w:t>
       </w:r>
       <w:r>
         <w:rPr>
-          <w:rFonts w:ascii="Times New Roman" w:hAnsi="Times New Roman"/>
-          <w:b/>
-          <w:color w:val="161F27"/>
+          <w:b/>
           <w:sz w:val="17"/>
         </w:rPr>
         <w:t>Haisen Zhao*</w:t>
       </w:r>
       <w:r>
         <w:rPr>
-          <w:rFonts w:ascii="Times New Roman" w:hAnsi="Times New Roman"/>
-          <w:b w:val="0"/>
-          <w:color w:val="161F27"/>
-          <w:sz w:val="17"/>
-        </w:rPr>
-        <w:t>, Adriana Schulz, Hao Zhang</w:t>
-      </w:r>
-      <w:r>
-        <w:rPr>
-          <w:rFonts w:ascii="Times New Roman" w:hAnsi="Times New Roman"/>
-          <w:color w:val="161F27"/>
-          <w:sz w:val="17"/>
-        </w:rPr>
-        <w:t xml:space="preserve">. </w:t>
-      </w:r>
-      <w:r>
-        <w:rPr>
-          <w:rFonts w:ascii="Times New Roman" w:hAnsi="Times New Roman"/>
+          <w:sz w:val="17"/>
+        </w:rPr>
+        <w:t xml:space="preserve">, Adriana Schulz, Hao Zhang. </w:t>
+      </w:r>
+      <w:r>
+        <w:rPr>
           <w:i/>
-          <w:color w:val="161F27"/>
           <w:sz w:val="17"/>
         </w:rPr>
         <w:t>VDAC: Volume Decompose-and-Carve for Subtractive Manufacturing</w:t>
       </w:r>
       <w:r>
         <w:rPr>
-          <w:rFonts w:ascii="Times New Roman" w:hAnsi="Times New Roman"/>
-          <w:color w:val="161F27"/>
-          <w:sz w:val="17"/>
-        </w:rPr>
-        <w:t xml:space="preserve">. </w:t>
-      </w:r>
-      <w:r>
-        <w:rPr>
-          <w:rFonts w:ascii="Times New Roman" w:hAnsi="Times New Roman"/>
-          <w:color w:val="161F27"/>
-          <w:sz w:val="17"/>
-        </w:rPr>
-        <w:t>ACM Transactions on Graphics (SIGGRAPH Asia), 2020.</w:t>
-      </w:r>
-    </w:p>
-    <w:p>
-      <w:pPr>
-        <w:pStyle w:val="Heading2"/>
-        <w:keepNext/>
-        <w:widowControl/>
-        <w:spacing w:before="80" w:after="20" w:line="240" w:lineRule="auto"/>
-        <w:ind w:left="0" w:firstLine="0"/>
+          <w:sz w:val="17"/>
+        </w:rPr>
+        <w:t>. ACM Transactions on Graphics (SIGGRAPH Asia), 2020.</w:t>
+      </w:r>
+    </w:p>
+    <w:p>
+      <w:pPr>
+        <w:pStyle w:val="2"/>
+        <w:spacing w:before="80" w:after="20"/>
+        <w:ind w:firstLine="541"/>
       </w:pPr>
       <w:r>
         <w:rPr>
@@ -2687,146 +1819,86 @@
     <w:p>
       <w:pPr>
         <w:keepLines/>
-        <w:widowControl/>
-        <w:spacing w:before="0" w:after="44" w:line="240" w:lineRule="auto"/>
-        <w:ind w:left="245"/>
-      </w:pPr>
-      <w:r>
-        <w:rPr>
-          <w:rFonts w:ascii="Times New Roman" w:hAnsi="Times New Roman"/>
-          <w:b w:val="0"/>
-          <w:color w:val="161F27"/>
+        <w:spacing w:after="44"/>
+        <w:ind w:left="245"/>
+      </w:pPr>
+      <w:r>
+        <w:rPr>
           <w:sz w:val="17"/>
         </w:rPr>
         <w:t xml:space="preserve">Chenming Wu, </w:t>
       </w:r>
       <w:r>
         <w:rPr>
-          <w:rFonts w:ascii="Times New Roman" w:hAnsi="Times New Roman"/>
-          <w:b/>
-          <w:color w:val="161F27"/>
+          <w:b/>
           <w:sz w:val="17"/>
         </w:rPr>
         <w:t>Haisen Zhao</w:t>
       </w:r>
       <w:r>
         <w:rPr>
-          <w:rFonts w:ascii="Times New Roman" w:hAnsi="Times New Roman"/>
-          <w:b w:val="0"/>
-          <w:color w:val="161F27"/>
-          <w:sz w:val="17"/>
-        </w:rPr>
-        <w:t>, Chandrakana Nandi, Jeffrey I. Lipton, Zachary Tatlock, Adriana Schulz</w:t>
-      </w:r>
-      <w:r>
-        <w:rPr>
-          <w:rFonts w:ascii="Times New Roman" w:hAnsi="Times New Roman"/>
-          <w:color w:val="161F27"/>
-          <w:sz w:val="17"/>
-        </w:rPr>
-        <w:t xml:space="preserve">. </w:t>
-      </w:r>
-      <w:r>
-        <w:rPr>
-          <w:rFonts w:ascii="Times New Roman" w:hAnsi="Times New Roman"/>
+          <w:sz w:val="17"/>
+        </w:rPr>
+        <w:t xml:space="preserve">, Chandrakana Nandi, Jeffrey I. Lipton, Zachary Tatlock, Adriana Schulz. </w:t>
+      </w:r>
+      <w:r>
+        <w:rPr>
           <w:i/>
-          <w:color w:val="161F27"/>
           <w:sz w:val="17"/>
         </w:rPr>
         <w:t>Carpentry Compiler</w:t>
       </w:r>
       <w:r>
         <w:rPr>
-          <w:rFonts w:ascii="Times New Roman" w:hAnsi="Times New Roman"/>
-          <w:color w:val="161F27"/>
-          <w:sz w:val="17"/>
-        </w:rPr>
-        <w:t xml:space="preserve">. </w:t>
-      </w:r>
-      <w:r>
-        <w:rPr>
-          <w:rFonts w:ascii="Times New Roman" w:hAnsi="Times New Roman"/>
-          <w:color w:val="161F27"/>
-          <w:sz w:val="17"/>
-        </w:rPr>
-        <w:t>ACM Transactions on Graphics (SIGGRAPH Asia), 2019.</w:t>
-      </w:r>
-    </w:p>
-    <w:p>
-      <w:pPr>
-        <w:keepLines/>
-        <w:widowControl/>
-        <w:spacing w:before="0" w:after="44" w:line="240" w:lineRule="auto"/>
-        <w:ind w:left="245"/>
-      </w:pPr>
-      <w:r>
-        <w:rPr>
-          <w:rFonts w:ascii="Times New Roman" w:hAnsi="Times New Roman"/>
-          <w:b w:val="0"/>
-          <w:color w:val="161F27"/>
+          <w:sz w:val="17"/>
+        </w:rPr>
+        <w:t>. ACM Transactions on Graphics (SIGGRAPH Asia), 2019.</w:t>
+      </w:r>
+    </w:p>
+    <w:p>
+      <w:pPr>
+        <w:keepLines/>
+        <w:spacing w:after="44"/>
+        <w:ind w:left="245"/>
+      </w:pPr>
+      <w:r>
+        <w:rPr>
           <w:sz w:val="17"/>
         </w:rPr>
         <w:t xml:space="preserve">Xin Yan, Cong Rao, Lin Lu, Andrei Sharf, </w:t>
       </w:r>
       <w:r>
         <w:rPr>
-          <w:rFonts w:ascii="Times New Roman" w:hAnsi="Times New Roman"/>
-          <w:b/>
-          <w:color w:val="161F27"/>
+          <w:b/>
           <w:sz w:val="17"/>
         </w:rPr>
         <w:t>Haisen Zhao</w:t>
       </w:r>
       <w:r>
         <w:rPr>
-          <w:rFonts w:ascii="Times New Roman" w:hAnsi="Times New Roman"/>
-          <w:b w:val="0"/>
-          <w:color w:val="161F27"/>
-          <w:sz w:val="17"/>
-        </w:rPr>
-        <w:t>, Baoquan Chen</w:t>
-      </w:r>
-      <w:r>
-        <w:rPr>
-          <w:rFonts w:ascii="Times New Roman" w:hAnsi="Times New Roman"/>
-          <w:color w:val="161F27"/>
-          <w:sz w:val="17"/>
-        </w:rPr>
-        <w:t xml:space="preserve">. </w:t>
-      </w:r>
-      <w:r>
-        <w:rPr>
-          <w:rFonts w:ascii="Times New Roman" w:hAnsi="Times New Roman"/>
+          <w:sz w:val="17"/>
+        </w:rPr>
+        <w:t xml:space="preserve">, Baoquan Chen. </w:t>
+      </w:r>
+      <w:r>
+        <w:rPr>
           <w:i/>
-          <w:color w:val="161F27"/>
           <w:sz w:val="17"/>
         </w:rPr>
         <w:t>Strong 3D Printing by TPMS Injection</w:t>
       </w:r>
       <w:r>
         <w:rPr>
-          <w:rFonts w:ascii="Times New Roman" w:hAnsi="Times New Roman"/>
-          <w:color w:val="161F27"/>
-          <w:sz w:val="17"/>
-        </w:rPr>
-        <w:t xml:space="preserve">. </w:t>
-      </w:r>
-      <w:r>
-        <w:rPr>
-          <w:rFonts w:ascii="Times New Roman" w:hAnsi="Times New Roman"/>
-          <w:color w:val="161F27"/>
-          <w:sz w:val="17"/>
-        </w:rPr>
-        <w:t>IEEE Transactions on Visualization and Computer Graphics, 2019.</w:t>
-      </w:r>
-    </w:p>
-    <w:p>
-      <w:pPr>
-        <w:pStyle w:val="Heading2"/>
-        <w:keepNext/>
-        <w:widowControl/>
-        <w:spacing w:before="80" w:after="20" w:line="240" w:lineRule="auto"/>
-        <w:ind w:left="0" w:firstLine="0"/>
+          <w:sz w:val="17"/>
+        </w:rPr>
+        <w:t>. IEEE Transactions on Visualization and Computer Graphics, 2019.</w:t>
+      </w:r>
+    </w:p>
+    <w:p>
+      <w:pPr>
+        <w:pStyle w:val="2"/>
+        <w:spacing w:before="80" w:after="20"/>
+        <w:ind w:firstLine="541"/>
       </w:pPr>
       <w:r>
         <w:rPr>
@@ -2841,69 +1913,41 @@
     <w:p>
       <w:pPr>
         <w:keepLines/>
-        <w:widowControl/>
-        <w:spacing w:before="0" w:after="44" w:line="240" w:lineRule="auto"/>
-        <w:ind w:left="245"/>
-      </w:pPr>
-      <w:r>
-        <w:rPr>
-          <w:rFonts w:ascii="Times New Roman" w:hAnsi="Times New Roman"/>
-          <w:b/>
-          <w:color w:val="161F27"/>
+        <w:spacing w:after="44"/>
+        <w:ind w:left="245"/>
+      </w:pPr>
+      <w:r>
+        <w:rPr>
+          <w:b/>
           <w:sz w:val="17"/>
         </w:rPr>
         <w:t>Haisen Zhao</w:t>
       </w:r>
       <w:r>
         <w:rPr>
-          <w:rFonts w:ascii="Times New Roman" w:hAnsi="Times New Roman"/>
-          <w:b w:val="0"/>
-          <w:color w:val="161F27"/>
-          <w:sz w:val="17"/>
-        </w:rPr>
-        <w:t>, Hao Zhang, Shiqing Xin, Yuanmin Deng, Changhe Tu, Wenping Wang, Daniel Cohen-Or, Baoquan Chen</w:t>
-      </w:r>
-      <w:r>
-        <w:rPr>
-          <w:rFonts w:ascii="Times New Roman" w:hAnsi="Times New Roman"/>
-          <w:color w:val="161F27"/>
-          <w:sz w:val="17"/>
-        </w:rPr>
-        <w:t xml:space="preserve">. </w:t>
-      </w:r>
-      <w:r>
-        <w:rPr>
-          <w:rFonts w:ascii="Times New Roman" w:hAnsi="Times New Roman"/>
+          <w:sz w:val="17"/>
+        </w:rPr>
+        <w:t xml:space="preserve">, Hao Zhang, Shiqing Xin, Yuanmin Deng, Changhe Tu, Wenping Wang, Daniel Cohen-Or, Baoquan Chen. </w:t>
+      </w:r>
+      <w:r>
+        <w:rPr>
           <w:i/>
-          <w:color w:val="161F27"/>
           <w:sz w:val="17"/>
         </w:rPr>
         <w:t>DSCarver: Decompose-and-Spiral-Carve for Subtractive Manufacturing</w:t>
       </w:r>
       <w:r>
         <w:rPr>
-          <w:rFonts w:ascii="Times New Roman" w:hAnsi="Times New Roman"/>
-          <w:color w:val="161F27"/>
-          <w:sz w:val="17"/>
-        </w:rPr>
-        <w:t xml:space="preserve">. </w:t>
-      </w:r>
-      <w:r>
-        <w:rPr>
-          <w:rFonts w:ascii="Times New Roman" w:hAnsi="Times New Roman"/>
-          <w:color w:val="161F27"/>
-          <w:sz w:val="17"/>
-        </w:rPr>
-        <w:t>ACM Transactions on Graphics (SIGGRAPH), 2018.</w:t>
-      </w:r>
-    </w:p>
-    <w:p>
-      <w:pPr>
-        <w:pStyle w:val="Heading2"/>
-        <w:keepNext/>
-        <w:widowControl/>
-        <w:spacing w:before="80" w:after="20" w:line="240" w:lineRule="auto"/>
-        <w:ind w:left="0" w:firstLine="0"/>
+          <w:sz w:val="17"/>
+        </w:rPr>
+        <w:t>. ACM Transactions on Graphics (SIGGRAPH), 2018.</w:t>
+      </w:r>
+    </w:p>
+    <w:p>
+      <w:pPr>
+        <w:pStyle w:val="2"/>
+        <w:spacing w:before="80" w:after="20"/>
+        <w:ind w:firstLine="541"/>
       </w:pPr>
       <w:r>
         <w:rPr>
@@ -2918,128 +1962,74 @@
     <w:p>
       <w:pPr>
         <w:keepLines/>
-        <w:widowControl/>
-        <w:spacing w:before="0" w:after="44" w:line="240" w:lineRule="auto"/>
-        <w:ind w:left="245"/>
-      </w:pPr>
-      <w:r>
-        <w:rPr>
-          <w:rFonts w:ascii="Times New Roman" w:hAnsi="Times New Roman"/>
-          <w:b/>
-          <w:color w:val="161F27"/>
+        <w:spacing w:after="44"/>
+        <w:ind w:left="245"/>
+      </w:pPr>
+      <w:r>
+        <w:rPr>
+          <w:b/>
           <w:sz w:val="17"/>
         </w:rPr>
         <w:t>Haisen Zhao</w:t>
       </w:r>
       <w:r>
         <w:rPr>
-          <w:rFonts w:ascii="Times New Roman" w:hAnsi="Times New Roman"/>
-          <w:b w:val="0"/>
-          <w:color w:val="161F27"/>
-          <w:sz w:val="17"/>
-        </w:rPr>
-        <w:t>, Fanglin Gu, Qixing Huang, J. A. Garcia Galicia, Yong Chen, Changhe Tu, Bedrich Benes, Hao Zhang, Daniel Cohen-Or, Baoquan Chen</w:t>
-      </w:r>
-      <w:r>
-        <w:rPr>
-          <w:rFonts w:ascii="Times New Roman" w:hAnsi="Times New Roman"/>
-          <w:color w:val="161F27"/>
-          <w:sz w:val="17"/>
-        </w:rPr>
-        <w:t xml:space="preserve">. </w:t>
-      </w:r>
-      <w:r>
-        <w:rPr>
-          <w:rFonts w:ascii="Times New Roman" w:hAnsi="Times New Roman"/>
+          <w:sz w:val="17"/>
+        </w:rPr>
+        <w:t xml:space="preserve">, Fanglin Gu, Qixing Huang, J. A. Garcia Galicia, Yong Chen, Changhe Tu, Bedrich Benes, Hao Zhang, Daniel Cohen-Or, Baoquan Chen. </w:t>
+      </w:r>
+      <w:r>
+        <w:rPr>
           <w:i/>
-          <w:color w:val="161F27"/>
           <w:sz w:val="17"/>
         </w:rPr>
         <w:t>Connected Fermat Spirals for Layered Fabrication</w:t>
       </w:r>
       <w:r>
         <w:rPr>
-          <w:rFonts w:ascii="Times New Roman" w:hAnsi="Times New Roman"/>
-          <w:color w:val="161F27"/>
-          <w:sz w:val="17"/>
-        </w:rPr>
-        <w:t xml:space="preserve">. </w:t>
-      </w:r>
-      <w:r>
-        <w:rPr>
-          <w:rFonts w:ascii="Times New Roman" w:hAnsi="Times New Roman"/>
-          <w:color w:val="161F27"/>
-          <w:sz w:val="17"/>
-        </w:rPr>
-        <w:t>ACM Transactions on Graphics (SIGGRAPH), 2016.</w:t>
-      </w:r>
-    </w:p>
-    <w:p>
-      <w:pPr>
-        <w:keepLines/>
-        <w:widowControl/>
-        <w:spacing w:before="0" w:after="44" w:line="240" w:lineRule="auto"/>
-        <w:ind w:left="245"/>
-      </w:pPr>
-      <w:r>
-        <w:rPr>
-          <w:rFonts w:ascii="Times New Roman" w:hAnsi="Times New Roman"/>
-          <w:b/>
-          <w:color w:val="161F27"/>
+          <w:sz w:val="17"/>
+        </w:rPr>
+        <w:t>. ACM Transactions on Graphics (SIGGRAPH), 2016.</w:t>
+      </w:r>
+    </w:p>
+    <w:p>
+      <w:pPr>
+        <w:keepLines/>
+        <w:spacing w:after="44"/>
+        <w:ind w:left="245"/>
+      </w:pPr>
+      <w:r>
+        <w:rPr>
+          <w:b/>
           <w:sz w:val="17"/>
         </w:rPr>
         <w:t>Haisen Zhao</w:t>
       </w:r>
       <w:r>
         <w:rPr>
-          <w:rFonts w:ascii="Times New Roman" w:hAnsi="Times New Roman"/>
-          <w:b w:val="0"/>
-          <w:color w:val="161F27"/>
-          <w:sz w:val="17"/>
-        </w:rPr>
-        <w:t>, Lin Lu, Yuan Wei, Dani Lischinski, Andrei Sharf, Daniel Cohen-Or, Baoquan Chen</w:t>
-      </w:r>
-      <w:r>
-        <w:rPr>
-          <w:rFonts w:ascii="Times New Roman" w:hAnsi="Times New Roman"/>
-          <w:color w:val="161F27"/>
-          <w:sz w:val="17"/>
-        </w:rPr>
-        <w:t xml:space="preserve">. </w:t>
-      </w:r>
-      <w:r>
-        <w:rPr>
-          <w:rFonts w:ascii="Times New Roman" w:hAnsi="Times New Roman"/>
+          <w:sz w:val="17"/>
+        </w:rPr>
+        <w:t xml:space="preserve">, Lin Lu, Yuan Wei, Dani Lischinski, Andrei Sharf, Daniel Cohen-Or, Baoquan Chen. </w:t>
+      </w:r>
+      <w:r>
+        <w:rPr>
           <w:i/>
-          <w:color w:val="161F27"/>
           <w:sz w:val="17"/>
         </w:rPr>
         <w:t>Printed Perforated Lampshades for Continuous Projective Images</w:t>
       </w:r>
       <w:r>
         <w:rPr>
-          <w:rFonts w:ascii="Times New Roman" w:hAnsi="Times New Roman"/>
-          <w:color w:val="161F27"/>
-          <w:sz w:val="17"/>
-        </w:rPr>
-        <w:t xml:space="preserve">. </w:t>
-      </w:r>
-      <w:r>
-        <w:rPr>
-          <w:rFonts w:ascii="Times New Roman" w:hAnsi="Times New Roman"/>
-          <w:color w:val="161F27"/>
-          <w:sz w:val="17"/>
-        </w:rPr>
-        <w:t>ACM Transactions on Graphics (presented at SIGGRAPH), 2016.</w:t>
-      </w:r>
-    </w:p>
-    <w:p>
-      <w:pPr>
-        <w:pStyle w:val="Heading2"/>
-        <w:keepNext/>
-        <w:widowControl/>
-        <w:spacing w:before="80" w:after="20" w:line="240" w:lineRule="auto"/>
-        <w:ind w:left="0" w:firstLine="0"/>
+          <w:sz w:val="17"/>
+        </w:rPr>
+        <w:t>. ACM Transactions on Graphics (presented at SIGGRAPH), 2016.</w:t>
+      </w:r>
+    </w:p>
+    <w:p>
+      <w:pPr>
+        <w:pStyle w:val="2"/>
+        <w:spacing w:before="80" w:after="20"/>
+        <w:ind w:firstLine="541"/>
       </w:pPr>
       <w:r>
         <w:rPr>
@@ -3054,69 +2044,41 @@
     <w:p>
       <w:pPr>
         <w:keepLines/>
-        <w:widowControl/>
-        <w:spacing w:before="0" w:after="44" w:line="240" w:lineRule="auto"/>
-        <w:ind w:left="245"/>
-      </w:pPr>
-      <w:r>
-        <w:rPr>
-          <w:rFonts w:ascii="Times New Roman" w:hAnsi="Times New Roman"/>
-          <w:b/>
-          <w:color w:val="161F27"/>
+        <w:spacing w:after="44"/>
+        <w:ind w:left="245"/>
+      </w:pPr>
+      <w:r>
+        <w:rPr>
+          <w:b/>
           <w:sz w:val="17"/>
         </w:rPr>
         <w:t>Haisen Zhao</w:t>
       </w:r>
       <w:r>
         <w:rPr>
-          <w:rFonts w:ascii="Times New Roman" w:hAnsi="Times New Roman"/>
-          <w:b w:val="0"/>
-          <w:color w:val="161F27"/>
-          <w:sz w:val="17"/>
-        </w:rPr>
-        <w:t>, Lin Lu, Zhitao Bo</w:t>
-      </w:r>
-      <w:r>
-        <w:rPr>
-          <w:rFonts w:ascii="Times New Roman" w:hAnsi="Times New Roman"/>
-          <w:color w:val="161F27"/>
-          <w:sz w:val="17"/>
-        </w:rPr>
-        <w:t xml:space="preserve">. </w:t>
-      </w:r>
-      <w:r>
-        <w:rPr>
-          <w:rFonts w:ascii="Times New Roman" w:hAnsi="Times New Roman"/>
+          <w:sz w:val="17"/>
+        </w:rPr>
+        <w:t xml:space="preserve">, Lin Lu, Zhitao Bo. </w:t>
+      </w:r>
+      <w:r>
+        <w:rPr>
           <w:i/>
-          <w:color w:val="161F27"/>
           <w:sz w:val="17"/>
         </w:rPr>
         <w:t>Variational Circular Treemaps for Hierarchical Data</w:t>
       </w:r>
       <w:r>
         <w:rPr>
-          <w:rFonts w:ascii="Times New Roman" w:hAnsi="Times New Roman"/>
-          <w:color w:val="161F27"/>
-          <w:sz w:val="17"/>
-        </w:rPr>
-        <w:t xml:space="preserve">. </w:t>
-      </w:r>
-      <w:r>
-        <w:rPr>
-          <w:rFonts w:ascii="Times New Roman" w:hAnsi="Times New Roman"/>
-          <w:color w:val="161F27"/>
-          <w:sz w:val="17"/>
-        </w:rPr>
-        <w:t>Journal of Software (PacificVis), 2015 (in Chinese).</w:t>
-      </w:r>
-    </w:p>
-    <w:p>
-      <w:pPr>
-        <w:pStyle w:val="Heading2"/>
-        <w:keepNext/>
-        <w:widowControl/>
-        <w:spacing w:before="80" w:after="20" w:line="240" w:lineRule="auto"/>
-        <w:ind w:left="0" w:firstLine="0"/>
+          <w:sz w:val="17"/>
+        </w:rPr>
+        <w:t>. Journal of Software (PacificVis), 2015 (in Chinese).</w:t>
+      </w:r>
+    </w:p>
+    <w:p>
+      <w:pPr>
+        <w:pStyle w:val="2"/>
+        <w:spacing w:before="80" w:after="20"/>
+        <w:ind w:firstLine="541"/>
       </w:pPr>
       <w:r>
         <w:rPr>
@@ -3125,84 +2087,54 @@
           <w:color w:val="173F60"/>
           <w:sz w:val="18"/>
         </w:rPr>
+        <w:lastRenderedPageBreak/>
         <w:t>2014</w:t>
       </w:r>
     </w:p>
     <w:p>
       <w:pPr>
         <w:keepLines/>
-        <w:widowControl/>
-        <w:spacing w:before="0" w:after="44" w:line="240" w:lineRule="auto"/>
-        <w:ind w:left="245"/>
-      </w:pPr>
-      <w:r>
-        <w:rPr>
-          <w:rFonts w:ascii="Times New Roman" w:hAnsi="Times New Roman"/>
-          <w:b w:val="0"/>
-          <w:color w:val="161F27"/>
+        <w:spacing w:after="44"/>
+        <w:ind w:left="245"/>
+      </w:pPr>
+      <w:r>
+        <w:rPr>
           <w:sz w:val="17"/>
         </w:rPr>
         <w:t xml:space="preserve">Lin Lu, Andrei Sharf, </w:t>
       </w:r>
       <w:r>
         <w:rPr>
-          <w:rFonts w:ascii="Times New Roman" w:hAnsi="Times New Roman"/>
-          <w:b/>
-          <w:color w:val="161F27"/>
+          <w:b/>
           <w:sz w:val="17"/>
         </w:rPr>
         <w:t>Haisen Zhao</w:t>
       </w:r>
       <w:r>
         <w:rPr>
-          <w:rFonts w:ascii="Times New Roman" w:hAnsi="Times New Roman"/>
-          <w:b w:val="0"/>
-          <w:color w:val="161F27"/>
-          <w:sz w:val="17"/>
-        </w:rPr>
-        <w:t>, Yuan Wei, Qingnan Fan, Xuelin Chen, Yann Savoye, Changhe Tu, Daniel Cohen-Or, Baoquan Chen</w:t>
-      </w:r>
-      <w:r>
-        <w:rPr>
-          <w:rFonts w:ascii="Times New Roman" w:hAnsi="Times New Roman"/>
-          <w:color w:val="161F27"/>
-          <w:sz w:val="17"/>
-        </w:rPr>
-        <w:t xml:space="preserve">. </w:t>
-      </w:r>
-      <w:r>
-        <w:rPr>
-          <w:rFonts w:ascii="Times New Roman" w:hAnsi="Times New Roman"/>
+          <w:sz w:val="17"/>
+        </w:rPr>
+        <w:t xml:space="preserve">, Yuan Wei, Qingnan Fan, Xuelin Chen, Yann Savoye, Changhe Tu, Daniel Cohen-Or, Baoquan Chen. </w:t>
+      </w:r>
+      <w:r>
+        <w:rPr>
           <w:i/>
-          <w:color w:val="161F27"/>
           <w:sz w:val="17"/>
         </w:rPr>
         <w:t>Build-to-Last: Strength to Weight 3D Printed Objects</w:t>
       </w:r>
       <w:r>
         <w:rPr>
-          <w:rFonts w:ascii="Times New Roman" w:hAnsi="Times New Roman"/>
-          <w:color w:val="161F27"/>
-          <w:sz w:val="17"/>
-        </w:rPr>
-        <w:t xml:space="preserve">. </w:t>
-      </w:r>
-      <w:r>
-        <w:rPr>
-          <w:rFonts w:ascii="Times New Roman" w:hAnsi="Times New Roman"/>
-          <w:color w:val="161F27"/>
-          <w:sz w:val="17"/>
-        </w:rPr>
-        <w:t>ACM Transactions on Graphics (SIGGRAPH), 2014.</w:t>
-      </w:r>
-    </w:p>
-    <w:p>
-      <w:pPr>
-        <w:pStyle w:val="Heading2"/>
-        <w:keepNext/>
-        <w:widowControl/>
-        <w:spacing w:before="80" w:after="20" w:line="240" w:lineRule="auto"/>
-        <w:ind w:left="0" w:firstLine="0"/>
+          <w:sz w:val="17"/>
+        </w:rPr>
+        <w:t>. ACM Transactions on Graphics (SIGGRAPH), 2014.</w:t>
+      </w:r>
+    </w:p>
+    <w:p>
+      <w:pPr>
+        <w:pStyle w:val="2"/>
+        <w:spacing w:before="80" w:after="20"/>
+        <w:ind w:firstLine="541"/>
       </w:pPr>
       <w:r>
         <w:rPr>
@@ -3217,77 +2149,50 @@
     <w:p>
       <w:pPr>
         <w:keepLines/>
-        <w:widowControl/>
-        <w:spacing w:before="0" w:after="44" w:line="240" w:lineRule="auto"/>
-        <w:ind w:left="245"/>
-      </w:pPr>
-      <w:r>
-        <w:rPr>
-          <w:rFonts w:ascii="Times New Roman" w:hAnsi="Times New Roman"/>
-          <w:b/>
-          <w:color w:val="161F27"/>
+        <w:spacing w:after="44"/>
+        <w:ind w:left="245"/>
+      </w:pPr>
+      <w:r>
+        <w:rPr>
+          <w:b/>
           <w:sz w:val="17"/>
         </w:rPr>
         <w:t>Haisen Zhao</w:t>
       </w:r>
       <w:r>
         <w:rPr>
-          <w:rFonts w:ascii="Times New Roman" w:hAnsi="Times New Roman"/>
-          <w:b w:val="0"/>
-          <w:color w:val="161F27"/>
-          <w:sz w:val="17"/>
-        </w:rPr>
-        <w:t>, Chenglei Yang, Lin Lu, Xiaoting Wang, Yijun Yang, Xiangxu Meng</w:t>
-      </w:r>
-      <w:r>
-        <w:rPr>
-          <w:rFonts w:ascii="Times New Roman" w:hAnsi="Times New Roman"/>
-          <w:color w:val="161F27"/>
-          <w:sz w:val="17"/>
-        </w:rPr>
-        <w:t xml:space="preserve">. </w:t>
-      </w:r>
-      <w:r>
-        <w:rPr>
-          <w:rFonts w:ascii="Times New Roman" w:hAnsi="Times New Roman"/>
+          <w:sz w:val="17"/>
+        </w:rPr>
+        <w:t xml:space="preserve">, Chenglei Yang, Lin Lu, Xiaoting Wang, Yijun Yang, Xiangxu Meng. </w:t>
+      </w:r>
+      <w:r>
+        <w:rPr>
           <w:i/>
-          <w:color w:val="161F27"/>
           <w:sz w:val="17"/>
         </w:rPr>
         <w:t>An Algorithm for Visibility Computation of Points Based on Voronoi Diagrams</w:t>
       </w:r>
       <w:r>
         <w:rPr>
-          <w:rFonts w:ascii="Times New Roman" w:hAnsi="Times New Roman"/>
-          <w:color w:val="161F27"/>
-          <w:sz w:val="17"/>
-        </w:rPr>
-        <w:t xml:space="preserve">. </w:t>
-      </w:r>
-      <w:r>
-        <w:rPr>
-          <w:rFonts w:ascii="Times New Roman" w:hAnsi="Times New Roman"/>
-          <w:color w:val="161F27"/>
-          <w:sz w:val="17"/>
-        </w:rPr>
-        <w:t>Computer-Aided Design &amp; Computer Graphics (CAD/CG), Best Student Paper, 2012 (in Chinese).</w:t>
-      </w:r>
-    </w:p>
-    <w:p>
-      <w:pPr>
-        <w:pStyle w:val="Heading1"/>
-        <w:keepNext/>
-        <w:pageBreakBefore w:val="0"/>
-        <w:widowControl/>
+          <w:sz w:val="17"/>
+        </w:rPr>
+        <w:t>. Computer-Aided Design &amp; Computer Graphics (CAD/CG), Best Student Paper, 2012 (in Chinese).</w:t>
+      </w:r>
+    </w:p>
+    <w:p>
+      <w:pPr>
+        <w:pStyle w:val="1"/>
         <w:pBdr>
           <w:top w:val="single" w:sz="12" w:space="4" w:color="173F60"/>
         </w:pBdr>
-        <w:spacing w:before="200" w:after="80" w:line="240" w:lineRule="auto"/>
+        <w:spacing w:before="200" w:after="80"/>
+        <w:rPr>
+          <w:rFonts w:hint="eastAsia"/>
+        </w:rPr>
       </w:pPr>
       <w:r>
         <w:rPr>
           <w:rFonts w:ascii="Times New Roman" w:hAnsi="Times New Roman"/>
-          <w:b/>
           <w:color w:val="173F60"/>
           <w:sz w:val="25"/>
         </w:rPr>
@@ -3296,31 +2201,24 @@
     </w:p>
     <w:p>
       <w:pPr>
-        <w:widowControl/>
-        <w:spacing w:before="0" w:after="40" w:line="240" w:lineRule="auto"/>
-      </w:pPr>
-      <w:r>
-        <w:rPr>
-          <w:rFonts w:ascii="Times New Roman" w:hAnsi="Times New Roman"/>
-          <w:b/>
-          <w:color w:val="161F27"/>
+        <w:spacing w:after="40"/>
+      </w:pPr>
+      <w:r>
+        <w:rPr>
+          <w:b/>
           <w:sz w:val="17"/>
         </w:rPr>
         <w:t xml:space="preserve">Haisen Zhao. </w:t>
       </w:r>
       <w:r>
         <w:rPr>
-          <w:rFonts w:ascii="Times New Roman" w:hAnsi="Times New Roman"/>
           <w:i/>
-          <w:color w:val="161F27"/>
           <w:sz w:val="17"/>
         </w:rPr>
         <w:t>Geometric Research and Applications in Additive and Subtractive Manufacturing</w:t>
       </w:r>
       <w:r>
         <w:rPr>
-          <w:rFonts w:ascii="Times New Roman" w:hAnsi="Times New Roman"/>
-          <w:color w:val="161F27"/>
           <w:sz w:val="17"/>
         </w:rPr>
         <w:t>. Ph.D. thesis, Shandong University, 2018 (in Chinese). CCF Outstanding Doctoral Dissertation Award, 2019.</w:t>
@@ -3328,19 +2226,18 @@
     </w:p>
     <w:p>
       <w:pPr>
-        <w:pStyle w:val="Heading1"/>
-        <w:keepNext/>
-        <w:pageBreakBefore w:val="0"/>
-        <w:widowControl/>
+        <w:pStyle w:val="1"/>
         <w:pBdr>
           <w:top w:val="single" w:sz="12" w:space="4" w:color="173F60"/>
         </w:pBdr>
-        <w:spacing w:before="200" w:after="80" w:line="240" w:lineRule="auto"/>
+        <w:spacing w:before="200" w:after="80"/>
+        <w:rPr>
+          <w:rFonts w:hint="eastAsia"/>
+        </w:rPr>
       </w:pPr>
       <w:r>
         <w:rPr>
           <w:rFonts w:ascii="Times New Roman" w:hAnsi="Times New Roman"/>
-          <w:b/>
           <w:color w:val="173F60"/>
           <w:sz w:val="25"/>
         </w:rPr>
@@ -3349,169 +2246,113 @@
     </w:p>
     <w:p>
       <w:pPr>
-        <w:widowControl/>
         <w:tabs>
-          <w:tab w:pos="1699" w:val="left"/>
+          <w:tab w:val="left" w:pos="1699"/>
         </w:tabs>
-        <w:spacing w:before="0" w:after="30" w:line="240" w:lineRule="auto"/>
+        <w:spacing w:after="30"/>
         <w:ind w:left="1699" w:hanging="1699"/>
       </w:pPr>
       <w:r>
         <w:rPr>
-          <w:rFonts w:ascii="Times New Roman" w:hAnsi="Times New Roman"/>
-          <w:b/>
-          <w:color w:val="161F27"/>
-          <w:sz w:val="18"/>
+          <w:b/>
         </w:rPr>
         <w:t>2023-2026</w:t>
       </w:r>
       <w:r>
         <w:tab/>
-      </w:r>
-      <w:r>
-        <w:rPr>
-          <w:rFonts w:ascii="Times New Roman" w:hAnsi="Times New Roman"/>
-          <w:color w:val="161F27"/>
-          <w:sz w:val="18"/>
-        </w:rPr>
         <w:t>Undergraduate Thesis (Design), undergraduate course supervision</w:t>
       </w:r>
     </w:p>
     <w:p>
       <w:pPr>
-        <w:widowControl/>
         <w:tabs>
-          <w:tab w:pos="1699" w:val="left"/>
+          <w:tab w:val="left" w:pos="1699"/>
         </w:tabs>
-        <w:spacing w:before="0" w:after="30" w:line="240" w:lineRule="auto"/>
+        <w:spacing w:after="30"/>
         <w:ind w:left="1699" w:hanging="1699"/>
       </w:pPr>
       <w:r>
         <w:rPr>
-          <w:rFonts w:ascii="Times New Roman" w:hAnsi="Times New Roman"/>
-          <w:b/>
-          <w:color w:val="161F27"/>
-          <w:sz w:val="18"/>
+          <w:b/>
         </w:rPr>
         <w:t>2023-2025</w:t>
       </w:r>
       <w:r>
         <w:tab/>
-      </w:r>
-      <w:r>
-        <w:rPr>
-          <w:rFonts w:ascii="Times New Roman" w:hAnsi="Times New Roman"/>
-          <w:color w:val="161F27"/>
-          <w:sz w:val="18"/>
-        </w:rPr>
         <w:t>Computer Graphics, undergraduate course</w:t>
       </w:r>
     </w:p>
     <w:p>
       <w:pPr>
-        <w:widowControl/>
         <w:tabs>
-          <w:tab w:pos="1699" w:val="left"/>
+          <w:tab w:val="left" w:pos="1699"/>
         </w:tabs>
-        <w:spacing w:before="0" w:after="30" w:line="240" w:lineRule="auto"/>
+        <w:spacing w:after="30"/>
         <w:ind w:left="1699" w:hanging="1699"/>
       </w:pPr>
       <w:r>
         <w:rPr>
-          <w:rFonts w:ascii="Times New Roman" w:hAnsi="Times New Roman"/>
-          <w:b/>
-          <w:color w:val="161F27"/>
-          <w:sz w:val="18"/>
+          <w:b/>
         </w:rPr>
         <w:t>2023-2025</w:t>
       </w:r>
       <w:r>
         <w:tab/>
-      </w:r>
-      <w:r>
-        <w:rPr>
-          <w:rFonts w:ascii="Times New Roman" w:hAnsi="Times New Roman"/>
-          <w:color w:val="161F27"/>
-          <w:sz w:val="18"/>
-        </w:rPr>
         <w:t>Human-Computer Interaction Techniques, undergraduate course</w:t>
       </w:r>
     </w:p>
     <w:p>
       <w:pPr>
-        <w:widowControl/>
         <w:tabs>
-          <w:tab w:pos="1699" w:val="left"/>
+          <w:tab w:val="left" w:pos="1699"/>
         </w:tabs>
-        <w:spacing w:before="0" w:after="30" w:line="240" w:lineRule="auto"/>
+        <w:spacing w:after="30"/>
         <w:ind w:left="1699" w:hanging="1699"/>
       </w:pPr>
       <w:r>
         <w:rPr>
-          <w:rFonts w:ascii="Times New Roman" w:hAnsi="Times New Roman"/>
-          <w:b/>
-          <w:color w:val="161F27"/>
-          <w:sz w:val="18"/>
+          <w:b/>
         </w:rPr>
         <w:t>2024-2025</w:t>
       </w:r>
       <w:r>
         <w:tab/>
-      </w:r>
-      <w:r>
-        <w:rPr>
-          <w:rFonts w:ascii="Times New Roman" w:hAnsi="Times New Roman"/>
-          <w:color w:val="161F27"/>
-          <w:sz w:val="18"/>
-        </w:rPr>
         <w:t>Advanced Human-Computer Interaction Techniques, graduate course</w:t>
       </w:r>
     </w:p>
     <w:p>
       <w:pPr>
-        <w:widowControl/>
         <w:tabs>
-          <w:tab w:pos="1699" w:val="left"/>
+          <w:tab w:val="left" w:pos="1699"/>
         </w:tabs>
-        <w:spacing w:before="0" w:after="30" w:line="240" w:lineRule="auto"/>
+        <w:spacing w:after="30"/>
         <w:ind w:left="1699" w:hanging="1699"/>
       </w:pPr>
       <w:r>
         <w:rPr>
-          <w:rFonts w:ascii="Times New Roman" w:hAnsi="Times New Roman"/>
-          <w:b/>
-          <w:color w:val="161F27"/>
-          <w:sz w:val="18"/>
+          <w:b/>
         </w:rPr>
         <w:t>2024</w:t>
       </w:r>
       <w:r>
         <w:tab/>
-      </w:r>
-      <w:r>
-        <w:rPr>
-          <w:rFonts w:ascii="Times New Roman" w:hAnsi="Times New Roman"/>
-          <w:color w:val="161F27"/>
-          <w:sz w:val="18"/>
-        </w:rPr>
         <w:t>Foundations of Computer Science, undergraduate course</w:t>
       </w:r>
     </w:p>
     <w:p>
       <w:pPr>
-        <w:pStyle w:val="Heading1"/>
-        <w:keepNext/>
-        <w:pageBreakBefore w:val="0"/>
-        <w:widowControl/>
+        <w:pStyle w:val="1"/>
         <w:pBdr>
           <w:top w:val="single" w:sz="12" w:space="4" w:color="173F60"/>
         </w:pBdr>
-        <w:spacing w:before="200" w:after="80" w:line="240" w:lineRule="auto"/>
+        <w:spacing w:before="200" w:after="80"/>
+        <w:rPr>
+          <w:rFonts w:hint="eastAsia"/>
+        </w:rPr>
       </w:pPr>
       <w:r>
         <w:rPr>
           <w:rFonts w:ascii="Times New Roman" w:hAnsi="Times New Roman"/>
-          <w:b/>
           <w:color w:val="173F60"/>
           <w:sz w:val="25"/>
         </w:rPr>
@@ -3520,259 +2361,170 @@
     </w:p>
     <w:p>
       <w:pPr>
-        <w:widowControl/>
         <w:tabs>
-          <w:tab w:pos="1699" w:val="left"/>
+          <w:tab w:val="left" w:pos="1699"/>
         </w:tabs>
-        <w:spacing w:before="0" w:after="30" w:line="240" w:lineRule="auto"/>
+        <w:spacing w:after="30"/>
         <w:ind w:left="1699" w:hanging="1699"/>
       </w:pPr>
       <w:r>
         <w:rPr>
-          <w:rFonts w:ascii="Times New Roman" w:hAnsi="Times New Roman"/>
-          <w:b/>
-          <w:color w:val="161F27"/>
-          <w:sz w:val="18"/>
+          <w:b/>
         </w:rPr>
         <w:t>Aug. 2026</w:t>
       </w:r>
       <w:r>
         <w:tab/>
-      </w:r>
-      <w:r>
-        <w:rPr>
-          <w:rFonts w:ascii="Times New Roman" w:hAnsi="Times New Roman"/>
-          <w:color w:val="161F27"/>
-          <w:sz w:val="18"/>
-        </w:rPr>
         <w:t>Invited talk, "Review of Frontier Hot Topics in Intelligent CAM," CAD/CG 2026</w:t>
       </w:r>
     </w:p>
     <w:p>
       <w:pPr>
-        <w:widowControl/>
         <w:tabs>
-          <w:tab w:pos="1699" w:val="left"/>
+          <w:tab w:val="left" w:pos="1699"/>
         </w:tabs>
-        <w:spacing w:before="0" w:after="30" w:line="240" w:lineRule="auto"/>
+        <w:spacing w:after="30"/>
         <w:ind w:left="1699" w:hanging="1699"/>
       </w:pPr>
       <w:r>
         <w:rPr>
-          <w:rFonts w:ascii="Times New Roman" w:hAnsi="Times New Roman"/>
-          <w:b/>
-          <w:color w:val="161F27"/>
-          <w:sz w:val="18"/>
+          <w:b/>
         </w:rPr>
         <w:t>Jul. 2026</w:t>
       </w:r>
       <w:r>
         <w:tab/>
-      </w:r>
-      <w:r>
-        <w:rPr>
-          <w:rFonts w:ascii="Times New Roman" w:hAnsi="Times New Roman"/>
-          <w:color w:val="161F27"/>
-          <w:sz w:val="18"/>
-        </w:rPr>
         <w:t>Invited talk, "Complex Geometric Computation for Subtractive Manufacturing," GDC 2026</w:t>
       </w:r>
     </w:p>
     <w:p>
       <w:pPr>
-        <w:widowControl/>
         <w:tabs>
-          <w:tab w:pos="1699" w:val="left"/>
+          <w:tab w:val="left" w:pos="1699"/>
         </w:tabs>
-        <w:spacing w:before="0" w:after="30" w:line="240" w:lineRule="auto"/>
+        <w:spacing w:after="30"/>
         <w:ind w:left="1699" w:hanging="1699"/>
       </w:pPr>
       <w:r>
         <w:rPr>
-          <w:rFonts w:ascii="Times New Roman" w:hAnsi="Times New Roman"/>
-          <w:b/>
-          <w:color w:val="161F27"/>
-          <w:sz w:val="18"/>
+          <w:b/>
         </w:rPr>
         <w:t>Oct. 2021</w:t>
       </w:r>
       <w:r>
         <w:tab/>
-      </w:r>
-      <w:r>
-        <w:rPr>
-          <w:rFonts w:ascii="Times New Roman" w:hAnsi="Times New Roman"/>
-          <w:color w:val="161F27"/>
-          <w:sz w:val="18"/>
-        </w:rPr>
         <w:t>Invited talks at the University of California, Merced and the Institute of Automation, Chinese Academy of Sciences</w:t>
       </w:r>
     </w:p>
     <w:p>
       <w:pPr>
-        <w:widowControl/>
         <w:tabs>
-          <w:tab w:pos="1699" w:val="left"/>
+          <w:tab w:val="left" w:pos="1699"/>
         </w:tabs>
-        <w:spacing w:before="0" w:after="30" w:line="240" w:lineRule="auto"/>
+        <w:spacing w:after="30"/>
         <w:ind w:left="1699" w:hanging="1699"/>
       </w:pPr>
       <w:r>
         <w:rPr>
-          <w:rFonts w:ascii="Times New Roman" w:hAnsi="Times New Roman"/>
-          <w:b/>
-          <w:color w:val="161F27"/>
-          <w:sz w:val="18"/>
+          <w:b/>
         </w:rPr>
         <w:t>Jul. 2021</w:t>
       </w:r>
       <w:r>
         <w:tab/>
-      </w:r>
-      <w:r>
-        <w:rPr>
-          <w:rFonts w:ascii="Times New Roman" w:hAnsi="Times New Roman"/>
-          <w:color w:val="161F27"/>
-          <w:sz w:val="18"/>
-        </w:rPr>
         <w:t>Invited talk, USTC Summer School, "Advances in Computer Graphics"</w:t>
       </w:r>
     </w:p>
     <w:p>
       <w:pPr>
-        <w:widowControl/>
         <w:tabs>
-          <w:tab w:pos="1699" w:val="left"/>
+          <w:tab w:val="left" w:pos="1699"/>
         </w:tabs>
-        <w:spacing w:before="0" w:after="30" w:line="240" w:lineRule="auto"/>
+        <w:spacing w:after="30"/>
         <w:ind w:left="1699" w:hanging="1699"/>
       </w:pPr>
       <w:r>
         <w:rPr>
-          <w:rFonts w:ascii="Times New Roman" w:hAnsi="Times New Roman"/>
-          <w:b/>
-          <w:color w:val="161F27"/>
-          <w:sz w:val="18"/>
+          <w:b/>
         </w:rPr>
         <w:t>Nov. 2019</w:t>
       </w:r>
       <w:r>
         <w:tab/>
-      </w:r>
-      <w:r>
-        <w:rPr>
-          <w:rFonts w:ascii="Times New Roman" w:hAnsi="Times New Roman"/>
-          <w:color w:val="161F27"/>
-          <w:sz w:val="18"/>
-        </w:rPr>
         <w:t>Conference presentation, ACM SIGGRAPH Asia, Brisbane, Australia</w:t>
       </w:r>
     </w:p>
     <w:p>
       <w:pPr>
-        <w:widowControl/>
         <w:tabs>
-          <w:tab w:pos="1699" w:val="left"/>
+          <w:tab w:val="left" w:pos="1699"/>
         </w:tabs>
-        <w:spacing w:before="0" w:after="30" w:line="240" w:lineRule="auto"/>
+        <w:spacing w:after="30"/>
         <w:ind w:left="1699" w:hanging="1699"/>
       </w:pPr>
       <w:r>
         <w:rPr>
-          <w:rFonts w:ascii="Times New Roman" w:hAnsi="Times New Roman"/>
-          <w:b/>
-          <w:color w:val="161F27"/>
-          <w:sz w:val="18"/>
+          <w:b/>
         </w:rPr>
         <w:t>Aug. 2018</w:t>
       </w:r>
       <w:r>
         <w:tab/>
-      </w:r>
-      <w:r>
-        <w:rPr>
-          <w:rFonts w:ascii="Times New Roman" w:hAnsi="Times New Roman"/>
-          <w:color w:val="161F27"/>
-          <w:sz w:val="18"/>
-        </w:rPr>
         <w:t>Conference presentation, ACM SIGGRAPH, Vancouver, Canada</w:t>
       </w:r>
     </w:p>
     <w:p>
       <w:pPr>
-        <w:widowControl/>
         <w:tabs>
-          <w:tab w:pos="1699" w:val="left"/>
+          <w:tab w:val="left" w:pos="1699"/>
         </w:tabs>
-        <w:spacing w:before="0" w:after="30" w:line="240" w:lineRule="auto"/>
+        <w:spacing w:after="30"/>
         <w:ind w:left="1699" w:hanging="1699"/>
       </w:pPr>
       <w:r>
         <w:rPr>
-          <w:rFonts w:ascii="Times New Roman" w:hAnsi="Times New Roman"/>
-          <w:b/>
-          <w:color w:val="161F27"/>
-          <w:sz w:val="18"/>
+          <w:b/>
         </w:rPr>
         <w:t>Jul. 2016</w:t>
       </w:r>
       <w:r>
         <w:tab/>
-      </w:r>
-      <w:r>
-        <w:rPr>
-          <w:rFonts w:ascii="Times New Roman" w:hAnsi="Times New Roman"/>
-          <w:color w:val="161F27"/>
-          <w:sz w:val="18"/>
-        </w:rPr>
         <w:t>Two conference presentations, ACM SIGGRAPH, Anaheim, USA</w:t>
       </w:r>
     </w:p>
     <w:p>
       <w:pPr>
-        <w:widowControl/>
         <w:tabs>
-          <w:tab w:pos="1699" w:val="left"/>
+          <w:tab w:val="left" w:pos="1699"/>
         </w:tabs>
-        <w:spacing w:before="0" w:after="30" w:line="240" w:lineRule="auto"/>
+        <w:spacing w:after="30"/>
         <w:ind w:left="1699" w:hanging="1699"/>
       </w:pPr>
       <w:r>
         <w:rPr>
-          <w:rFonts w:ascii="Times New Roman" w:hAnsi="Times New Roman"/>
-          <w:b/>
-          <w:color w:val="161F27"/>
-          <w:sz w:val="18"/>
+          <w:b/>
         </w:rPr>
         <w:t>Apr. 2015</w:t>
       </w:r>
       <w:r>
         <w:tab/>
-      </w:r>
-      <w:r>
-        <w:rPr>
-          <w:rFonts w:ascii="Times New Roman" w:hAnsi="Times New Roman"/>
-          <w:color w:val="161F27"/>
-          <w:sz w:val="18"/>
-        </w:rPr>
         <w:t>Conference presentation, IEEE Pacific Visualization, Hangzhou, China</w:t>
       </w:r>
     </w:p>
     <w:p>
       <w:pPr>
-        <w:pStyle w:val="Heading1"/>
-        <w:keepNext/>
-        <w:pageBreakBefore w:val="0"/>
-        <w:widowControl/>
+        <w:pStyle w:val="1"/>
         <w:pBdr>
           <w:top w:val="single" w:sz="12" w:space="4" w:color="173F60"/>
         </w:pBdr>
-        <w:spacing w:before="200" w:after="80" w:line="240" w:lineRule="auto"/>
+        <w:spacing w:before="200" w:after="80"/>
+        <w:rPr>
+          <w:rFonts w:hint="eastAsia"/>
+        </w:rPr>
       </w:pPr>
       <w:r>
         <w:rPr>
           <w:rFonts w:ascii="Times New Roman" w:hAnsi="Times New Roman"/>
-          <w:b/>
           <w:color w:val="173F60"/>
           <w:sz w:val="25"/>
         </w:rPr>
@@ -3782,14 +2534,11 @@
     <w:p>
       <w:pPr>
         <w:keepLines/>
-        <w:widowControl/>
-        <w:spacing w:before="0" w:after="30" w:line="240" w:lineRule="auto"/>
-        <w:ind w:left="245"/>
-      </w:pPr>
-      <w:r>
-        <w:rPr>
-          <w:rFonts w:ascii="Times New Roman" w:hAnsi="Times New Roman"/>
-          <w:color w:val="161F27"/>
+        <w:spacing w:after="30"/>
+        <w:ind w:left="245"/>
+      </w:pPr>
+      <w:r>
+        <w:rPr>
           <w:sz w:val="17"/>
         </w:rPr>
         <w:t>Reviewer: ACM SIGGRAPH and ACM SIGGRAPH Asia</w:t>
@@ -3798,14 +2547,11 @@
     <w:p>
       <w:pPr>
         <w:keepLines/>
-        <w:widowControl/>
-        <w:spacing w:before="0" w:after="30" w:line="240" w:lineRule="auto"/>
-        <w:ind w:left="245"/>
-      </w:pPr>
-      <w:r>
-        <w:rPr>
-          <w:rFonts w:ascii="Times New Roman" w:hAnsi="Times New Roman"/>
-          <w:color w:val="161F27"/>
+        <w:spacing w:after="30"/>
+        <w:ind w:left="245"/>
+      </w:pPr>
+      <w:r>
+        <w:rPr>
           <w:sz w:val="17"/>
         </w:rPr>
         <w:t>Reviewer: ACM Transactions on Graphics; Computer-Aided Design; Computers &amp; Graphics; The Visual Computer</w:t>
@@ -3814,14 +2560,11 @@
     <w:p>
       <w:pPr>
         <w:keepLines/>
-        <w:widowControl/>
-        <w:spacing w:before="0" w:after="30" w:line="240" w:lineRule="auto"/>
-        <w:ind w:left="245"/>
-      </w:pPr>
-      <w:r>
-        <w:rPr>
-          <w:rFonts w:ascii="Times New Roman" w:hAnsi="Times New Roman"/>
-          <w:color w:val="161F27"/>
+        <w:spacing w:after="30"/>
+        <w:ind w:left="245"/>
+      </w:pPr>
+      <w:r>
+        <w:rPr>
           <w:sz w:val="17"/>
         </w:rPr>
         <w:t>Reviewer: IEEE Computer Graphics and Applications; IEEE Transactions on Automation Science and Engineering</w:t>
@@ -3830,14 +2573,11 @@
     <w:p>
       <w:pPr>
         <w:keepLines/>
-        <w:widowControl/>
-        <w:spacing w:before="0" w:after="30" w:line="240" w:lineRule="auto"/>
-        <w:ind w:left="245"/>
-      </w:pPr>
-      <w:r>
-        <w:rPr>
-          <w:rFonts w:ascii="Times New Roman" w:hAnsi="Times New Roman"/>
-          <w:color w:val="161F27"/>
+        <w:spacing w:after="30"/>
+        <w:ind w:left="245"/>
+      </w:pPr>
+      <w:r>
+        <w:rPr>
           <w:sz w:val="17"/>
         </w:rPr>
         <w:t>Reviewer: Eurographics; 3D Printing and Additive Manufacturing; Frontiers of Information Technology &amp; Electronic Engineering</w:t>
@@ -3845,36 +2585,33 @@
     </w:p>
     <w:p>
       <w:pPr>
-        <w:pStyle w:val="Heading1"/>
-        <w:keepNext/>
-        <w:pageBreakBefore w:val="0"/>
-        <w:widowControl/>
+        <w:pStyle w:val="1"/>
         <w:pBdr>
           <w:top w:val="single" w:sz="12" w:space="4" w:color="173F60"/>
         </w:pBdr>
-        <w:spacing w:before="200" w:after="80" w:line="240" w:lineRule="auto"/>
+        <w:spacing w:before="200" w:after="80"/>
+        <w:rPr>
+          <w:rFonts w:hint="eastAsia"/>
+        </w:rPr>
       </w:pPr>
       <w:r>
         <w:rPr>
           <w:rFonts w:ascii="Times New Roman" w:hAnsi="Times New Roman"/>
-          <w:b/>
           <w:color w:val="173F60"/>
           <w:sz w:val="25"/>
         </w:rPr>
+        <w:lastRenderedPageBreak/>
         <w:t>Patents and Software Copyright</w:t>
       </w:r>
     </w:p>
     <w:p>
       <w:pPr>
         <w:keepLines/>
-        <w:widowControl/>
-        <w:spacing w:before="0" w:after="28" w:line="240" w:lineRule="auto"/>
-        <w:ind w:left="245"/>
-      </w:pPr>
-      <w:r>
-        <w:rPr>
-          <w:rFonts w:ascii="Times New Roman" w:hAnsi="Times New Roman"/>
-          <w:color w:val="161F27"/>
+        <w:spacing w:after="28"/>
+        <w:ind w:left="245"/>
+      </w:pPr>
+      <w:r>
+        <w:rPr>
           <w:sz w:val="16"/>
         </w:rPr>
         <w:t>Method for planning 3D printing paths based on Fermat spirals. US Patent US10639850B2. Inventors: Baoquan Chen, Daniel Cohen-Or, Hao Zhang, Haisen Zhao.</w:t>
@@ -3883,14 +2620,11 @@
     <w:p>
       <w:pPr>
         <w:keepLines/>
-        <w:widowControl/>
-        <w:spacing w:before="0" w:after="28" w:line="240" w:lineRule="auto"/>
-        <w:ind w:left="245"/>
-      </w:pPr>
-      <w:r>
-        <w:rPr>
-          <w:rFonts w:ascii="Times New Roman" w:hAnsi="Times New Roman"/>
-          <w:color w:val="161F27"/>
+        <w:spacing w:after="28"/>
+        <w:ind w:left="245"/>
+      </w:pPr>
+      <w:r>
+        <w:rPr>
           <w:sz w:val="16"/>
         </w:rPr>
         <w:t>A printed perforated lampshade generation method for halftone projection. Chinese Patent Application 201410420912.4. Inventors: Lin Lu, Baoquan Chen, Yuan Wei, Haisen Zhao.</w:t>
@@ -3899,14 +2633,11 @@
     <w:p>
       <w:pPr>
         <w:keepLines/>
-        <w:widowControl/>
-        <w:spacing w:before="0" w:after="28" w:line="240" w:lineRule="auto"/>
-        <w:ind w:left="245"/>
-      </w:pPr>
-      <w:r>
-        <w:rPr>
-          <w:rFonts w:ascii="Times New Roman" w:hAnsi="Times New Roman"/>
-          <w:color w:val="161F27"/>
+        <w:spacing w:after="28"/>
+        <w:ind w:left="245"/>
+      </w:pPr>
+      <w:r>
+        <w:rPr>
           <w:sz w:val="16"/>
         </w:rPr>
         <w:t>An improved printed perforated lampshade generation method for halftone projection. Chinese Patent Application 201610150875.9. Inventors: Lin Lu, Haisen Zhao, Baoquan Chen, Yuan Wei.</w:t>
@@ -3915,14 +2646,11 @@
     <w:p>
       <w:pPr>
         <w:keepLines/>
-        <w:widowControl/>
-        <w:spacing w:before="0" w:after="28" w:line="240" w:lineRule="auto"/>
-        <w:ind w:left="245"/>
-      </w:pPr>
-      <w:r>
-        <w:rPr>
-          <w:rFonts w:ascii="Times New Roman" w:hAnsi="Times New Roman"/>
-          <w:color w:val="161F27"/>
+        <w:spacing w:after="28"/>
+        <w:ind w:left="245"/>
+      </w:pPr>
+      <w:r>
+        <w:rPr>
           <w:sz w:val="16"/>
         </w:rPr>
         <w:t>A customized 3D printing method for hollowing a model surface. Chinese Patent Application 201510656994.7. Inventors: Lin Lu, Zhitao Bo, Haisen Zhao, Baoquan Chen.</w:t>
@@ -3931,14 +2659,11 @@
     <w:p>
       <w:pPr>
         <w:keepLines/>
-        <w:widowControl/>
-        <w:spacing w:before="0" w:after="28" w:line="240" w:lineRule="auto"/>
-        <w:ind w:left="245"/>
-      </w:pPr>
-      <w:r>
-        <w:rPr>
-          <w:rFonts w:ascii="Times New Roman" w:hAnsi="Times New Roman"/>
-          <w:color w:val="161F27"/>
+        <w:spacing w:after="28"/>
+        <w:ind w:left="245"/>
+      </w:pPr>
+      <w:r>
+        <w:rPr>
           <w:sz w:val="16"/>
         </w:rPr>
         <w:t>A 3D printing toolpath planning method based on Fermat spirals. Chinese Patent Application 201610242579.1. Inventors: Baoquan Chen, Daniel Cohen-Or, Hao Zhang, Haisen Zhao.</w:t>
@@ -3947,14 +2672,11 @@
     <w:p>
       <w:pPr>
         <w:keepLines/>
-        <w:widowControl/>
-        <w:spacing w:before="0" w:after="28" w:line="240" w:lineRule="auto"/>
-        <w:ind w:left="245"/>
-      </w:pPr>
-      <w:r>
-        <w:rPr>
-          <w:rFonts w:ascii="Times New Roman" w:hAnsi="Times New Roman"/>
-          <w:color w:val="161F27"/>
+        <w:spacing w:after="28"/>
+        <w:ind w:left="245"/>
+      </w:pPr>
+      <w:r>
+        <w:rPr>
           <w:sz w:val="16"/>
         </w:rPr>
         <w:t>An internal-structure optimization method for 3D printing. Chinese Patent Application 201410230442.5. Inventors: Lin Lu, Changhe Tu, Baoquan Chen, Xuelin Chen, Haisen Zhao, Yuan Wei, Qingnan Fan.</w:t>
@@ -3963,14 +2685,11 @@
     <w:p>
       <w:pPr>
         <w:keepLines/>
-        <w:widowControl/>
-        <w:spacing w:before="0" w:after="28" w:line="240" w:lineRule="auto"/>
-        <w:ind w:left="245"/>
-      </w:pPr>
-      <w:r>
-        <w:rPr>
-          <w:rFonts w:ascii="Times New Roman" w:hAnsi="Times New Roman"/>
-          <w:color w:val="161F27"/>
+        <w:spacing w:after="28"/>
+        <w:ind w:left="245"/>
+      </w:pPr>
+      <w:r>
+        <w:rPr>
           <w:sz w:val="16"/>
         </w:rPr>
         <w:t>Interactive system and method for a smartphone-based 3D museum. Chinese Patent Application 201210057586.6. Inventors: Li Liu, Chenglei Yang, Haisen Zhao, Bing Sun, Xiangxu Meng.</w:t>
@@ -3979,14 +2698,11 @@
     <w:p>
       <w:pPr>
         <w:keepLines/>
-        <w:widowControl/>
-        <w:spacing w:before="0" w:after="28" w:line="240" w:lineRule="auto"/>
-        <w:ind w:left="245"/>
-      </w:pPr>
-      <w:r>
-        <w:rPr>
-          <w:rFonts w:ascii="Times New Roman" w:hAnsi="Times New Roman"/>
-          <w:color w:val="161F27"/>
+        <w:spacing w:after="28"/>
+        <w:ind w:left="245"/>
+      </w:pPr>
+      <w:r>
+        <w:rPr>
           <w:sz w:val="16"/>
         </w:rPr>
         <w:t>SDUsoft virtual museum design system based on multi-touch technology V1.0. Software Copyright 2013SR007412.</w:t>
@@ -3994,19 +2710,18 @@
     </w:p>
     <w:p>
       <w:pPr>
-        <w:pStyle w:val="Heading1"/>
-        <w:keepNext/>
-        <w:pageBreakBefore w:val="0"/>
-        <w:widowControl/>
+        <w:pStyle w:val="1"/>
         <w:pBdr>
           <w:top w:val="single" w:sz="12" w:space="4" w:color="173F60"/>
         </w:pBdr>
-        <w:spacing w:before="200" w:after="80" w:line="240" w:lineRule="auto"/>
+        <w:spacing w:before="200" w:after="80"/>
+        <w:rPr>
+          <w:rFonts w:hint="eastAsia"/>
+        </w:rPr>
       </w:pPr>
       <w:r>
         <w:rPr>
           <w:rFonts w:ascii="Times New Roman" w:hAnsi="Times New Roman"/>
-          <w:b/>
           <w:color w:val="173F60"/>
           <w:sz w:val="25"/>
         </w:rPr>
@@ -4015,217 +2730,140 @@
     </w:p>
     <w:p>
       <w:pPr>
-        <w:widowControl/>
         <w:tabs>
-          <w:tab w:pos="1699" w:val="left"/>
+          <w:tab w:val="left" w:pos="1699"/>
         </w:tabs>
-        <w:spacing w:before="0" w:after="30" w:line="240" w:lineRule="auto"/>
+        <w:spacing w:after="30"/>
         <w:ind w:left="1699" w:hanging="1699"/>
       </w:pPr>
       <w:r>
         <w:rPr>
-          <w:rFonts w:ascii="Times New Roman" w:hAnsi="Times New Roman"/>
-          <w:b/>
-          <w:color w:val="161F27"/>
-          <w:sz w:val="18"/>
+          <w:b/>
         </w:rPr>
         <w:t>2020</w:t>
       </w:r>
       <w:r>
         <w:tab/>
-      </w:r>
-      <w:r>
-        <w:rPr>
-          <w:rFonts w:ascii="Times New Roman" w:hAnsi="Times New Roman"/>
-          <w:color w:val="161F27"/>
-          <w:sz w:val="18"/>
-        </w:rPr>
         <w:t>First Prize, Shandong Natural Science Award, Shandong Province</w:t>
       </w:r>
     </w:p>
     <w:p>
       <w:pPr>
-        <w:widowControl/>
         <w:tabs>
-          <w:tab w:pos="1699" w:val="left"/>
+          <w:tab w:val="left" w:pos="1699"/>
         </w:tabs>
-        <w:spacing w:before="0" w:after="30" w:line="240" w:lineRule="auto"/>
+        <w:spacing w:after="30"/>
         <w:ind w:left="1699" w:hanging="1699"/>
       </w:pPr>
       <w:r>
         <w:rPr>
-          <w:rFonts w:ascii="Times New Roman" w:hAnsi="Times New Roman"/>
-          <w:b/>
-          <w:color w:val="161F27"/>
-          <w:sz w:val="18"/>
+          <w:b/>
         </w:rPr>
         <w:t>2019</w:t>
       </w:r>
       <w:r>
         <w:tab/>
-      </w:r>
-      <w:r>
-        <w:rPr>
-          <w:rFonts w:ascii="Times New Roman" w:hAnsi="Times New Roman"/>
-          <w:color w:val="161F27"/>
-          <w:sz w:val="18"/>
-        </w:rPr>
         <w:t>CCF Doctoral Dissertation Award</w:t>
       </w:r>
     </w:p>
     <w:p>
       <w:pPr>
-        <w:widowControl/>
         <w:tabs>
-          <w:tab w:pos="1699" w:val="left"/>
+          <w:tab w:val="left" w:pos="1699"/>
         </w:tabs>
-        <w:spacing w:before="0" w:after="30" w:line="240" w:lineRule="auto"/>
+        <w:spacing w:after="30"/>
         <w:ind w:left="1699" w:hanging="1699"/>
       </w:pPr>
       <w:r>
         <w:rPr>
-          <w:rFonts w:ascii="Times New Roman" w:hAnsi="Times New Roman"/>
-          <w:b/>
-          <w:color w:val="161F27"/>
-          <w:sz w:val="18"/>
+          <w:b/>
         </w:rPr>
         <w:t>2018</w:t>
       </w:r>
       <w:r>
         <w:tab/>
-      </w:r>
-      <w:r>
-        <w:rPr>
-          <w:rFonts w:ascii="Times New Roman" w:hAnsi="Times New Roman"/>
-          <w:color w:val="161F27"/>
-          <w:sz w:val="18"/>
-        </w:rPr>
         <w:t>Innovation Capacity Improvement Scholarship, Shandong University</w:t>
       </w:r>
     </w:p>
     <w:p>
       <w:pPr>
-        <w:widowControl/>
         <w:tabs>
-          <w:tab w:pos="1699" w:val="left"/>
+          <w:tab w:val="left" w:pos="1699"/>
         </w:tabs>
-        <w:spacing w:before="0" w:after="30" w:line="240" w:lineRule="auto"/>
+        <w:spacing w:after="30"/>
         <w:ind w:left="1699" w:hanging="1699"/>
       </w:pPr>
       <w:r>
         <w:rPr>
-          <w:rFonts w:ascii="Times New Roman" w:hAnsi="Times New Roman"/>
-          <w:b/>
-          <w:color w:val="161F27"/>
-          <w:sz w:val="18"/>
+          <w:b/>
         </w:rPr>
         <w:t>2017</w:t>
       </w:r>
       <w:r>
         <w:tab/>
-      </w:r>
-      <w:r>
-        <w:rPr>
-          <w:rFonts w:ascii="Times New Roman" w:hAnsi="Times New Roman"/>
-          <w:color w:val="161F27"/>
-          <w:sz w:val="18"/>
-        </w:rPr>
         <w:t>Excellent Graduate Student Scholarship, Shandong University</w:t>
       </w:r>
     </w:p>
     <w:p>
       <w:pPr>
-        <w:widowControl/>
         <w:tabs>
-          <w:tab w:pos="1699" w:val="left"/>
+          <w:tab w:val="left" w:pos="1699"/>
         </w:tabs>
-        <w:spacing w:before="0" w:after="30" w:line="240" w:lineRule="auto"/>
+        <w:spacing w:after="30"/>
         <w:ind w:left="1699" w:hanging="1699"/>
       </w:pPr>
       <w:r>
         <w:rPr>
-          <w:rFonts w:ascii="Times New Roman" w:hAnsi="Times New Roman"/>
-          <w:b/>
-          <w:color w:val="161F27"/>
-          <w:sz w:val="18"/>
+          <w:b/>
         </w:rPr>
         <w:t>2016</w:t>
       </w:r>
       <w:r>
         <w:tab/>
-      </w:r>
-      <w:r>
-        <w:rPr>
-          <w:rFonts w:ascii="Times New Roman" w:hAnsi="Times New Roman"/>
-          <w:color w:val="161F27"/>
-          <w:sz w:val="18"/>
-        </w:rPr>
         <w:t>President Scholarship, Shandong University</w:t>
       </w:r>
     </w:p>
     <w:p>
       <w:pPr>
-        <w:widowControl/>
         <w:tabs>
-          <w:tab w:pos="1699" w:val="left"/>
+          <w:tab w:val="left" w:pos="1699"/>
         </w:tabs>
-        <w:spacing w:before="0" w:after="30" w:line="240" w:lineRule="auto"/>
+        <w:spacing w:after="30"/>
         <w:ind w:left="1699" w:hanging="1699"/>
       </w:pPr>
       <w:r>
         <w:rPr>
-          <w:rFonts w:ascii="Times New Roman" w:hAnsi="Times New Roman"/>
-          <w:b/>
-          <w:color w:val="161F27"/>
-          <w:sz w:val="18"/>
+          <w:b/>
         </w:rPr>
         <w:t>2016</w:t>
       </w:r>
       <w:r>
         <w:tab/>
-      </w:r>
-      <w:r>
-        <w:rPr>
-          <w:rFonts w:ascii="Times New Roman" w:hAnsi="Times New Roman"/>
-          <w:color w:val="161F27"/>
-          <w:sz w:val="18"/>
-        </w:rPr>
         <w:t>National Scholarship, Ministry of Education of China</w:t>
       </w:r>
     </w:p>
     <w:p>
       <w:pPr>
-        <w:widowControl/>
         <w:tabs>
-          <w:tab w:pos="1699" w:val="left"/>
+          <w:tab w:val="left" w:pos="1699"/>
         </w:tabs>
-        <w:spacing w:before="0" w:after="30" w:line="240" w:lineRule="auto"/>
+        <w:spacing w:after="30"/>
         <w:ind w:left="1699" w:hanging="1699"/>
       </w:pPr>
       <w:r>
         <w:rPr>
-          <w:rFonts w:ascii="Times New Roman" w:hAnsi="Times New Roman"/>
-          <w:b/>
-          <w:color w:val="161F27"/>
-          <w:sz w:val="18"/>
+          <w:b/>
         </w:rPr>
         <w:t>2012</w:t>
       </w:r>
       <w:r>
         <w:tab/>
-      </w:r>
-      <w:r>
-        <w:rPr>
-          <w:rFonts w:ascii="Times New Roman" w:hAnsi="Times New Roman"/>
-          <w:color w:val="161F27"/>
-          <w:sz w:val="18"/>
-        </w:rPr>
         <w:t>Best Student Paper, CAD/CG 2012</w:t>
       </w:r>
     </w:p>
     <w:sectPr>
-      <w:headerReference w:type="first" r:id="rId85"/>
-      <w:footerReference w:type="default" r:id="rId91"/>
+      <w:footerReference w:type="default" r:id="rId13"/>
+      <w:headerReference w:type="first" r:id="rId14"/>
       <w:pgSz w:w="11906" w:h="16838"/>
       <w:pgMar w:top="1440" w:right="1797" w:bottom="1440" w:left="1797" w:header="851" w:footer="504" w:gutter="0"/>
       <w:cols w:space="720"/>
@@ -4236,7 +2874,7 @@
 </file>
 
 <file path=word/endnotes.xml><?xml version="1.0" encoding="utf-8"?>
-<w:endnotes xmlns:wpc="http://schemas.microsoft.com/office/word/2010/wordprocessingCanvas" xmlns:cx="http://schemas.microsoft.com/office/drawing/2014/chartex" xmlns:cx1="http://schemas.microsoft.com/office/drawing/2015/9/8/chartex" xmlns:cx2="http://schemas.microsoft.com/office/drawing/2015/10/21/chartex" xmlns:cx3="http://schemas.microsoft.com/office/drawing/2016/5/9/chartex" xmlns:cx4="http://schemas.microsoft.com/office/drawing/2016/5/10/chartex" xmlns:cx5="http://schemas.microsoft.com/office/drawing/2016/5/11/chartex" xmlns:cx6="http://schemas.microsoft.com/office/drawing/2016/5/12/chartex" xmlns:cx7="http://schemas.microsoft.com/office/drawing/2016/5/13/chartex" xmlns:cx8="http://schemas.microsoft.com/office/drawing/2016/5/14/chartex" xmlns:mc="http://schemas.openxmlformats.org/markup-compatibility/2006" xmlns:aink="http://schemas.microsoft.com/office/drawing/2016/ink" xmlns:am3d="http://schemas.microsoft.com/office/drawing/2017/model3d" xmlns:o="urn:schemas-microsoft-com:office:office" xmlns:oel="http://schemas.microsoft.com/office/2019/extlst" xmlns:r="http://schemas.openxmlformats.org/officeDocument/2006/relationships" xmlns:m="http://schemas.openxmlformats.org/officeDocument/2006/math" xmlns:v="urn:schemas-microsoft-com:vml" xmlns:wp14="http://schemas.microsoft.com/office/word/2010/wordprocessingDrawing" xmlns:wp="http://schemas.openxmlformats.org/drawingml/2006/wordprocessingDrawing" xmlns:w10="urn:schemas-microsoft-com:office:word" xmlns:w="http://schemas.openxmlformats.org/wordprocessingml/2006/main" xmlns:w14="http://schemas.microsoft.com/office/word/2010/wordml" xmlns:w15="http://schemas.microsoft.com/office/word/2012/wordml" xmlns:w16cex="http://schemas.microsoft.com/office/word/2018/wordml/cex" xmlns:w16cid="http://schemas.microsoft.com/office/word/2016/wordml/cid" xmlns:w16="http://schemas.microsoft.com/office/word/2018/wordml" xmlns:w16sdtdh="http://schemas.microsoft.com/office/word/2020/wordml/sdtdatahash" xmlns:w16se="http://schemas.microsoft.com/office/word/2015/wordml/symex" xmlns:wpg="http://schemas.microsoft.com/office/word/2010/wordprocessingGroup" xmlns:wpi="http://schemas.microsoft.com/office/word/2010/wordprocessingInk" xmlns:wne="http://schemas.microsoft.com/office/word/2006/wordml" xmlns:wps="http://schemas.microsoft.com/office/word/2010/wordprocessingShape" mc:Ignorable="w14 w15 w16se w16cid w16 w16cex w16sdtdh wp14">
+<w:endnotes xmlns:wpc="http://schemas.microsoft.com/office/word/2010/wordprocessingCanvas" xmlns:cx="http://schemas.microsoft.com/office/drawing/2014/chartex" xmlns:cx1="http://schemas.microsoft.com/office/drawing/2015/9/8/chartex" xmlns:cx2="http://schemas.microsoft.com/office/drawing/2015/10/21/chartex" xmlns:cx3="http://schemas.microsoft.com/office/drawing/2016/5/9/chartex" xmlns:cx4="http://schemas.microsoft.com/office/drawing/2016/5/10/chartex" xmlns:cx5="http://schemas.microsoft.com/office/drawing/2016/5/11/chartex" xmlns:cx6="http://schemas.microsoft.com/office/drawing/2016/5/12/chartex" xmlns:cx7="http://schemas.microsoft.com/office/drawing/2016/5/13/chartex" xmlns:cx8="http://schemas.microsoft.com/office/drawing/2016/5/14/chartex" xmlns:mc="http://schemas.openxmlformats.org/markup-compatibility/2006" xmlns:aink="http://schemas.microsoft.com/office/drawing/2016/ink" xmlns:am3d="http://schemas.microsoft.com/office/drawing/2017/model3d" xmlns:o="urn:schemas-microsoft-com:office:office" xmlns:oel="http://schemas.microsoft.com/office/2019/extlst" xmlns:r="http://schemas.openxmlformats.org/officeDocument/2006/relationships" xmlns:m="http://schemas.openxmlformats.org/officeDocument/2006/math" xmlns:v="urn:schemas-microsoft-com:vml" xmlns:wp14="http://schemas.microsoft.com/office/word/2010/wordprocessingDrawing" xmlns:wp="http://schemas.openxmlformats.org/drawingml/2006/wordprocessingDrawing" xmlns:w10="urn:schemas-microsoft-com:office:word" xmlns:w="http://schemas.openxmlformats.org/wordprocessingml/2006/main" xmlns:w14="http://schemas.microsoft.com/office/word/2010/wordml" xmlns:w15="http://schemas.microsoft.com/office/word/2012/wordml" xmlns:w16cei="http://schemas.microsoft.com/office/word/2026/wordml/cei" xmlns:w16cex="http://schemas.microsoft.com/office/word/2018/wordml/cex" xmlns:w16cid="http://schemas.microsoft.com/office/word/2016/wordml/cid" xmlns:w16="http://schemas.microsoft.com/office/word/2018/wordml" xmlns:w16du="http://schemas.microsoft.com/office/word/2023/wordml/word16du" xmlns:w16sdtdh="http://schemas.microsoft.com/office/word/2020/wordml/sdtdatahash" xmlns:w16sdtfl="http://schemas.microsoft.com/office/word/2024/wordml/sdtformatlock" xmlns:w16se="http://schemas.microsoft.com/office/word/2015/wordml/symex" xmlns:wpg="http://schemas.microsoft.com/office/word/2010/wordprocessingGroup" xmlns:wpi="http://schemas.microsoft.com/office/word/2010/wordprocessingInk" xmlns:wne="http://schemas.microsoft.com/office/word/2006/wordml" xmlns:wps="http://schemas.microsoft.com/office/word/2010/wordprocessingShape" mc:Ignorable="w14 w15 w16se w16cid w16 w16cex w16sdtdh w16sdtfl w16du wp14">
   <w:endnote w:type="separator" w:id="-1">
     <w:p>
       <w:r>
@@ -4255,20 +2893,16 @@
 </file>
 
 <file path=word/footer1.xml><?xml version="1.0" encoding="utf-8"?>
-<w:ftr xmlns:m="http://schemas.openxmlformats.org/officeDocument/2006/math" xmlns:mc="http://schemas.openxmlformats.org/markup-compatibility/2006" xmlns:mo="http://schemas.microsoft.com/office/mac/office/2008/main" xmlns:mv="urn:schemas-microsoft-com:mac:vml" xmlns:o="urn:schemas-microsoft-com:office:office" xmlns:r="http://schemas.openxmlformats.org/officeDocument/2006/relationships" xmlns:v="urn:schemas-microsoft-com:vml" xmlns:w10="urn:schemas-microsoft-com:office:word" xmlns:w14="http://schemas.microsoft.com/office/word/2010/wordml" xmlns:w="http://schemas.openxmlformats.org/wordprocessingml/2006/main" xmlns:wne="http://schemas.microsoft.com/office/word/2006/wordml" xmlns:wp14="http://schemas.microsoft.com/office/word/2010/wordprocessingDrawing" xmlns:wp="http://schemas.openxmlformats.org/drawingml/2006/wordprocessingDrawing" xmlns:wpc="http://schemas.microsoft.com/office/word/2010/wordprocessingCanvas" xmlns:wpg="http://schemas.microsoft.com/office/word/2010/wordprocessingGroup" xmlns:wpi="http://schemas.microsoft.com/office/word/2010/wordprocessingInk" xmlns:wps="http://schemas.microsoft.com/office/word/2010/wordprocessingShape" mc:Ignorable="w14 wp14">
+<w:ftr xmlns:wpc="http://schemas.microsoft.com/office/word/2010/wordprocessingCanvas" xmlns:cx="http://schemas.microsoft.com/office/drawing/2014/chartex" xmlns:cx1="http://schemas.microsoft.com/office/drawing/2015/9/8/chartex" xmlns:cx2="http://schemas.microsoft.com/office/drawing/2015/10/21/chartex" xmlns:cx3="http://schemas.microsoft.com/office/drawing/2016/5/9/chartex" xmlns:cx4="http://schemas.microsoft.com/office/drawing/2016/5/10/chartex" xmlns:cx5="http://schemas.microsoft.com/office/drawing/2016/5/11/chartex" xmlns:cx6="http://schemas.microsoft.com/office/drawing/2016/5/12/chartex" xmlns:cx7="http://schemas.microsoft.com/office/drawing/2016/5/13/chartex" xmlns:cx8="http://schemas.microsoft.com/office/drawing/2016/5/14/chartex" xmlns:mc="http://schemas.openxmlformats.org/markup-compatibility/2006" xmlns:aink="http://schemas.microsoft.com/office/drawing/2016/ink" xmlns:am3d="http://schemas.microsoft.com/office/drawing/2017/model3d" xmlns:o="urn:schemas-microsoft-com:office:office" xmlns:oel="http://schemas.microsoft.com/office/2019/extlst" xmlns:r="http://schemas.openxmlformats.org/officeDocument/2006/relationships" xmlns:m="http://schemas.openxmlformats.org/officeDocument/2006/math" xmlns:v="urn:schemas-microsoft-com:vml" xmlns:wp14="http://schemas.microsoft.com/office/word/2010/wordprocessingDrawing" xmlns:wp="http://schemas.openxmlformats.org/drawingml/2006/wordprocessingDrawing" xmlns:w10="urn:schemas-microsoft-com:office:word" xmlns:w="http://schemas.openxmlformats.org/wordprocessingml/2006/main" xmlns:w14="http://schemas.microsoft.com/office/word/2010/wordml" xmlns:w15="http://schemas.microsoft.com/office/word/2012/wordml" xmlns:w16cei="http://schemas.microsoft.com/office/word/2026/wordml/cei" xmlns:w16cex="http://schemas.microsoft.com/office/word/2018/wordml/cex" xmlns:w16cid="http://schemas.microsoft.com/office/word/2016/wordml/cid" xmlns:w16="http://schemas.microsoft.com/office/word/2018/wordml" xmlns:w16du="http://schemas.microsoft.com/office/word/2023/wordml/word16du" xmlns:w16sdtdh="http://schemas.microsoft.com/office/word/2020/wordml/sdtdatahash" xmlns:w16sdtfl="http://schemas.microsoft.com/office/word/2024/wordml/sdtformatlock" xmlns:w16se="http://schemas.microsoft.com/office/word/2015/wordml/symex" xmlns:wpg="http://schemas.microsoft.com/office/word/2010/wordprocessingGroup" xmlns:wpi="http://schemas.microsoft.com/office/word/2010/wordprocessingInk" xmlns:wne="http://schemas.microsoft.com/office/word/2006/wordml" xmlns:wps="http://schemas.microsoft.com/office/word/2010/wordprocessingShape" mc:Ignorable="w14 w15 w16se w16cid w16 w16cex w16sdtdh w16sdtfl w16du wp14">
   <w:p>
     <w:pPr>
-      <w:pStyle w:val="Footer"/>
-      <w:widowControl/>
+      <w:pStyle w:val="ad"/>
       <w:tabs>
-        <w:tab w:pos="8280" w:val="left"/>
+        <w:tab w:val="left" w:pos="8280"/>
       </w:tabs>
-      <w:spacing w:before="0" w:after="0" w:line="240" w:lineRule="auto"/>
-      <w:jc w:val="left"/>
     </w:pPr>
     <w:r>
       <w:rPr>
-        <w:rFonts w:ascii="Times New Roman" w:hAnsi="Times New Roman"/>
         <w:color w:val="566470"/>
         <w:sz w:val="16"/>
       </w:rPr>
@@ -4276,18 +2910,10 @@
     </w:r>
     <w:r>
       <w:rPr>
-        <w:rFonts w:ascii="Times New Roman" w:hAnsi="Times New Roman"/>
         <w:color w:val="566470"/>
         <w:sz w:val="16"/>
       </w:rPr>
       <w:tab/>
-    </w:r>
-    <w:r>
-      <w:rPr>
-        <w:rFonts w:ascii="Times New Roman" w:hAnsi="Times New Roman"/>
-        <w:color w:val="566470"/>
-        <w:sz w:val="16"/>
-      </w:rPr>
       <w:t xml:space="preserve">Page </w:t>
     </w:r>
     <w:r>
@@ -4295,9 +2921,29 @@
         <w:sz w:val="16"/>
       </w:rPr>
       <w:fldChar w:fldCharType="begin"/>
+    </w:r>
+    <w:r>
+      <w:rPr>
+        <w:sz w:val="16"/>
+      </w:rPr>
       <w:instrText xml:space="preserve"> PAGE </w:instrText>
+    </w:r>
+    <w:r>
+      <w:rPr>
+        <w:sz w:val="16"/>
+      </w:rPr>
       <w:fldChar w:fldCharType="separate"/>
+    </w:r>
+    <w:r>
+      <w:rPr>
+        <w:sz w:val="16"/>
+      </w:rPr>
       <w:t>1</w:t>
+    </w:r>
+    <w:r>
+      <w:rPr>
+        <w:sz w:val="16"/>
+      </w:rPr>
       <w:fldChar w:fldCharType="end"/>
     </w:r>
   </w:p>
@@ -4305,7 +2951,7 @@
 </file>
 
 <file path=word/footnotes.xml><?xml version="1.0" encoding="utf-8"?>
-<w:footnotes xmlns:wpc="http://schemas.microsoft.com/office/word/2010/wordprocessingCanvas" xmlns:cx="http://schemas.microsoft.com/office/drawing/2014/chartex" xmlns:cx1="http://schemas.microsoft.com/office/drawing/2015/9/8/chartex" xmlns:cx2="http://schemas.microsoft.com/office/drawing/2015/10/21/chartex" xmlns:cx3="http://schemas.microsoft.com/office/drawing/2016/5/9/chartex" xmlns:cx4="http://schemas.microsoft.com/office/drawing/2016/5/10/chartex" xmlns:cx5="http://schemas.microsoft.com/office/drawing/2016/5/11/chartex" xmlns:cx6="http://schemas.microsoft.com/office/drawing/2016/5/12/chartex" xmlns:cx7="http://schemas.microsoft.com/office/drawing/2016/5/13/chartex" xmlns:cx8="http://schemas.microsoft.com/office/drawing/2016/5/14/chartex" xmlns:mc="http://schemas.openxmlformats.org/markup-compatibility/2006" xmlns:aink="http://schemas.microsoft.com/office/drawing/2016/ink" xmlns:am3d="http://schemas.microsoft.com/office/drawing/2017/model3d" xmlns:o="urn:schemas-microsoft-com:office:office" xmlns:oel="http://schemas.microsoft.com/office/2019/extlst" xmlns:r="http://schemas.openxmlformats.org/officeDocument/2006/relationships" xmlns:m="http://schemas.openxmlformats.org/officeDocument/2006/math" xmlns:v="urn:schemas-microsoft-com:vml" xmlns:wp14="http://schemas.microsoft.com/office/word/2010/wordprocessingDrawing" xmlns:wp="http://schemas.openxmlformats.org/drawingml/2006/wordprocessingDrawing" xmlns:w10="urn:schemas-microsoft-com:office:word" xmlns:w="http://schemas.openxmlformats.org/wordprocessingml/2006/main" xmlns:w14="http://schemas.microsoft.com/office/word/2010/wordml" xmlns:w15="http://schemas.microsoft.com/office/word/2012/wordml" xmlns:w16cex="http://schemas.microsoft.com/office/word/2018/wordml/cex" xmlns:w16cid="http://schemas.microsoft.com/office/word/2016/wordml/cid" xmlns:w16="http://schemas.microsoft.com/office/word/2018/wordml" xmlns:w16sdtdh="http://schemas.microsoft.com/office/word/2020/wordml/sdtdatahash" xmlns:w16se="http://schemas.microsoft.com/office/word/2015/wordml/symex" xmlns:wpg="http://schemas.microsoft.com/office/word/2010/wordprocessingGroup" xmlns:wpi="http://schemas.microsoft.com/office/word/2010/wordprocessingInk" xmlns:wne="http://schemas.microsoft.com/office/word/2006/wordml" xmlns:wps="http://schemas.microsoft.com/office/word/2010/wordprocessingShape" mc:Ignorable="w14 w15 w16se w16cid w16 w16cex w16sdtdh wp14">
+<w:footnotes xmlns:wpc="http://schemas.microsoft.com/office/word/2010/wordprocessingCanvas" xmlns:cx="http://schemas.microsoft.com/office/drawing/2014/chartex" xmlns:cx1="http://schemas.microsoft.com/office/drawing/2015/9/8/chartex" xmlns:cx2="http://schemas.microsoft.com/office/drawing/2015/10/21/chartex" xmlns:cx3="http://schemas.microsoft.com/office/drawing/2016/5/9/chartex" xmlns:cx4="http://schemas.microsoft.com/office/drawing/2016/5/10/chartex" xmlns:cx5="http://schemas.microsoft.com/office/drawing/2016/5/11/chartex" xmlns:cx6="http://schemas.microsoft.com/office/drawing/2016/5/12/chartex" xmlns:cx7="http://schemas.microsoft.com/office/drawing/2016/5/13/chartex" xmlns:cx8="http://schemas.microsoft.com/office/drawing/2016/5/14/chartex" xmlns:mc="http://schemas.openxmlformats.org/markup-compatibility/2006" xmlns:aink="http://schemas.microsoft.com/office/drawing/2016/ink" xmlns:am3d="http://schemas.microsoft.com/office/drawing/2017/model3d" xmlns:o="urn:schemas-microsoft-com:office:office" xmlns:oel="http://schemas.microsoft.com/office/2019/extlst" xmlns:r="http://schemas.openxmlformats.org/officeDocument/2006/relationships" xmlns:m="http://schemas.openxmlformats.org/officeDocument/2006/math" xmlns:v="urn:schemas-microsoft-com:vml" xmlns:wp14="http://schemas.microsoft.com/office/word/2010/wordprocessingDrawing" xmlns:wp="http://schemas.openxmlformats.org/drawingml/2006/wordprocessingDrawing" xmlns:w10="urn:schemas-microsoft-com:office:word" xmlns:w="http://schemas.openxmlformats.org/wordprocessingml/2006/main" xmlns:w14="http://schemas.microsoft.com/office/word/2010/wordml" xmlns:w15="http://schemas.microsoft.com/office/word/2012/wordml" xmlns:w16cei="http://schemas.microsoft.com/office/word/2026/wordml/cei" xmlns:w16cex="http://schemas.microsoft.com/office/word/2018/wordml/cex" xmlns:w16cid="http://schemas.microsoft.com/office/word/2016/wordml/cid" xmlns:w16="http://schemas.microsoft.com/office/word/2018/wordml" xmlns:w16du="http://schemas.microsoft.com/office/word/2023/wordml/word16du" xmlns:w16sdtdh="http://schemas.microsoft.com/office/word/2020/wordml/sdtdatahash" xmlns:w16sdtfl="http://schemas.microsoft.com/office/word/2024/wordml/sdtformatlock" xmlns:w16se="http://schemas.microsoft.com/office/word/2015/wordml/symex" xmlns:wpg="http://schemas.microsoft.com/office/word/2010/wordprocessingGroup" xmlns:wpi="http://schemas.microsoft.com/office/word/2010/wordprocessingInk" xmlns:wne="http://schemas.microsoft.com/office/word/2006/wordml" xmlns:wps="http://schemas.microsoft.com/office/word/2010/wordprocessingShape" mc:Ignorable="w14 w15 w16se w16cid w16 w16cex w16sdtdh w16sdtfl w16du wp14">
   <w:footnote w:type="separator" w:id="-1">
     <w:p>
       <w:r>
@@ -4324,10 +2970,10 @@
 </file>
 
 <file path=word/header1.xml><?xml version="1.0" encoding="utf-8"?>
-<w:hdr xmlns:wpc="http://schemas.microsoft.com/office/word/2010/wordprocessingCanvas" xmlns:cx="http://schemas.microsoft.com/office/drawing/2014/chartex" xmlns:cx1="http://schemas.microsoft.com/office/drawing/2015/9/8/chartex" xmlns:cx2="http://schemas.microsoft.com/office/drawing/2015/10/21/chartex" xmlns:cx3="http://schemas.microsoft.com/office/drawing/2016/5/9/chartex" xmlns:cx4="http://schemas.microsoft.com/office/drawing/2016/5/10/chartex" xmlns:cx5="http://schemas.microsoft.com/office/drawing/2016/5/11/chartex" xmlns:cx6="http://schemas.microsoft.com/office/drawing/2016/5/12/chartex" xmlns:cx7="http://schemas.microsoft.com/office/drawing/2016/5/13/chartex" xmlns:cx8="http://schemas.microsoft.com/office/drawing/2016/5/14/chartex" xmlns:mc="http://schemas.openxmlformats.org/markup-compatibility/2006" xmlns:aink="http://schemas.microsoft.com/office/drawing/2016/ink" xmlns:am3d="http://schemas.microsoft.com/office/drawing/2017/model3d" xmlns:o="urn:schemas-microsoft-com:office:office" xmlns:oel="http://schemas.microsoft.com/office/2019/extlst" xmlns:r="http://schemas.openxmlformats.org/officeDocument/2006/relationships" xmlns:m="http://schemas.openxmlformats.org/officeDocument/2006/math" xmlns:v="urn:schemas-microsoft-com:vml" xmlns:wp14="http://schemas.microsoft.com/office/word/2010/wordprocessingDrawing" xmlns:wp="http://schemas.openxmlformats.org/drawingml/2006/wordprocessingDrawing" xmlns:w10="urn:schemas-microsoft-com:office:word" xmlns:w="http://schemas.openxmlformats.org/wordprocessingml/2006/main" xmlns:w14="http://schemas.microsoft.com/office/word/2010/wordml" xmlns:w15="http://schemas.microsoft.com/office/word/2012/wordml" xmlns:w16cex="http://schemas.microsoft.com/office/word/2018/wordml/cex" xmlns:w16cid="http://schemas.microsoft.com/office/word/2016/wordml/cid" xmlns:w16="http://schemas.microsoft.com/office/word/2018/wordml" xmlns:w16sdtdh="http://schemas.microsoft.com/office/word/2020/wordml/sdtdatahash" xmlns:w16se="http://schemas.microsoft.com/office/word/2015/wordml/symex" xmlns:wpg="http://schemas.microsoft.com/office/word/2010/wordprocessingGroup" xmlns:wpi="http://schemas.microsoft.com/office/word/2010/wordprocessingInk" xmlns:wne="http://schemas.microsoft.com/office/word/2006/wordml" xmlns:wps="http://schemas.microsoft.com/office/word/2010/wordprocessingShape" mc:Ignorable="w14 w15 w16se w16cid w16 w16cex w16sdtdh wp14">
+<w:hdr xmlns:wpc="http://schemas.microsoft.com/office/word/2010/wordprocessingCanvas" xmlns:cx="http://schemas.microsoft.com/office/drawing/2014/chartex" xmlns:cx1="http://schemas.microsoft.com/office/drawing/2015/9/8/chartex" xmlns:cx2="http://schemas.microsoft.com/office/drawing/2015/10/21/chartex" xmlns:cx3="http://schemas.microsoft.com/office/drawing/2016/5/9/chartex" xmlns:cx4="http://schemas.microsoft.com/office/drawing/2016/5/10/chartex" xmlns:cx5="http://schemas.microsoft.com/office/drawing/2016/5/11/chartex" xmlns:cx6="http://schemas.microsoft.com/office/drawing/2016/5/12/chartex" xmlns:cx7="http://schemas.microsoft.com/office/drawing/2016/5/13/chartex" xmlns:cx8="http://schemas.microsoft.com/office/drawing/2016/5/14/chartex" xmlns:mc="http://schemas.openxmlformats.org/markup-compatibility/2006" xmlns:aink="http://schemas.microsoft.com/office/drawing/2016/ink" xmlns:am3d="http://schemas.microsoft.com/office/drawing/2017/model3d" xmlns:o="urn:schemas-microsoft-com:office:office" xmlns:oel="http://schemas.microsoft.com/office/2019/extlst" xmlns:r="http://schemas.openxmlformats.org/officeDocument/2006/relationships" xmlns:m="http://schemas.openxmlformats.org/officeDocument/2006/math" xmlns:v="urn:schemas-microsoft-com:vml" xmlns:wp14="http://schemas.microsoft.com/office/word/2010/wordprocessingDrawing" xmlns:wp="http://schemas.openxmlformats.org/drawingml/2006/wordprocessingDrawing" xmlns:w10="urn:schemas-microsoft-com:office:word" xmlns:w="http://schemas.openxmlformats.org/wordprocessingml/2006/main" xmlns:w14="http://schemas.microsoft.com/office/word/2010/wordml" xmlns:w15="http://schemas.microsoft.com/office/word/2012/wordml" xmlns:w16cei="http://schemas.microsoft.com/office/word/2026/wordml/cei" xmlns:w16cex="http://schemas.microsoft.com/office/word/2018/wordml/cex" xmlns:w16cid="http://schemas.microsoft.com/office/word/2016/wordml/cid" xmlns:w16="http://schemas.microsoft.com/office/word/2018/wordml" xmlns:w16du="http://schemas.microsoft.com/office/word/2023/wordml/word16du" xmlns:w16sdtdh="http://schemas.microsoft.com/office/word/2020/wordml/sdtdatahash" xmlns:w16sdtfl="http://schemas.microsoft.com/office/word/2024/wordml/sdtformatlock" xmlns:w16se="http://schemas.microsoft.com/office/word/2015/wordml/symex" xmlns:wpg="http://schemas.microsoft.com/office/word/2010/wordprocessingGroup" xmlns:wpi="http://schemas.microsoft.com/office/word/2010/wordprocessingInk" xmlns:wne="http://schemas.microsoft.com/office/word/2006/wordml" xmlns:wps="http://schemas.microsoft.com/office/word/2010/wordprocessingShape" mc:Ignorable="w14 w15 w16se w16cid w16 w16cex w16sdtdh w16sdtfl w16du wp14">
   <w:p>
     <w:pPr>
-      <w:pStyle w:val="Header"/>
+      <w:pStyle w:val="a9"/>
       <w:jc w:val="both"/>
       <w:rPr>
         <w:szCs w:val="24"/>
@@ -4338,7 +2984,7 @@
 </file>
 
 <file path=word/numbering.xml><?xml version="1.0" encoding="utf-8"?>
-<w:numbering xmlns:wpc="http://schemas.microsoft.com/office/word/2010/wordprocessingCanvas" xmlns:cx="http://schemas.microsoft.com/office/drawing/2014/chartex" xmlns:cx1="http://schemas.microsoft.com/office/drawing/2015/9/8/chartex" xmlns:cx2="http://schemas.microsoft.com/office/drawing/2015/10/21/chartex" xmlns:cx3="http://schemas.microsoft.com/office/drawing/2016/5/9/chartex" xmlns:cx4="http://schemas.microsoft.com/office/drawing/2016/5/10/chartex" xmlns:cx5="http://schemas.microsoft.com/office/drawing/2016/5/11/chartex" xmlns:cx6="http://schemas.microsoft.com/office/drawing/2016/5/12/chartex" xmlns:cx7="http://schemas.microsoft.com/office/drawing/2016/5/13/chartex" xmlns:cx8="http://schemas.microsoft.com/office/drawing/2016/5/14/chartex" xmlns:mc="http://schemas.openxmlformats.org/markup-compatibility/2006" xmlns:aink="http://schemas.microsoft.com/office/drawing/2016/ink" xmlns:am3d="http://schemas.microsoft.com/office/drawing/2017/model3d" xmlns:o="urn:schemas-microsoft-com:office:office" xmlns:oel="http://schemas.microsoft.com/office/2019/extlst" xmlns:r="http://schemas.openxmlformats.org/officeDocument/2006/relationships" xmlns:m="http://schemas.openxmlformats.org/officeDocument/2006/math" xmlns:v="urn:schemas-microsoft-com:vml" xmlns:wp14="http://schemas.microsoft.com/office/word/2010/wordprocessingDrawing" xmlns:wp="http://schemas.openxmlformats.org/drawingml/2006/wordprocessingDrawing" xmlns:w10="urn:schemas-microsoft-com:office:word" xmlns:w="http://schemas.openxmlformats.org/wordprocessingml/2006/main" xmlns:w14="http://schemas.microsoft.com/office/word/2010/wordml" xmlns:w15="http://schemas.microsoft.com/office/word/2012/wordml" xmlns:w16cex="http://schemas.microsoft.com/office/word/2018/wordml/cex" xmlns:w16cid="http://schemas.microsoft.com/office/word/2016/wordml/cid" xmlns:w16="http://schemas.microsoft.com/office/word/2018/wordml" xmlns:w16sdtdh="http://schemas.microsoft.com/office/word/2020/wordml/sdtdatahash" xmlns:w16se="http://schemas.microsoft.com/office/word/2015/wordml/symex" xmlns:wpg="http://schemas.microsoft.com/office/word/2010/wordprocessingGroup" xmlns:wpi="http://schemas.microsoft.com/office/word/2010/wordprocessingInk" xmlns:wne="http://schemas.microsoft.com/office/word/2006/wordml" xmlns:wps="http://schemas.microsoft.com/office/word/2010/wordprocessingShape" mc:Ignorable="w14 w15 w16se w16cid w16 w16cex w16sdtdh wp14">
+<w:numbering xmlns:wpc="http://schemas.microsoft.com/office/word/2010/wordprocessingCanvas" xmlns:cx="http://schemas.microsoft.com/office/drawing/2014/chartex" xmlns:cx1="http://schemas.microsoft.com/office/drawing/2015/9/8/chartex" xmlns:cx2="http://schemas.microsoft.com/office/drawing/2015/10/21/chartex" xmlns:cx3="http://schemas.microsoft.com/office/drawing/2016/5/9/chartex" xmlns:cx4="http://schemas.microsoft.com/office/drawing/2016/5/10/chartex" xmlns:cx5="http://schemas.microsoft.com/office/drawing/2016/5/11/chartex" xmlns:cx6="http://schemas.microsoft.com/office/drawing/2016/5/12/chartex" xmlns:cx7="http://schemas.microsoft.com/office/drawing/2016/5/13/chartex" xmlns:cx8="http://schemas.microsoft.com/office/drawing/2016/5/14/chartex" xmlns:mc="http://schemas.openxmlformats.org/markup-compatibility/2006" xmlns:aink="http://schemas.microsoft.com/office/drawing/2016/ink" xmlns:am3d="http://schemas.microsoft.com/office/drawing/2017/model3d" xmlns:o="urn:schemas-microsoft-com:office:office" xmlns:oel="http://schemas.microsoft.com/office/2019/extlst" xmlns:r="http://schemas.openxmlformats.org/officeDocument/2006/relationships" xmlns:m="http://schemas.openxmlformats.org/officeDocument/2006/math" xmlns:v="urn:schemas-microsoft-com:vml" xmlns:wp14="http://schemas.microsoft.com/office/word/2010/wordprocessingDrawing" xmlns:wp="http://schemas.openxmlformats.org/drawingml/2006/wordprocessingDrawing" xmlns:w10="urn:schemas-microsoft-com:office:word" xmlns:w="http://schemas.openxmlformats.org/wordprocessingml/2006/main" xmlns:w14="http://schemas.microsoft.com/office/word/2010/wordml" xmlns:w15="http://schemas.microsoft.com/office/word/2012/wordml" xmlns:w16cei="http://schemas.microsoft.com/office/word/2026/wordml/cei" xmlns:w16cex="http://schemas.microsoft.com/office/word/2018/wordml/cex" xmlns:w16cid="http://schemas.microsoft.com/office/word/2016/wordml/cid" xmlns:w16="http://schemas.microsoft.com/office/word/2018/wordml" xmlns:w16du="http://schemas.microsoft.com/office/word/2023/wordml/word16du" xmlns:w16sdtdh="http://schemas.microsoft.com/office/word/2020/wordml/sdtdatahash" xmlns:w16sdtfl="http://schemas.microsoft.com/office/word/2024/wordml/sdtformatlock" xmlns:w16se="http://schemas.microsoft.com/office/word/2015/wordml/symex" xmlns:wpg="http://schemas.microsoft.com/office/word/2010/wordprocessingGroup" xmlns:wpi="http://schemas.microsoft.com/office/word/2010/wordprocessingInk" xmlns:wne="http://schemas.microsoft.com/office/word/2006/wordml" xmlns:wps="http://schemas.microsoft.com/office/word/2010/wordprocessingShape" mc:Ignorable="w14 w15 w16se w16cid w16 w16cex w16sdtdh w16sdtfl w16du wp14">
   <w:abstractNum w:abstractNumId="0" w15:restartNumberingAfterBreak="0">
     <w:nsid w:val="28575380"/>
     <w:multiLevelType w:val="hybridMultilevel"/>
@@ -4575,7 +3221,7 @@
 </file>
 
 <file path=word/styles.xml><?xml version="1.0" encoding="utf-8"?>
-<w:styles xmlns:mc="http://schemas.openxmlformats.org/markup-compatibility/2006" xmlns:r="http://schemas.openxmlformats.org/officeDocument/2006/relationships" xmlns:w="http://schemas.openxmlformats.org/wordprocessingml/2006/main" xmlns:w14="http://schemas.microsoft.com/office/word/2010/wordml" xmlns:w15="http://schemas.microsoft.com/office/word/2012/wordml" xmlns:w16cex="http://schemas.microsoft.com/office/word/2018/wordml/cex" xmlns:w16cid="http://schemas.microsoft.com/office/word/2016/wordml/cid" xmlns:w16="http://schemas.microsoft.com/office/word/2018/wordml" xmlns:w16sdtdh="http://schemas.microsoft.com/office/word/2020/wordml/sdtdatahash" xmlns:w16se="http://schemas.microsoft.com/office/word/2015/wordml/symex" mc:Ignorable="w14 w15 w16se w16cid w16 w16cex w16sdtdh">
+<w:styles xmlns:mc="http://schemas.openxmlformats.org/markup-compatibility/2006" xmlns:r="http://schemas.openxmlformats.org/officeDocument/2006/relationships" xmlns:w="http://schemas.openxmlformats.org/wordprocessingml/2006/main" xmlns:w14="http://schemas.microsoft.com/office/word/2010/wordml" xmlns:w15="http://schemas.microsoft.com/office/word/2012/wordml" xmlns:w16cex="http://schemas.microsoft.com/office/word/2018/wordml/cex" xmlns:w16cid="http://schemas.microsoft.com/office/word/2016/wordml/cid" xmlns:w16="http://schemas.microsoft.com/office/word/2018/wordml" xmlns:w16du="http://schemas.microsoft.com/office/word/2023/wordml/word16du" xmlns:w16sdtdh="http://schemas.microsoft.com/office/word/2020/wordml/sdtdatahash" xmlns:w16sdtfl="http://schemas.microsoft.com/office/word/2024/wordml/sdtformatlock" xmlns:w16se="http://schemas.microsoft.com/office/word/2015/wordml/symex" mc:Ignorable="w14 w15 w16se w16cid w16 w16cex w16sdtdh w16sdtfl w16du">
   <w:docDefaults>
     <w:rPrDefault>
       <w:rPr>
@@ -4963,21 +3609,21 @@
     <w:lsdException w:name="Unresolved Mention" w:semiHidden="1" w:unhideWhenUsed="1"/>
     <w:lsdException w:name="Smart Link" w:semiHidden="1" w:unhideWhenUsed="1"/>
   </w:latentStyles>
-  <w:style w:type="paragraph" w:default="1" w:styleId="Normal">
+  <w:style w:type="paragraph" w:default="1" w:styleId="a">
     <w:name w:val="Normal"/>
     <w:qFormat/>
     <w:rsid w:val="00E3559A"/>
     <w:rPr>
-      <w:rFonts w:eastAsia="Times New Roman" w:ascii="Times New Roman" w:hAnsi="Times New Roman"/>
+      <w:rFonts w:eastAsia="Times New Roman"/>
       <w:color w:val="161F27"/>
       <w:sz w:val="18"/>
       <w:szCs w:val="24"/>
     </w:rPr>
   </w:style>
-  <w:style w:type="paragraph" w:styleId="Heading1">
+  <w:style w:type="paragraph" w:styleId="1">
     <w:name w:val="heading 1"/>
-    <w:basedOn w:val="Normal"/>
-    <w:next w:val="Normal"/>
+    <w:basedOn w:val="a"/>
+    <w:next w:val="a"/>
     <w:qFormat/>
     <w:pPr>
       <w:keepNext/>
@@ -4989,10 +3635,10 @@
       <w:bCs/>
     </w:rPr>
   </w:style>
-  <w:style w:type="paragraph" w:styleId="Heading2">
+  <w:style w:type="paragraph" w:styleId="2">
     <w:name w:val="heading 2"/>
-    <w:basedOn w:val="Normal"/>
-    <w:next w:val="Normal"/>
+    <w:basedOn w:val="a"/>
+    <w:next w:val="a"/>
     <w:qFormat/>
     <w:pPr>
       <w:keepNext/>
@@ -5004,11 +3650,11 @@
       <w:sz w:val="28"/>
     </w:rPr>
   </w:style>
-  <w:style w:type="paragraph" w:styleId="Heading3">
+  <w:style w:type="paragraph" w:styleId="3">
     <w:name w:val="heading 3"/>
-    <w:basedOn w:val="Normal"/>
-    <w:next w:val="Normal"/>
-    <w:link w:val="Heading3Char"/>
+    <w:basedOn w:val="a"/>
+    <w:next w:val="a"/>
+    <w:link w:val="30"/>
     <w:qFormat/>
     <w:pPr>
       <w:keepNext/>
@@ -5019,10 +3665,10 @@
       <w:sz w:val="36"/>
     </w:rPr>
   </w:style>
-  <w:style w:type="paragraph" w:styleId="Heading4">
+  <w:style w:type="paragraph" w:styleId="4">
     <w:name w:val="heading 4"/>
-    <w:basedOn w:val="Normal"/>
-    <w:next w:val="Normal"/>
+    <w:basedOn w:val="a"/>
+    <w:next w:val="a"/>
     <w:qFormat/>
     <w:pPr>
       <w:keepNext/>
@@ -5033,10 +3679,10 @@
       <w:sz w:val="32"/>
     </w:rPr>
   </w:style>
-  <w:style w:type="paragraph" w:styleId="Heading6">
+  <w:style w:type="paragraph" w:styleId="6">
     <w:name w:val="heading 6"/>
-    <w:basedOn w:val="Normal"/>
-    <w:next w:val="Normal"/>
+    <w:basedOn w:val="a"/>
+    <w:next w:val="a"/>
     <w:qFormat/>
     <w:pPr>
       <w:keepNext/>
@@ -5048,13 +3694,13 @@
       <w:sz w:val="28"/>
     </w:rPr>
   </w:style>
-  <w:style w:type="character" w:default="1" w:styleId="DefaultParagraphFont">
+  <w:style w:type="character" w:default="1" w:styleId="a0">
     <w:name w:val="Default Paragraph Font"/>
     <w:uiPriority w:val="1"/>
     <w:semiHidden/>
     <w:unhideWhenUsed/>
   </w:style>
-  <w:style w:type="table" w:default="1" w:styleId="TableNormal">
+  <w:style w:type="table" w:default="1" w:styleId="a1">
     <w:name w:val="Normal Table"/>
     <w:uiPriority w:val="99"/>
     <w:semiHidden/>
@@ -5069,13 +3715,13 @@
       </w:tblCellMar>
     </w:tblPr>
   </w:style>
-  <w:style w:type="numbering" w:default="1" w:styleId="NoList">
+  <w:style w:type="numbering" w:default="1" w:styleId="a2">
     <w:name w:val="No List"/>
     <w:uiPriority w:val="99"/>
     <w:semiHidden/>
     <w:unhideWhenUsed/>
   </w:style>
-  <w:style w:type="character" w:styleId="Hyperlink">
+  <w:style w:type="character" w:styleId="a3">
     <w:name w:val="Hyperlink"/>
     <w:uiPriority w:val="99"/>
     <w:rPr>
@@ -5083,23 +3729,23 @@
       <w:u w:val="single"/>
     </w:rPr>
   </w:style>
-  <w:style w:type="character" w:styleId="CommentReference">
+  <w:style w:type="character" w:styleId="a4">
     <w:name w:val="annotation reference"/>
     <w:rPr>
       <w:sz w:val="21"/>
       <w:szCs w:val="21"/>
     </w:rPr>
   </w:style>
-  <w:style w:type="character" w:styleId="FollowedHyperlink">
+  <w:style w:type="character" w:styleId="a5">
     <w:name w:val="FollowedHyperlink"/>
     <w:rPr>
       <w:color w:val="800080"/>
       <w:u w:val="single"/>
     </w:rPr>
   </w:style>
-  <w:style w:type="character" w:customStyle="1" w:styleId="HTMLPreformattedChar">
-    <w:name w:val="HTML Preformatted Char"/>
-    <w:link w:val="HTMLPreformatted"/>
+  <w:style w:type="character" w:customStyle="1" w:styleId="HTML">
+    <w:name w:val="HTML 预设格式 字符"/>
+    <w:link w:val="HTML0"/>
     <w:rPr>
       <w:rFonts w:ascii="宋体" w:hAnsi="宋体" w:cs="宋体"/>
       <w:sz w:val="24"/>
@@ -5109,37 +3755,37 @@
   <w:style w:type="character" w:customStyle="1" w:styleId="apple-converted-space">
     <w:name w:val="apple-converted-space"/>
   </w:style>
-  <w:style w:type="character" w:customStyle="1" w:styleId="Heading3Char">
-    <w:name w:val="Heading 3 Char"/>
-    <w:link w:val="Heading3"/>
+  <w:style w:type="character" w:customStyle="1" w:styleId="30">
+    <w:name w:val="标题 3 字符"/>
+    <w:link w:val="3"/>
     <w:rPr>
       <w:kern w:val="2"/>
       <w:sz w:val="36"/>
       <w:szCs w:val="24"/>
     </w:rPr>
   </w:style>
-  <w:style w:type="character" w:customStyle="1" w:styleId="PlainTextChar">
-    <w:name w:val="Plain Text Char"/>
-    <w:link w:val="PlainText"/>
+  <w:style w:type="character" w:customStyle="1" w:styleId="a6">
+    <w:name w:val="纯文本 字符"/>
+    <w:link w:val="a7"/>
     <w:rPr>
       <w:rFonts w:ascii="宋体" w:hAnsi="Courier New"/>
       <w:kern w:val="2"/>
       <w:sz w:val="21"/>
     </w:rPr>
   </w:style>
-  <w:style w:type="character" w:customStyle="1" w:styleId="HeaderChar">
-    <w:name w:val="Header Char"/>
-    <w:link w:val="Header"/>
+  <w:style w:type="character" w:customStyle="1" w:styleId="a8">
+    <w:name w:val="页眉 字符"/>
+    <w:link w:val="a9"/>
     <w:rPr>
       <w:kern w:val="2"/>
       <w:sz w:val="18"/>
       <w:szCs w:val="18"/>
     </w:rPr>
   </w:style>
-  <w:style w:type="paragraph" w:styleId="Header">
+  <w:style w:type="paragraph" w:styleId="a9">
     <w:name w:val="header"/>
-    <w:basedOn w:val="Normal"/>
-    <w:link w:val="HeaderChar"/>
+    <w:basedOn w:val="a"/>
+    <w:link w:val="a8"/>
     <w:pPr>
       <w:pBdr>
         <w:bottom w:val="single" w:sz="6" w:space="1" w:color="auto"/>
@@ -5153,13 +3799,12 @@
     </w:pPr>
     <w:rPr>
       <w:kern w:val="2"/>
-      <w:sz w:val="18"/>
       <w:szCs w:val="18"/>
     </w:rPr>
   </w:style>
-  <w:style w:type="paragraph" w:styleId="Title">
+  <w:style w:type="paragraph" w:styleId="aa">
     <w:name w:val="Title"/>
-    <w:basedOn w:val="Normal"/>
+    <w:basedOn w:val="a"/>
     <w:qFormat/>
     <w:pPr>
       <w:jc w:val="center"/>
@@ -5169,22 +3814,21 @@
       <w:bCs/>
     </w:rPr>
   </w:style>
-  <w:style w:type="paragraph" w:styleId="CommentText">
+  <w:style w:type="paragraph" w:styleId="ab">
     <w:name w:val="annotation text"/>
-    <w:basedOn w:val="Normal"/>
+    <w:basedOn w:val="a"/>
   </w:style>
-  <w:style w:type="paragraph" w:styleId="BalloonText">
+  <w:style w:type="paragraph" w:styleId="ac">
     <w:name w:val="Balloon Text"/>
-    <w:basedOn w:val="Normal"/>
+    <w:basedOn w:val="a"/>
     <w:rPr>
-      <w:sz w:val="18"/>
       <w:szCs w:val="18"/>
     </w:rPr>
   </w:style>
-  <w:style w:type="paragraph" w:styleId="HTMLPreformatted">
+  <w:style w:type="paragraph" w:styleId="HTML0">
     <w:name w:val="HTML Preformatted"/>
-    <w:basedOn w:val="Normal"/>
-    <w:link w:val="HTMLPreformattedChar"/>
+    <w:basedOn w:val="a"/>
+    <w:link w:val="HTML"/>
     <w:pPr>
       <w:tabs>
         <w:tab w:val="left" w:pos="916"/>
@@ -5209,9 +3853,9 @@
       <w:rFonts w:ascii="宋体" w:hAnsi="宋体" w:cs="宋体"/>
     </w:rPr>
   </w:style>
-  <w:style w:type="paragraph" w:styleId="Footer">
+  <w:style w:type="paragraph" w:styleId="ad">
     <w:name w:val="footer"/>
-    <w:basedOn w:val="Normal"/>
+    <w:basedOn w:val="a"/>
     <w:pPr>
       <w:tabs>
         <w:tab w:val="center" w:pos="4153"/>
@@ -5220,23 +3864,22 @@
       <w:snapToGrid w:val="0"/>
     </w:pPr>
     <w:rPr>
-      <w:sz w:val="18"/>
       <w:szCs w:val="18"/>
     </w:rPr>
   </w:style>
-  <w:style w:type="paragraph" w:styleId="CommentSubject">
+  <w:style w:type="paragraph" w:styleId="ae">
     <w:name w:val="annotation subject"/>
-    <w:basedOn w:val="CommentText"/>
-    <w:next w:val="CommentText"/>
+    <w:basedOn w:val="ab"/>
+    <w:next w:val="ab"/>
     <w:rPr>
       <w:b/>
       <w:bCs/>
     </w:rPr>
   </w:style>
-  <w:style w:type="paragraph" w:styleId="PlainText">
+  <w:style w:type="paragraph" w:styleId="a7">
     <w:name w:val="Plain Text"/>
-    <w:basedOn w:val="Normal"/>
-    <w:link w:val="PlainTextChar"/>
+    <w:basedOn w:val="a"/>
+    <w:link w:val="a6"/>
     <w:rPr>
       <w:rFonts w:ascii="宋体" w:hAnsi="Courier New"/>
       <w:kern w:val="2"/>
@@ -5262,11 +3905,11 @@
     <w:name w:val="auto-style8"/>
     <w:rsid w:val="00CF28F0"/>
   </w:style>
-  <w:style w:type="paragraph" w:styleId="Date">
+  <w:style w:type="paragraph" w:styleId="af">
     <w:name w:val="Date"/>
-    <w:basedOn w:val="Normal"/>
-    <w:next w:val="Normal"/>
-    <w:link w:val="DateChar"/>
+    <w:basedOn w:val="a"/>
+    <w:next w:val="a"/>
+    <w:link w:val="af0"/>
     <w:uiPriority w:val="99"/>
     <w:semiHidden/>
     <w:unhideWhenUsed/>
@@ -5275,9 +3918,9 @@
       <w:ind w:leftChars="2500" w:left="100"/>
     </w:pPr>
   </w:style>
-  <w:style w:type="character" w:customStyle="1" w:styleId="DateChar">
-    <w:name w:val="Date Char"/>
-    <w:link w:val="Date"/>
+  <w:style w:type="character" w:customStyle="1" w:styleId="af0">
+    <w:name w:val="日期 字符"/>
+    <w:link w:val="af"/>
     <w:uiPriority w:val="99"/>
     <w:semiHidden/>
     <w:rsid w:val="002F0C66"/>
@@ -5287,7 +3930,7 @@
       <w:szCs w:val="24"/>
     </w:rPr>
   </w:style>
-  <w:style w:type="character" w:styleId="Strong">
+  <w:style w:type="character" w:styleId="af1">
     <w:name w:val="Strong"/>
     <w:uiPriority w:val="22"/>
     <w:qFormat/>
@@ -5301,9 +3944,9 @@
     <w:name w:val="skip"/>
     <w:rsid w:val="003E4E52"/>
   </w:style>
-  <w:style w:type="paragraph" w:styleId="NormalWeb">
+  <w:style w:type="paragraph" w:styleId="af2">
     <w:name w:val="Normal (Web)"/>
-    <w:basedOn w:val="Normal"/>
+    <w:basedOn w:val="a"/>
     <w:uiPriority w:val="99"/>
     <w:semiHidden/>
     <w:unhideWhenUsed/>
@@ -5315,9 +3958,9 @@
       <w:rFonts w:ascii="宋体" w:eastAsia="宋体" w:hAnsi="宋体" w:cs="宋体"/>
     </w:rPr>
   </w:style>
-  <w:style w:type="character" w:styleId="UnresolvedMention">
+  <w:style w:type="character" w:styleId="af3">
     <w:name w:val="Unresolved Mention"/>
-    <w:basedOn w:val="DefaultParagraphFont"/>
+    <w:basedOn w:val="a0"/>
     <w:uiPriority w:val="99"/>
     <w:semiHidden/>
     <w:unhideWhenUsed/>
@@ -5327,9 +3970,9 @@
       <w:shd w:val="clear" w:color="auto" w:fill="E1DFDD"/>
     </w:rPr>
   </w:style>
-  <w:style w:type="paragraph" w:styleId="ListParagraph">
+  <w:style w:type="paragraph" w:styleId="af4">
     <w:name w:val="List Paragraph"/>
-    <w:basedOn w:val="Normal"/>
+    <w:basedOn w:val="a"/>
     <w:uiPriority w:val="34"/>
     <w:qFormat/>
     <w:rsid w:val="00E3559A"/>

--- a/Haisen_CV.docx
+++ b/Haisen_CV.docx
@@ -1,6 +1,6 @@
 
 <file path=word/document.xml><?xml version="1.0" encoding="utf-8"?>
-<w:document xmlns:wpc="http://schemas.microsoft.com/office/word/2010/wordprocessingCanvas" xmlns:cx="http://schemas.microsoft.com/office/drawing/2014/chartex" xmlns:cx1="http://schemas.microsoft.com/office/drawing/2015/9/8/chartex" xmlns:cx2="http://schemas.microsoft.com/office/drawing/2015/10/21/chartex" xmlns:cx3="http://schemas.microsoft.com/office/drawing/2016/5/9/chartex" xmlns:cx4="http://schemas.microsoft.com/office/drawing/2016/5/10/chartex" xmlns:cx5="http://schemas.microsoft.com/office/drawing/2016/5/11/chartex" xmlns:cx6="http://schemas.microsoft.com/office/drawing/2016/5/12/chartex" xmlns:cx7="http://schemas.microsoft.com/office/drawing/2016/5/13/chartex" xmlns:cx8="http://schemas.microsoft.com/office/drawing/2016/5/14/chartex" xmlns:mc="http://schemas.openxmlformats.org/markup-compatibility/2006" xmlns:aink="http://schemas.microsoft.com/office/drawing/2016/ink" xmlns:am3d="http://schemas.microsoft.com/office/drawing/2017/model3d" xmlns:o="urn:schemas-microsoft-com:office:office" xmlns:oel="http://schemas.microsoft.com/office/2019/extlst" xmlns:r="http://schemas.openxmlformats.org/officeDocument/2006/relationships" xmlns:m="http://schemas.openxmlformats.org/officeDocument/2006/math" xmlns:v="urn:schemas-microsoft-com:vml" xmlns:wp14="http://schemas.microsoft.com/office/word/2010/wordprocessingDrawing" xmlns:wp="http://schemas.openxmlformats.org/drawingml/2006/wordprocessingDrawing" xmlns:w10="urn:schemas-microsoft-com:office:word" xmlns:w="http://schemas.openxmlformats.org/wordprocessingml/2006/main" xmlns:w14="http://schemas.microsoft.com/office/word/2010/wordml" xmlns:w15="http://schemas.microsoft.com/office/word/2012/wordml" xmlns:w16cei="http://schemas.microsoft.com/office/word/2026/wordml/cei" xmlns:w16cex="http://schemas.microsoft.com/office/word/2018/wordml/cex" xmlns:w16cid="http://schemas.microsoft.com/office/word/2016/wordml/cid" xmlns:w16="http://schemas.microsoft.com/office/word/2018/wordml" xmlns:w16du="http://schemas.microsoft.com/office/word/2023/wordml/word16du" xmlns:w16sdtdh="http://schemas.microsoft.com/office/word/2020/wordml/sdtdatahash" xmlns:w16sdtfl="http://schemas.microsoft.com/office/word/2024/wordml/sdtformatlock" xmlns:w16se="http://schemas.microsoft.com/office/word/2015/wordml/symex" xmlns:wpg="http://schemas.microsoft.com/office/word/2010/wordprocessingGroup" xmlns:wpi="http://schemas.microsoft.com/office/word/2010/wordprocessingInk" xmlns:wne="http://schemas.microsoft.com/office/word/2006/wordml" xmlns:wps="http://schemas.microsoft.com/office/word/2010/wordprocessingShape" mc:Ignorable="w14 w15 w16se w16cid w16 w16cex w16sdtdh w16sdtfl w16du wp14">
+<w:document xmlns:wpc="http://schemas.microsoft.com/office/word/2010/wordprocessingCanvas" xmlns:cx="http://schemas.microsoft.com/office/drawing/2014/chartex" xmlns:cx1="http://schemas.microsoft.com/office/drawing/2015/9/8/chartex" xmlns:cx2="http://schemas.microsoft.com/office/drawing/2015/10/21/chartex" xmlns:cx3="http://schemas.microsoft.com/office/drawing/2016/5/9/chartex" xmlns:cx4="http://schemas.microsoft.com/office/drawing/2016/5/10/chartex" xmlns:cx5="http://schemas.microsoft.com/office/drawing/2016/5/11/chartex" xmlns:cx6="http://schemas.microsoft.com/office/drawing/2016/5/12/chartex" xmlns:cx7="http://schemas.microsoft.com/office/drawing/2016/5/13/chartex" xmlns:cx8="http://schemas.microsoft.com/office/drawing/2016/5/14/chartex" xmlns:mc="http://schemas.openxmlformats.org/markup-compatibility/2006" xmlns:aink="http://schemas.microsoft.com/office/drawing/2016/ink" xmlns:am3d="http://schemas.microsoft.com/office/drawing/2017/model3d" xmlns:o="urn:schemas-microsoft-com:office:office" xmlns:oel="http://schemas.microsoft.com/office/2019/extlst" xmlns:r="http://schemas.openxmlformats.org/officeDocument/2006/relationships" xmlns:m="http://schemas.openxmlformats.org/officeDocument/2006/math" xmlns:v="urn:schemas-microsoft-com:vml" xmlns:wp14="http://schemas.microsoft.com/office/word/2010/wordprocessingDrawing" xmlns:wp="http://schemas.openxmlformats.org/drawingml/2006/wordprocessingDrawing" xmlns:w10="urn:schemas-microsoft-com:office:word" xmlns:w="http://schemas.openxmlformats.org/wordprocessingml/2006/main" xmlns:w14="http://schemas.microsoft.com/office/word/2010/wordml" xmlns:w15="http://schemas.microsoft.com/office/word/2012/wordml" xmlns:w16cex="http://schemas.microsoft.com/office/word/2018/wordml/cex" xmlns:w16cid="http://schemas.microsoft.com/office/word/2016/wordml/cid" xmlns:w16="http://schemas.microsoft.com/office/word/2018/wordml" xmlns:w16du="http://schemas.microsoft.com/office/word/2023/wordml/word16du" xmlns:w16sdtdh="http://schemas.microsoft.com/office/word/2020/wordml/sdtdatahash" xmlns:w16sdtfl="http://schemas.microsoft.com/office/word/2024/wordml/sdtformatlock" xmlns:w16se="http://schemas.microsoft.com/office/word/2015/wordml/symex" xmlns:wpg="http://schemas.microsoft.com/office/word/2010/wordprocessingGroup" xmlns:wpi="http://schemas.microsoft.com/office/word/2010/wordprocessingInk" xmlns:wne="http://schemas.microsoft.com/office/word/2006/wordml" xmlns:wps="http://schemas.microsoft.com/office/word/2010/wordprocessingShape" mc:Ignorable="w14 w15 w16se w16cid w16 w16cex w16sdtdh w16sdtfl w16du wp14">
   <w:body>
     <w:p>
       <w:pPr>
@@ -146,7 +146,7 @@
               </wp:anchor>
             </w:drawing>
           </mc:Choice>
-          <mc:Fallback>
+          <mc:Fallback xmlns:w16cei="http://schemas.microsoft.com/office/word/2026/wordml/cei">
             <w:pict>
               <v:rect w14:anchorId="71FC0E01" id="Rectangle 10" o:spid="_x0000_s1026" style="position:absolute;margin-left:-7.45pt;margin-top:-32pt;width:431.2pt;height:28.8pt;z-index:251654656;visibility:visible;mso-wrap-style:square;mso-width-percent:0;mso-height-percent:0;mso-wrap-distance-left:9pt;mso-wrap-distance-top:0;mso-wrap-distance-right:9pt;mso-wrap-distance-bottom:0;mso-position-horizontal:absolute;mso-position-horizontal-relative:text;mso-position-vertical:absolute;mso-position-vertical-relative:text;mso-width-percent:0;mso-height-percent:0;mso-width-relative:page;mso-height-relative:page;v-text-anchor:top" o:gfxdata="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" stroked="f" strokecolor="#739cc3" strokeweight="1.25pt">
                 <v:path arrowok="t"/>
@@ -371,7 +371,7 @@
               </wp:inline>
             </w:drawing>
           </mc:Choice>
-          <mc:Fallback>
+          <mc:Fallback xmlns:w16cei="http://schemas.microsoft.com/office/word/2026/wordml/cei">
             <w:pict>
               <v:shapetype w14:anchorId="44B15AE2" id="_x0000_t109" coordsize="21600,21600" o:spt="109" path="m,l,21600r21600,l21600,xe">
                 <v:stroke joinstyle="miter"/>
@@ -1306,7 +1306,7 @@
       <w:pPr>
         <w:pStyle w:val="2"/>
         <w:spacing w:before="80" w:after="20"/>
-        <w:ind w:firstLine="541"/>
+        <w:ind w:firstLineChars="0" w:firstLine="0"/>
       </w:pPr>
       <w:r>
         <w:rPr>
@@ -1400,7 +1400,7 @@
       <w:pPr>
         <w:pStyle w:val="2"/>
         <w:spacing w:before="80" w:after="20"/>
-        <w:ind w:firstLine="541"/>
+        <w:ind w:firstLineChars="0" w:firstLine="0"/>
       </w:pPr>
       <w:r>
         <w:rPr>
@@ -1494,7 +1494,7 @@
       <w:pPr>
         <w:pStyle w:val="2"/>
         <w:spacing w:before="80" w:after="20"/>
-        <w:ind w:firstLine="541"/>
+        <w:ind w:firstLineChars="0" w:firstLine="0"/>
       </w:pPr>
       <w:r>
         <w:rPr>
@@ -1583,7 +1583,7 @@
       <w:pPr>
         <w:pStyle w:val="2"/>
         <w:spacing w:before="80" w:after="20"/>
-        <w:ind w:firstLine="541"/>
+        <w:ind w:firstLineChars="0" w:firstLine="0"/>
       </w:pPr>
       <w:r>
         <w:rPr>
@@ -1749,7 +1749,7 @@
       <w:pPr>
         <w:pStyle w:val="2"/>
         <w:spacing w:before="80" w:after="20"/>
-        <w:ind w:firstLine="541"/>
+        <w:ind w:firstLineChars="0" w:firstLine="0"/>
       </w:pPr>
       <w:r>
         <w:rPr>
@@ -1804,7 +1804,7 @@
       <w:pPr>
         <w:pStyle w:val="2"/>
         <w:spacing w:before="80" w:after="20"/>
-        <w:ind w:firstLine="541"/>
+        <w:ind w:firstLineChars="0" w:firstLine="0"/>
       </w:pPr>
       <w:r>
         <w:rPr>
@@ -1898,7 +1898,7 @@
       <w:pPr>
         <w:pStyle w:val="2"/>
         <w:spacing w:before="80" w:after="20"/>
-        <w:ind w:firstLine="541"/>
+        <w:ind w:firstLineChars="0" w:firstLine="0"/>
       </w:pPr>
       <w:r>
         <w:rPr>
@@ -1947,7 +1947,7 @@
       <w:pPr>
         <w:pStyle w:val="2"/>
         <w:spacing w:before="80" w:after="20"/>
-        <w:ind w:firstLine="541"/>
+        <w:ind w:firstLineChars="0" w:firstLine="0"/>
       </w:pPr>
       <w:r>
         <w:rPr>
@@ -2029,7 +2029,7 @@
       <w:pPr>
         <w:pStyle w:val="2"/>
         <w:spacing w:before="80" w:after="20"/>
-        <w:ind w:firstLine="541"/>
+        <w:ind w:firstLineChars="0" w:firstLine="0"/>
       </w:pPr>
       <w:r>
         <w:rPr>
@@ -2078,7 +2078,7 @@
       <w:pPr>
         <w:pStyle w:val="2"/>
         <w:spacing w:before="80" w:after="20"/>
-        <w:ind w:firstLine="541"/>
+        <w:ind w:firstLineChars="0" w:firstLine="0"/>
       </w:pPr>
       <w:r>
         <w:rPr>
@@ -2134,7 +2134,7 @@
       <w:pPr>
         <w:pStyle w:val="2"/>
         <w:spacing w:before="80" w:after="20"/>
-        <w:ind w:firstLine="541"/>
+        <w:ind w:firstLineChars="0" w:firstLine="0"/>
       </w:pPr>
       <w:r>
         <w:rPr>
@@ -2874,7 +2874,7 @@
 </file>
 
 <file path=word/endnotes.xml><?xml version="1.0" encoding="utf-8"?>
-<w:endnotes xmlns:wpc="http://schemas.microsoft.com/office/word/2010/wordprocessingCanvas" xmlns:cx="http://schemas.microsoft.com/office/drawing/2014/chartex" xmlns:cx1="http://schemas.microsoft.com/office/drawing/2015/9/8/chartex" xmlns:cx2="http://schemas.microsoft.com/office/drawing/2015/10/21/chartex" xmlns:cx3="http://schemas.microsoft.com/office/drawing/2016/5/9/chartex" xmlns:cx4="http://schemas.microsoft.com/office/drawing/2016/5/10/chartex" xmlns:cx5="http://schemas.microsoft.com/office/drawing/2016/5/11/chartex" xmlns:cx6="http://schemas.microsoft.com/office/drawing/2016/5/12/chartex" xmlns:cx7="http://schemas.microsoft.com/office/drawing/2016/5/13/chartex" xmlns:cx8="http://schemas.microsoft.com/office/drawing/2016/5/14/chartex" xmlns:mc="http://schemas.openxmlformats.org/markup-compatibility/2006" xmlns:aink="http://schemas.microsoft.com/office/drawing/2016/ink" xmlns:am3d="http://schemas.microsoft.com/office/drawing/2017/model3d" xmlns:o="urn:schemas-microsoft-com:office:office" xmlns:oel="http://schemas.microsoft.com/office/2019/extlst" xmlns:r="http://schemas.openxmlformats.org/officeDocument/2006/relationships" xmlns:m="http://schemas.openxmlformats.org/officeDocument/2006/math" xmlns:v="urn:schemas-microsoft-com:vml" xmlns:wp14="http://schemas.microsoft.com/office/word/2010/wordprocessingDrawing" xmlns:wp="http://schemas.openxmlformats.org/drawingml/2006/wordprocessingDrawing" xmlns:w10="urn:schemas-microsoft-com:office:word" xmlns:w="http://schemas.openxmlformats.org/wordprocessingml/2006/main" xmlns:w14="http://schemas.microsoft.com/office/word/2010/wordml" xmlns:w15="http://schemas.microsoft.com/office/word/2012/wordml" xmlns:w16cei="http://schemas.microsoft.com/office/word/2026/wordml/cei" xmlns:w16cex="http://schemas.microsoft.com/office/word/2018/wordml/cex" xmlns:w16cid="http://schemas.microsoft.com/office/word/2016/wordml/cid" xmlns:w16="http://schemas.microsoft.com/office/word/2018/wordml" xmlns:w16du="http://schemas.microsoft.com/office/word/2023/wordml/word16du" xmlns:w16sdtdh="http://schemas.microsoft.com/office/word/2020/wordml/sdtdatahash" xmlns:w16sdtfl="http://schemas.microsoft.com/office/word/2024/wordml/sdtformatlock" xmlns:w16se="http://schemas.microsoft.com/office/word/2015/wordml/symex" xmlns:wpg="http://schemas.microsoft.com/office/word/2010/wordprocessingGroup" xmlns:wpi="http://schemas.microsoft.com/office/word/2010/wordprocessingInk" xmlns:wne="http://schemas.microsoft.com/office/word/2006/wordml" xmlns:wps="http://schemas.microsoft.com/office/word/2010/wordprocessingShape" mc:Ignorable="w14 w15 w16se w16cid w16 w16cex w16sdtdh w16sdtfl w16du wp14">
+<w:endnotes xmlns:wpc="http://schemas.microsoft.com/office/word/2010/wordprocessingCanvas" xmlns:cx="http://schemas.microsoft.com/office/drawing/2014/chartex" xmlns:cx1="http://schemas.microsoft.com/office/drawing/2015/9/8/chartex" xmlns:cx2="http://schemas.microsoft.com/office/drawing/2015/10/21/chartex" xmlns:cx3="http://schemas.microsoft.com/office/drawing/2016/5/9/chartex" xmlns:cx4="http://schemas.microsoft.com/office/drawing/2016/5/10/chartex" xmlns:cx5="http://schemas.microsoft.com/office/drawing/2016/5/11/chartex" xmlns:cx6="http://schemas.microsoft.com/office/drawing/2016/5/12/chartex" xmlns:cx7="http://schemas.microsoft.com/office/drawing/2016/5/13/chartex" xmlns:cx8="http://schemas.microsoft.com/office/drawing/2016/5/14/chartex" xmlns:mc="http://schemas.openxmlformats.org/markup-compatibility/2006" xmlns:aink="http://schemas.microsoft.com/office/drawing/2016/ink" xmlns:am3d="http://schemas.microsoft.com/office/drawing/2017/model3d" xmlns:o="urn:schemas-microsoft-com:office:office" xmlns:oel="http://schemas.microsoft.com/office/2019/extlst" xmlns:r="http://schemas.openxmlformats.org/officeDocument/2006/relationships" xmlns:m="http://schemas.openxmlformats.org/officeDocument/2006/math" xmlns:v="urn:schemas-microsoft-com:vml" xmlns:wp14="http://schemas.microsoft.com/office/word/2010/wordprocessingDrawing" xmlns:wp="http://schemas.openxmlformats.org/drawingml/2006/wordprocessingDrawing" xmlns:w10="urn:schemas-microsoft-com:office:word" xmlns:w="http://schemas.openxmlformats.org/wordprocessingml/2006/main" xmlns:w14="http://schemas.microsoft.com/office/word/2010/wordml" xmlns:w15="http://schemas.microsoft.com/office/word/2012/wordml" xmlns:w16cex="http://schemas.microsoft.com/office/word/2018/wordml/cex" xmlns:w16cid="http://schemas.microsoft.com/office/word/2016/wordml/cid" xmlns:w16="http://schemas.microsoft.com/office/word/2018/wordml" xmlns:w16du="http://schemas.microsoft.com/office/word/2023/wordml/word16du" xmlns:w16sdtdh="http://schemas.microsoft.com/office/word/2020/wordml/sdtdatahash" xmlns:w16sdtfl="http://schemas.microsoft.com/office/word/2024/wordml/sdtformatlock" xmlns:w16se="http://schemas.microsoft.com/office/word/2015/wordml/symex" xmlns:wpg="http://schemas.microsoft.com/office/word/2010/wordprocessingGroup" xmlns:wpi="http://schemas.microsoft.com/office/word/2010/wordprocessingInk" xmlns:wne="http://schemas.microsoft.com/office/word/2006/wordml" xmlns:wps="http://schemas.microsoft.com/office/word/2010/wordprocessingShape" mc:Ignorable="w14 w15 w16se w16cid w16 w16cex w16sdtdh w16sdtfl w16du wp14">
   <w:endnote w:type="separator" w:id="-1">
     <w:p>
       <w:r>
@@ -2893,7 +2893,7 @@
 </file>
 
 <file path=word/footer1.xml><?xml version="1.0" encoding="utf-8"?>
-<w:ftr xmlns:wpc="http://schemas.microsoft.com/office/word/2010/wordprocessingCanvas" xmlns:cx="http://schemas.microsoft.com/office/drawing/2014/chartex" xmlns:cx1="http://schemas.microsoft.com/office/drawing/2015/9/8/chartex" xmlns:cx2="http://schemas.microsoft.com/office/drawing/2015/10/21/chartex" xmlns:cx3="http://schemas.microsoft.com/office/drawing/2016/5/9/chartex" xmlns:cx4="http://schemas.microsoft.com/office/drawing/2016/5/10/chartex" xmlns:cx5="http://schemas.microsoft.com/office/drawing/2016/5/11/chartex" xmlns:cx6="http://schemas.microsoft.com/office/drawing/2016/5/12/chartex" xmlns:cx7="http://schemas.microsoft.com/office/drawing/2016/5/13/chartex" xmlns:cx8="http://schemas.microsoft.com/office/drawing/2016/5/14/chartex" xmlns:mc="http://schemas.openxmlformats.org/markup-compatibility/2006" xmlns:aink="http://schemas.microsoft.com/office/drawing/2016/ink" xmlns:am3d="http://schemas.microsoft.com/office/drawing/2017/model3d" xmlns:o="urn:schemas-microsoft-com:office:office" xmlns:oel="http://schemas.microsoft.com/office/2019/extlst" xmlns:r="http://schemas.openxmlformats.org/officeDocument/2006/relationships" xmlns:m="http://schemas.openxmlformats.org/officeDocument/2006/math" xmlns:v="urn:schemas-microsoft-com:vml" xmlns:wp14="http://schemas.microsoft.com/office/word/2010/wordprocessingDrawing" xmlns:wp="http://schemas.openxmlformats.org/drawingml/2006/wordprocessingDrawing" xmlns:w10="urn:schemas-microsoft-com:office:word" xmlns:w="http://schemas.openxmlformats.org/wordprocessingml/2006/main" xmlns:w14="http://schemas.microsoft.com/office/word/2010/wordml" xmlns:w15="http://schemas.microsoft.com/office/word/2012/wordml" xmlns:w16cei="http://schemas.microsoft.com/office/word/2026/wordml/cei" xmlns:w16cex="http://schemas.microsoft.com/office/word/2018/wordml/cex" xmlns:w16cid="http://schemas.microsoft.com/office/word/2016/wordml/cid" xmlns:w16="http://schemas.microsoft.com/office/word/2018/wordml" xmlns:w16du="http://schemas.microsoft.com/office/word/2023/wordml/word16du" xmlns:w16sdtdh="http://schemas.microsoft.com/office/word/2020/wordml/sdtdatahash" xmlns:w16sdtfl="http://schemas.microsoft.com/office/word/2024/wordml/sdtformatlock" xmlns:w16se="http://schemas.microsoft.com/office/word/2015/wordml/symex" xmlns:wpg="http://schemas.microsoft.com/office/word/2010/wordprocessingGroup" xmlns:wpi="http://schemas.microsoft.com/office/word/2010/wordprocessingInk" xmlns:wne="http://schemas.microsoft.com/office/word/2006/wordml" xmlns:wps="http://schemas.microsoft.com/office/word/2010/wordprocessingShape" mc:Ignorable="w14 w15 w16se w16cid w16 w16cex w16sdtdh w16sdtfl w16du wp14">
+<w:ftr xmlns:wpc="http://schemas.microsoft.com/office/word/2010/wordprocessingCanvas" xmlns:cx="http://schemas.microsoft.com/office/drawing/2014/chartex" xmlns:cx1="http://schemas.microsoft.com/office/drawing/2015/9/8/chartex" xmlns:cx2="http://schemas.microsoft.com/office/drawing/2015/10/21/chartex" xmlns:cx3="http://schemas.microsoft.com/office/drawing/2016/5/9/chartex" xmlns:cx4="http://schemas.microsoft.com/office/drawing/2016/5/10/chartex" xmlns:cx5="http://schemas.microsoft.com/office/drawing/2016/5/11/chartex" xmlns:cx6="http://schemas.microsoft.com/office/drawing/2016/5/12/chartex" xmlns:cx7="http://schemas.microsoft.com/office/drawing/2016/5/13/chartex" xmlns:cx8="http://schemas.microsoft.com/office/drawing/2016/5/14/chartex" xmlns:mc="http://schemas.openxmlformats.org/markup-compatibility/2006" xmlns:aink="http://schemas.microsoft.com/office/drawing/2016/ink" xmlns:am3d="http://schemas.microsoft.com/office/drawing/2017/model3d" xmlns:o="urn:schemas-microsoft-com:office:office" xmlns:oel="http://schemas.microsoft.com/office/2019/extlst" xmlns:r="http://schemas.openxmlformats.org/officeDocument/2006/relationships" xmlns:m="http://schemas.openxmlformats.org/officeDocument/2006/math" xmlns:v="urn:schemas-microsoft-com:vml" xmlns:wp14="http://schemas.microsoft.com/office/word/2010/wordprocessingDrawing" xmlns:wp="http://schemas.openxmlformats.org/drawingml/2006/wordprocessingDrawing" xmlns:w10="urn:schemas-microsoft-com:office:word" xmlns:w="http://schemas.openxmlformats.org/wordprocessingml/2006/main" xmlns:w14="http://schemas.microsoft.com/office/word/2010/wordml" xmlns:w15="http://schemas.microsoft.com/office/word/2012/wordml" xmlns:w16cex="http://schemas.microsoft.com/office/word/2018/wordml/cex" xmlns:w16cid="http://schemas.microsoft.com/office/word/2016/wordml/cid" xmlns:w16="http://schemas.microsoft.com/office/word/2018/wordml" xmlns:w16du="http://schemas.microsoft.com/office/word/2023/wordml/word16du" xmlns:w16sdtdh="http://schemas.microsoft.com/office/word/2020/wordml/sdtdatahash" xmlns:w16sdtfl="http://schemas.microsoft.com/office/word/2024/wordml/sdtformatlock" xmlns:w16se="http://schemas.microsoft.com/office/word/2015/wordml/symex" xmlns:wpg="http://schemas.microsoft.com/office/word/2010/wordprocessingGroup" xmlns:wpi="http://schemas.microsoft.com/office/word/2010/wordprocessingInk" xmlns:wne="http://schemas.microsoft.com/office/word/2006/wordml" xmlns:wps="http://schemas.microsoft.com/office/word/2010/wordprocessingShape" mc:Ignorable="w14 w15 w16se w16cid w16 w16cex w16sdtdh w16sdtfl w16du wp14">
   <w:p>
     <w:pPr>
       <w:pStyle w:val="ad"/>
@@ -2951,7 +2951,7 @@
 </file>
 
 <file path=word/footnotes.xml><?xml version="1.0" encoding="utf-8"?>
-<w:footnotes xmlns:wpc="http://schemas.microsoft.com/office/word/2010/wordprocessingCanvas" xmlns:cx="http://schemas.microsoft.com/office/drawing/2014/chartex" xmlns:cx1="http://schemas.microsoft.com/office/drawing/2015/9/8/chartex" xmlns:cx2="http://schemas.microsoft.com/office/drawing/2015/10/21/chartex" xmlns:cx3="http://schemas.microsoft.com/office/drawing/2016/5/9/chartex" xmlns:cx4="http://schemas.microsoft.com/office/drawing/2016/5/10/chartex" xmlns:cx5="http://schemas.microsoft.com/office/drawing/2016/5/11/chartex" xmlns:cx6="http://schemas.microsoft.com/office/drawing/2016/5/12/chartex" xmlns:cx7="http://schemas.microsoft.com/office/drawing/2016/5/13/chartex" xmlns:cx8="http://schemas.microsoft.com/office/drawing/2016/5/14/chartex" xmlns:mc="http://schemas.openxmlformats.org/markup-compatibility/2006" xmlns:aink="http://schemas.microsoft.com/office/drawing/2016/ink" xmlns:am3d="http://schemas.microsoft.com/office/drawing/2017/model3d" xmlns:o="urn:schemas-microsoft-com:office:office" xmlns:oel="http://schemas.microsoft.com/office/2019/extlst" xmlns:r="http://schemas.openxmlformats.org/officeDocument/2006/relationships" xmlns:m="http://schemas.openxmlformats.org/officeDocument/2006/math" xmlns:v="urn:schemas-microsoft-com:vml" xmlns:wp14="http://schemas.microsoft.com/office/word/2010/wordprocessingDrawing" xmlns:wp="http://schemas.openxmlformats.org/drawingml/2006/wordprocessingDrawing" xmlns:w10="urn:schemas-microsoft-com:office:word" xmlns:w="http://schemas.openxmlformats.org/wordprocessingml/2006/main" xmlns:w14="http://schemas.microsoft.com/office/word/2010/wordml" xmlns:w15="http://schemas.microsoft.com/office/word/2012/wordml" xmlns:w16cei="http://schemas.microsoft.com/office/word/2026/wordml/cei" xmlns:w16cex="http://schemas.microsoft.com/office/word/2018/wordml/cex" xmlns:w16cid="http://schemas.microsoft.com/office/word/2016/wordml/cid" xmlns:w16="http://schemas.microsoft.com/office/word/2018/wordml" xmlns:w16du="http://schemas.microsoft.com/office/word/2023/wordml/word16du" xmlns:w16sdtdh="http://schemas.microsoft.com/office/word/2020/wordml/sdtdatahash" xmlns:w16sdtfl="http://schemas.microsoft.com/office/word/2024/wordml/sdtformatlock" xmlns:w16se="http://schemas.microsoft.com/office/word/2015/wordml/symex" xmlns:wpg="http://schemas.microsoft.com/office/word/2010/wordprocessingGroup" xmlns:wpi="http://schemas.microsoft.com/office/word/2010/wordprocessingInk" xmlns:wne="http://schemas.microsoft.com/office/word/2006/wordml" xmlns:wps="http://schemas.microsoft.com/office/word/2010/wordprocessingShape" mc:Ignorable="w14 w15 w16se w16cid w16 w16cex w16sdtdh w16sdtfl w16du wp14">
+<w:footnotes xmlns:wpc="http://schemas.microsoft.com/office/word/2010/wordprocessingCanvas" xmlns:cx="http://schemas.microsoft.com/office/drawing/2014/chartex" xmlns:cx1="http://schemas.microsoft.com/office/drawing/2015/9/8/chartex" xmlns:cx2="http://schemas.microsoft.com/office/drawing/2015/10/21/chartex" xmlns:cx3="http://schemas.microsoft.com/office/drawing/2016/5/9/chartex" xmlns:cx4="http://schemas.microsoft.com/office/drawing/2016/5/10/chartex" xmlns:cx5="http://schemas.microsoft.com/office/drawing/2016/5/11/chartex" xmlns:cx6="http://schemas.microsoft.com/office/drawing/2016/5/12/chartex" xmlns:cx7="http://schemas.microsoft.com/office/drawing/2016/5/13/chartex" xmlns:cx8="http://schemas.microsoft.com/office/drawing/2016/5/14/chartex" xmlns:mc="http://schemas.openxmlformats.org/markup-compatibility/2006" xmlns:aink="http://schemas.microsoft.com/office/drawing/2016/ink" xmlns:am3d="http://schemas.microsoft.com/office/drawing/2017/model3d" xmlns:o="urn:schemas-microsoft-com:office:office" xmlns:oel="http://schemas.microsoft.com/office/2019/extlst" xmlns:r="http://schemas.openxmlformats.org/officeDocument/2006/relationships" xmlns:m="http://schemas.openxmlformats.org/officeDocument/2006/math" xmlns:v="urn:schemas-microsoft-com:vml" xmlns:wp14="http://schemas.microsoft.com/office/word/2010/wordprocessingDrawing" xmlns:wp="http://schemas.openxmlformats.org/drawingml/2006/wordprocessingDrawing" xmlns:w10="urn:schemas-microsoft-com:office:word" xmlns:w="http://schemas.openxmlformats.org/wordprocessingml/2006/main" xmlns:w14="http://schemas.microsoft.com/office/word/2010/wordml" xmlns:w15="http://schemas.microsoft.com/office/word/2012/wordml" xmlns:w16cex="http://schemas.microsoft.com/office/word/2018/wordml/cex" xmlns:w16cid="http://schemas.microsoft.com/office/word/2016/wordml/cid" xmlns:w16="http://schemas.microsoft.com/office/word/2018/wordml" xmlns:w16du="http://schemas.microsoft.com/office/word/2023/wordml/word16du" xmlns:w16sdtdh="http://schemas.microsoft.com/office/word/2020/wordml/sdtdatahash" xmlns:w16sdtfl="http://schemas.microsoft.com/office/word/2024/wordml/sdtformatlock" xmlns:w16se="http://schemas.microsoft.com/office/word/2015/wordml/symex" xmlns:wpg="http://schemas.microsoft.com/office/word/2010/wordprocessingGroup" xmlns:wpi="http://schemas.microsoft.com/office/word/2010/wordprocessingInk" xmlns:wne="http://schemas.microsoft.com/office/word/2006/wordml" xmlns:wps="http://schemas.microsoft.com/office/word/2010/wordprocessingShape" mc:Ignorable="w14 w15 w16se w16cid w16 w16cex w16sdtdh w16sdtfl w16du wp14">
   <w:footnote w:type="separator" w:id="-1">
     <w:p>
       <w:r>
@@ -2970,7 +2970,7 @@
 </file>
 
 <file path=word/header1.xml><?xml version="1.0" encoding="utf-8"?>
-<w:hdr xmlns:wpc="http://schemas.microsoft.com/office/word/2010/wordprocessingCanvas" xmlns:cx="http://schemas.microsoft.com/office/drawing/2014/chartex" xmlns:cx1="http://schemas.microsoft.com/office/drawing/2015/9/8/chartex" xmlns:cx2="http://schemas.microsoft.com/office/drawing/2015/10/21/chartex" xmlns:cx3="http://schemas.microsoft.com/office/drawing/2016/5/9/chartex" xmlns:cx4="http://schemas.microsoft.com/office/drawing/2016/5/10/chartex" xmlns:cx5="http://schemas.microsoft.com/office/drawing/2016/5/11/chartex" xmlns:cx6="http://schemas.microsoft.com/office/drawing/2016/5/12/chartex" xmlns:cx7="http://schemas.microsoft.com/office/drawing/2016/5/13/chartex" xmlns:cx8="http://schemas.microsoft.com/office/drawing/2016/5/14/chartex" xmlns:mc="http://schemas.openxmlformats.org/markup-compatibility/2006" xmlns:aink="http://schemas.microsoft.com/office/drawing/2016/ink" xmlns:am3d="http://schemas.microsoft.com/office/drawing/2017/model3d" xmlns:o="urn:schemas-microsoft-com:office:office" xmlns:oel="http://schemas.microsoft.com/office/2019/extlst" xmlns:r="http://schemas.openxmlformats.org/officeDocument/2006/relationships" xmlns:m="http://schemas.openxmlformats.org/officeDocument/2006/math" xmlns:v="urn:schemas-microsoft-com:vml" xmlns:wp14="http://schemas.microsoft.com/office/word/2010/wordprocessingDrawing" xmlns:wp="http://schemas.openxmlformats.org/drawingml/2006/wordprocessingDrawing" xmlns:w10="urn:schemas-microsoft-com:office:word" xmlns:w="http://schemas.openxmlformats.org/wordprocessingml/2006/main" xmlns:w14="http://schemas.microsoft.com/office/word/2010/wordml" xmlns:w15="http://schemas.microsoft.com/office/word/2012/wordml" xmlns:w16cei="http://schemas.microsoft.com/office/word/2026/wordml/cei" xmlns:w16cex="http://schemas.microsoft.com/office/word/2018/wordml/cex" xmlns:w16cid="http://schemas.microsoft.com/office/word/2016/wordml/cid" xmlns:w16="http://schemas.microsoft.com/office/word/2018/wordml" xmlns:w16du="http://schemas.microsoft.com/office/word/2023/wordml/word16du" xmlns:w16sdtdh="http://schemas.microsoft.com/office/word/2020/wordml/sdtdatahash" xmlns:w16sdtfl="http://schemas.microsoft.com/office/word/2024/wordml/sdtformatlock" xmlns:w16se="http://schemas.microsoft.com/office/word/2015/wordml/symex" xmlns:wpg="http://schemas.microsoft.com/office/word/2010/wordprocessingGroup" xmlns:wpi="http://schemas.microsoft.com/office/word/2010/wordprocessingInk" xmlns:wne="http://schemas.microsoft.com/office/word/2006/wordml" xmlns:wps="http://schemas.microsoft.com/office/word/2010/wordprocessingShape" mc:Ignorable="w14 w15 w16se w16cid w16 w16cex w16sdtdh w16sdtfl w16du wp14">
+<w:hdr xmlns:wpc="http://schemas.microsoft.com/office/word/2010/wordprocessingCanvas" xmlns:cx="http://schemas.microsoft.com/office/drawing/2014/chartex" xmlns:cx1="http://schemas.microsoft.com/office/drawing/2015/9/8/chartex" xmlns:cx2="http://schemas.microsoft.com/office/drawing/2015/10/21/chartex" xmlns:cx3="http://schemas.microsoft.com/office/drawing/2016/5/9/chartex" xmlns:cx4="http://schemas.microsoft.com/office/drawing/2016/5/10/chartex" xmlns:cx5="http://schemas.microsoft.com/office/drawing/2016/5/11/chartex" xmlns:cx6="http://schemas.microsoft.com/office/drawing/2016/5/12/chartex" xmlns:cx7="http://schemas.microsoft.com/office/drawing/2016/5/13/chartex" xmlns:cx8="http://schemas.microsoft.com/office/drawing/2016/5/14/chartex" xmlns:mc="http://schemas.openxmlformats.org/markup-compatibility/2006" xmlns:aink="http://schemas.microsoft.com/office/drawing/2016/ink" xmlns:am3d="http://schemas.microsoft.com/office/drawing/2017/model3d" xmlns:o="urn:schemas-microsoft-com:office:office" xmlns:oel="http://schemas.microsoft.com/office/2019/extlst" xmlns:r="http://schemas.openxmlformats.org/officeDocument/2006/relationships" xmlns:m="http://schemas.openxmlformats.org/officeDocument/2006/math" xmlns:v="urn:schemas-microsoft-com:vml" xmlns:wp14="http://schemas.microsoft.com/office/word/2010/wordprocessingDrawing" xmlns:wp="http://schemas.openxmlformats.org/drawingml/2006/wordprocessingDrawing" xmlns:w10="urn:schemas-microsoft-com:office:word" xmlns:w="http://schemas.openxmlformats.org/wordprocessingml/2006/main" xmlns:w14="http://schemas.microsoft.com/office/word/2010/wordml" xmlns:w15="http://schemas.microsoft.com/office/word/2012/wordml" xmlns:w16cex="http://schemas.microsoft.com/office/word/2018/wordml/cex" xmlns:w16cid="http://schemas.microsoft.com/office/word/2016/wordml/cid" xmlns:w16="http://schemas.microsoft.com/office/word/2018/wordml" xmlns:w16du="http://schemas.microsoft.com/office/word/2023/wordml/word16du" xmlns:w16sdtdh="http://schemas.microsoft.com/office/word/2020/wordml/sdtdatahash" xmlns:w16sdtfl="http://schemas.microsoft.com/office/word/2024/wordml/sdtformatlock" xmlns:w16se="http://schemas.microsoft.com/office/word/2015/wordml/symex" xmlns:wpg="http://schemas.microsoft.com/office/word/2010/wordprocessingGroup" xmlns:wpi="http://schemas.microsoft.com/office/word/2010/wordprocessingInk" xmlns:wne="http://schemas.microsoft.com/office/word/2006/wordml" xmlns:wps="http://schemas.microsoft.com/office/word/2010/wordprocessingShape" mc:Ignorable="w14 w15 w16se w16cid w16 w16cex w16sdtdh w16sdtfl w16du wp14">
   <w:p>
     <w:pPr>
       <w:pStyle w:val="a9"/>
@@ -2984,7 +2984,7 @@
 </file>
 
 <file path=word/numbering.xml><?xml version="1.0" encoding="utf-8"?>
-<w:numbering xmlns:wpc="http://schemas.microsoft.com/office/word/2010/wordprocessingCanvas" xmlns:cx="http://schemas.microsoft.com/office/drawing/2014/chartex" xmlns:cx1="http://schemas.microsoft.com/office/drawing/2015/9/8/chartex" xmlns:cx2="http://schemas.microsoft.com/office/drawing/2015/10/21/chartex" xmlns:cx3="http://schemas.microsoft.com/office/drawing/2016/5/9/chartex" xmlns:cx4="http://schemas.microsoft.com/office/drawing/2016/5/10/chartex" xmlns:cx5="http://schemas.microsoft.com/office/drawing/2016/5/11/chartex" xmlns:cx6="http://schemas.microsoft.com/office/drawing/2016/5/12/chartex" xmlns:cx7="http://schemas.microsoft.com/office/drawing/2016/5/13/chartex" xmlns:cx8="http://schemas.microsoft.com/office/drawing/2016/5/14/chartex" xmlns:mc="http://schemas.openxmlformats.org/markup-compatibility/2006" xmlns:aink="http://schemas.microsoft.com/office/drawing/2016/ink" xmlns:am3d="http://schemas.microsoft.com/office/drawing/2017/model3d" xmlns:o="urn:schemas-microsoft-com:office:office" xmlns:oel="http://schemas.microsoft.com/office/2019/extlst" xmlns:r="http://schemas.openxmlformats.org/officeDocument/2006/relationships" xmlns:m="http://schemas.openxmlformats.org/officeDocument/2006/math" xmlns:v="urn:schemas-microsoft-com:vml" xmlns:wp14="http://schemas.microsoft.com/office/word/2010/wordprocessingDrawing" xmlns:wp="http://schemas.openxmlformats.org/drawingml/2006/wordprocessingDrawing" xmlns:w10="urn:schemas-microsoft-com:office:word" xmlns:w="http://schemas.openxmlformats.org/wordprocessingml/2006/main" xmlns:w14="http://schemas.microsoft.com/office/word/2010/wordml" xmlns:w15="http://schemas.microsoft.com/office/word/2012/wordml" xmlns:w16cei="http://schemas.microsoft.com/office/word/2026/wordml/cei" xmlns:w16cex="http://schemas.microsoft.com/office/word/2018/wordml/cex" xmlns:w16cid="http://schemas.microsoft.com/office/word/2016/wordml/cid" xmlns:w16="http://schemas.microsoft.com/office/word/2018/wordml" xmlns:w16du="http://schemas.microsoft.com/office/word/2023/wordml/word16du" xmlns:w16sdtdh="http://schemas.microsoft.com/office/word/2020/wordml/sdtdatahash" xmlns:w16sdtfl="http://schemas.microsoft.com/office/word/2024/wordml/sdtformatlock" xmlns:w16se="http://schemas.microsoft.com/office/word/2015/wordml/symex" xmlns:wpg="http://schemas.microsoft.com/office/word/2010/wordprocessingGroup" xmlns:wpi="http://schemas.microsoft.com/office/word/2010/wordprocessingInk" xmlns:wne="http://schemas.microsoft.com/office/word/2006/wordml" xmlns:wps="http://schemas.microsoft.com/office/word/2010/wordprocessingShape" mc:Ignorable="w14 w15 w16se w16cid w16 w16cex w16sdtdh w16sdtfl w16du wp14">
+<w:numbering xmlns:wpc="http://schemas.microsoft.com/office/word/2010/wordprocessingCanvas" xmlns:cx="http://schemas.microsoft.com/office/drawing/2014/chartex" xmlns:cx1="http://schemas.microsoft.com/office/drawing/2015/9/8/chartex" xmlns:cx2="http://schemas.microsoft.com/office/drawing/2015/10/21/chartex" xmlns:cx3="http://schemas.microsoft.com/office/drawing/2016/5/9/chartex" xmlns:cx4="http://schemas.microsoft.com/office/drawing/2016/5/10/chartex" xmlns:cx5="http://schemas.microsoft.com/office/drawing/2016/5/11/chartex" xmlns:cx6="http://schemas.microsoft.com/office/drawing/2016/5/12/chartex" xmlns:cx7="http://schemas.microsoft.com/office/drawing/2016/5/13/chartex" xmlns:cx8="http://schemas.microsoft.com/office/drawing/2016/5/14/chartex" xmlns:mc="http://schemas.openxmlformats.org/markup-compatibility/2006" xmlns:aink="http://schemas.microsoft.com/office/drawing/2016/ink" xmlns:am3d="http://schemas.microsoft.com/office/drawing/2017/model3d" xmlns:o="urn:schemas-microsoft-com:office:office" xmlns:oel="http://schemas.microsoft.com/office/2019/extlst" xmlns:r="http://schemas.openxmlformats.org/officeDocument/2006/relationships" xmlns:m="http://schemas.openxmlformats.org/officeDocument/2006/math" xmlns:v="urn:schemas-microsoft-com:vml" xmlns:wp14="http://schemas.microsoft.com/office/word/2010/wordprocessingDrawing" xmlns:wp="http://schemas.openxmlformats.org/drawingml/2006/wordprocessingDrawing" xmlns:w10="urn:schemas-microsoft-com:office:word" xmlns:w="http://schemas.openxmlformats.org/wordprocessingml/2006/main" xmlns:w14="http://schemas.microsoft.com/office/word/2010/wordml" xmlns:w15="http://schemas.microsoft.com/office/word/2012/wordml" xmlns:w16cex="http://schemas.microsoft.com/office/word/2018/wordml/cex" xmlns:w16cid="http://schemas.microsoft.com/office/word/2016/wordml/cid" xmlns:w16="http://schemas.microsoft.com/office/word/2018/wordml" xmlns:w16du="http://schemas.microsoft.com/office/word/2023/wordml/word16du" xmlns:w16sdtdh="http://schemas.microsoft.com/office/word/2020/wordml/sdtdatahash" xmlns:w16sdtfl="http://schemas.microsoft.com/office/word/2024/wordml/sdtformatlock" xmlns:w16se="http://schemas.microsoft.com/office/word/2015/wordml/symex" xmlns:wpg="http://schemas.microsoft.com/office/word/2010/wordprocessingGroup" xmlns:wpi="http://schemas.microsoft.com/office/word/2010/wordprocessingInk" xmlns:wne="http://schemas.microsoft.com/office/word/2006/wordml" xmlns:wps="http://schemas.microsoft.com/office/word/2010/wordprocessingShape" mc:Ignorable="w14 w15 w16se w16cid w16 w16cex w16sdtdh w16sdtfl w16du wp14">
   <w:abstractNum w:abstractNumId="0" w15:restartNumberingAfterBreak="0">
     <w:nsid w:val="28575380"/>
     <w:multiLevelType w:val="hybridMultilevel"/>
